--- a/MF0964_3 Desarrollo de elementos software para gestión de/JAVA/PROGRAMACION SERVICIOS Y PROCESOS/SPRING BOOT/EJERCICIOS/Ejercicio 2 hibernate y spring boot.docx
+++ b/MF0964_3 Desarrollo de elementos software para gestión de/JAVA/PROGRAMACION SERVICIOS Y PROCESOS/SPRING BOOT/EJERCICIOS/Ejercicio 2 hibernate y spring boot.docx
@@ -105,15 +105,7 @@
         <w:jc w:val="both"/>
       </w:pPr>
       <w:r>
-        <w:t xml:space="preserve">Para crear una aplicación Spring </w:t>
-      </w:r>
-      <w:proofErr w:type="spellStart"/>
-      <w:r>
-        <w:t>Boot</w:t>
-      </w:r>
-      <w:proofErr w:type="spellEnd"/>
-      <w:r>
-        <w:t xml:space="preserve"> que se conecte a una base de datos MySQL con una tabla alumnos en una base de datos llamada cursos, puedes seguir los siguientes pasos. Este ejemplo incluye la configuración de MySQL, la creación de la entidad Alumno, y las operaciones CRUD básicas.</w:t>
+        <w:t>Para crear una aplicación Spring Boot que se conecte a una base de datos MySQL con una tabla alumnos en una base de datos llamada cursos, puedes seguir los siguientes pasos. Este ejemplo incluye la configuración de MySQL, la creación de la entidad Alumno, y las operaciones CRUD básicas.</w:t>
       </w:r>
       <w:r>
         <w:t xml:space="preserve"> La persistencia JPA que in</w:t>
@@ -290,17 +282,8 @@
           <w:b/>
           <w:bCs/>
         </w:rPr>
-        <w:t xml:space="preserve">Spring </w:t>
-      </w:r>
-      <w:proofErr w:type="spellStart"/>
-      <w:r>
-        <w:rPr>
-          <w:b/>
-          <w:bCs/>
-        </w:rPr>
-        <w:t>Boot</w:t>
-      </w:r>
-      <w:proofErr w:type="spellEnd"/>
+        <w:t>Spring Boot</w:t>
+      </w:r>
       <w:r>
         <w:t>: La última versión estable</w:t>
       </w:r>
@@ -341,13 +324,8 @@
         </w:numPr>
         <w:spacing w:after="0"/>
       </w:pPr>
-      <w:proofErr w:type="spellStart"/>
-      <w:r>
-        <w:t>Group</w:t>
-      </w:r>
-      <w:proofErr w:type="spellEnd"/>
-      <w:r>
-        <w:t xml:space="preserve">: </w:t>
+      <w:r>
+        <w:t xml:space="preserve">Group: </w:t>
       </w:r>
       <w:proofErr w:type="spellStart"/>
       <w:proofErr w:type="gramStart"/>
@@ -762,14 +740,45 @@
         <w:t>-class-name=</w:t>
       </w:r>
       <w:proofErr w:type="spellStart"/>
-      <w:r>
-        <w:rPr>
-          <w:rFonts w:ascii="Consolas" w:hAnsi="Consolas"/>
-          <w:sz w:val="22"/>
-          <w:szCs w:val="22"/>
-          <w:lang w:val="en-GB"/>
-        </w:rPr>
-        <w:t>com.mysql.cj.jdbc.Driver</w:t>
+      <w:proofErr w:type="gramStart"/>
+      <w:r>
+        <w:rPr>
+          <w:rFonts w:ascii="Consolas" w:hAnsi="Consolas"/>
+          <w:sz w:val="22"/>
+          <w:szCs w:val="22"/>
+          <w:lang w:val="en-GB"/>
+        </w:rPr>
+        <w:t>com.mysql</w:t>
+      </w:r>
+      <w:proofErr w:type="gramEnd"/>
+      <w:r>
+        <w:rPr>
+          <w:rFonts w:ascii="Consolas" w:hAnsi="Consolas"/>
+          <w:sz w:val="22"/>
+          <w:szCs w:val="22"/>
+          <w:lang w:val="en-GB"/>
+        </w:rPr>
+        <w:t>.</w:t>
+      </w:r>
+      <w:proofErr w:type="gramStart"/>
+      <w:r>
+        <w:rPr>
+          <w:rFonts w:ascii="Consolas" w:hAnsi="Consolas"/>
+          <w:sz w:val="22"/>
+          <w:szCs w:val="22"/>
+          <w:lang w:val="en-GB"/>
+        </w:rPr>
+        <w:t>cj.jdbc</w:t>
+      </w:r>
+      <w:proofErr w:type="gramEnd"/>
+      <w:r>
+        <w:rPr>
+          <w:rFonts w:ascii="Consolas" w:hAnsi="Consolas"/>
+          <w:sz w:val="22"/>
+          <w:szCs w:val="22"/>
+          <w:lang w:val="en-GB"/>
+        </w:rPr>
+        <w:t>.Driver</w:t>
       </w:r>
       <w:proofErr w:type="spellEnd"/>
     </w:p>
@@ -835,7 +844,67 @@
           <w:szCs w:val="22"/>
           <w:lang w:val="en-GB"/>
         </w:rPr>
-        <w:t>.hibernate.dialect=org.hibernate.dialect.MySQL8Dialect</w:t>
+        <w:t>.</w:t>
+      </w:r>
+      <w:proofErr w:type="gramStart"/>
+      <w:r>
+        <w:rPr>
+          <w:rFonts w:ascii="Consolas" w:hAnsi="Consolas"/>
+          <w:sz w:val="22"/>
+          <w:szCs w:val="22"/>
+          <w:lang w:val="en-GB"/>
+        </w:rPr>
+        <w:t>hibernate.dialect</w:t>
+      </w:r>
+      <w:proofErr w:type="gramEnd"/>
+      <w:r>
+        <w:rPr>
+          <w:rFonts w:ascii="Consolas" w:hAnsi="Consolas"/>
+          <w:sz w:val="22"/>
+          <w:szCs w:val="22"/>
+          <w:lang w:val="en-GB"/>
+        </w:rPr>
+        <w:t>=</w:t>
+      </w:r>
+      <w:proofErr w:type="gramStart"/>
+      <w:r>
+        <w:rPr>
+          <w:rFonts w:ascii="Consolas" w:hAnsi="Consolas"/>
+          <w:sz w:val="22"/>
+          <w:szCs w:val="22"/>
+          <w:lang w:val="en-GB"/>
+        </w:rPr>
+        <w:t>org.hibernate</w:t>
+      </w:r>
+      <w:proofErr w:type="gramEnd"/>
+      <w:r>
+        <w:rPr>
+          <w:rFonts w:ascii="Consolas" w:hAnsi="Consolas"/>
+          <w:sz w:val="22"/>
+          <w:szCs w:val="22"/>
+          <w:lang w:val="en-GB"/>
+        </w:rPr>
+        <w:t>.</w:t>
+      </w:r>
+      <w:proofErr w:type="gramStart"/>
+      <w:r>
+        <w:rPr>
+          <w:rFonts w:ascii="Consolas" w:hAnsi="Consolas"/>
+          <w:sz w:val="22"/>
+          <w:szCs w:val="22"/>
+          <w:lang w:val="en-GB"/>
+        </w:rPr>
+        <w:t>dialect.MySQL</w:t>
+      </w:r>
+      <w:proofErr w:type="gramEnd"/>
+      <w:r>
+        <w:rPr>
+          <w:rFonts w:ascii="Consolas" w:hAnsi="Consolas"/>
+          <w:sz w:val="22"/>
+          <w:szCs w:val="22"/>
+          <w:lang w:val="en-GB"/>
+        </w:rPr>
+        <w:t>8Dialect</w:t>
       </w:r>
     </w:p>
     <w:p>
@@ -1031,7 +1100,17 @@
           <w:szCs w:val="22"/>
           <w:lang w:val="en-GB"/>
         </w:rPr>
-        <w:t>.model</w:t>
+        <w:t>.</w:t>
+      </w:r>
+      <w:proofErr w:type="gramStart"/>
+      <w:r>
+        <w:rPr>
+          <w:rFonts w:ascii="Consolas" w:hAnsi="Consolas"/>
+          <w:sz w:val="22"/>
+          <w:szCs w:val="22"/>
+          <w:lang w:val="en-GB"/>
+        </w:rPr>
+        <w:t>model</w:t>
       </w:r>
       <w:proofErr w:type="spellEnd"/>
       <w:r>
@@ -1043,6 +1122,7 @@
         </w:rPr>
         <w:t>;</w:t>
       </w:r>
+      <w:proofErr w:type="gramEnd"/>
     </w:p>
     <w:p>
       <w:pPr>
@@ -1095,7 +1175,17 @@
           <w:szCs w:val="22"/>
           <w:lang w:val="en-GB"/>
         </w:rPr>
-        <w:t>.Entity</w:t>
+        <w:t>.</w:t>
+      </w:r>
+      <w:proofErr w:type="gramStart"/>
+      <w:r>
+        <w:rPr>
+          <w:rFonts w:ascii="Consolas" w:hAnsi="Consolas"/>
+          <w:sz w:val="22"/>
+          <w:szCs w:val="22"/>
+          <w:lang w:val="en-GB"/>
+        </w:rPr>
+        <w:t>Entity</w:t>
       </w:r>
       <w:proofErr w:type="spellEnd"/>
       <w:r>
@@ -1107,6 +1197,7 @@
         </w:rPr>
         <w:t>;</w:t>
       </w:r>
+      <w:proofErr w:type="gramEnd"/>
     </w:p>
     <w:p>
       <w:pPr>
@@ -1147,7 +1238,17 @@
           <w:szCs w:val="22"/>
           <w:lang w:val="en-GB"/>
         </w:rPr>
-        <w:t>.GeneratedValue</w:t>
+        <w:t>.</w:t>
+      </w:r>
+      <w:proofErr w:type="gramStart"/>
+      <w:r>
+        <w:rPr>
+          <w:rFonts w:ascii="Consolas" w:hAnsi="Consolas"/>
+          <w:sz w:val="22"/>
+          <w:szCs w:val="22"/>
+          <w:lang w:val="en-GB"/>
+        </w:rPr>
+        <w:t>GeneratedValue</w:t>
       </w:r>
       <w:proofErr w:type="spellEnd"/>
       <w:r>
@@ -1159,6 +1260,7 @@
         </w:rPr>
         <w:t>;</w:t>
       </w:r>
+      <w:proofErr w:type="gramEnd"/>
     </w:p>
     <w:p>
       <w:pPr>
@@ -1199,7 +1301,17 @@
           <w:szCs w:val="22"/>
           <w:lang w:val="en-GB"/>
         </w:rPr>
-        <w:t>.GenerationType</w:t>
+        <w:t>.</w:t>
+      </w:r>
+      <w:proofErr w:type="gramStart"/>
+      <w:r>
+        <w:rPr>
+          <w:rFonts w:ascii="Consolas" w:hAnsi="Consolas"/>
+          <w:sz w:val="22"/>
+          <w:szCs w:val="22"/>
+          <w:lang w:val="en-GB"/>
+        </w:rPr>
+        <w:t>GenerationType</w:t>
       </w:r>
       <w:proofErr w:type="spellEnd"/>
       <w:r>
@@ -1211,6 +1323,7 @@
         </w:rPr>
         <w:t>;</w:t>
       </w:r>
+      <w:proofErr w:type="gramEnd"/>
     </w:p>
     <w:p>
       <w:pPr>
@@ -1251,7 +1364,17 @@
           <w:szCs w:val="22"/>
           <w:lang w:val="en-GB"/>
         </w:rPr>
-        <w:t>.Id</w:t>
+        <w:t>.</w:t>
+      </w:r>
+      <w:proofErr w:type="gramStart"/>
+      <w:r>
+        <w:rPr>
+          <w:rFonts w:ascii="Consolas" w:hAnsi="Consolas"/>
+          <w:sz w:val="22"/>
+          <w:szCs w:val="22"/>
+          <w:lang w:val="en-GB"/>
+        </w:rPr>
+        <w:t>Id</w:t>
       </w:r>
       <w:proofErr w:type="spellEnd"/>
       <w:r>
@@ -1263,6 +1386,7 @@
         </w:rPr>
         <w:t>;</w:t>
       </w:r>
+      <w:proofErr w:type="gramEnd"/>
     </w:p>
     <w:p>
       <w:pPr>
@@ -2259,6 +2383,138 @@
           <w:sz w:val="22"/>
           <w:szCs w:val="22"/>
         </w:rPr>
+        <w:t xml:space="preserve"> String </w:t>
+      </w:r>
+      <w:proofErr w:type="spellStart"/>
+      <w:proofErr w:type="gramStart"/>
+      <w:r>
+        <w:rPr>
+          <w:rFonts w:ascii="Consolas" w:hAnsi="Consolas"/>
+          <w:sz w:val="22"/>
+          <w:szCs w:val="22"/>
+        </w:rPr>
+        <w:t>getApellidos</w:t>
+      </w:r>
+      <w:proofErr w:type="spellEnd"/>
+      <w:r>
+        <w:rPr>
+          <w:rFonts w:ascii="Consolas" w:hAnsi="Consolas"/>
+          <w:sz w:val="22"/>
+          <w:szCs w:val="22"/>
+        </w:rPr>
+        <w:t>(</w:t>
+      </w:r>
+      <w:proofErr w:type="gramEnd"/>
+      <w:r>
+        <w:rPr>
+          <w:rFonts w:ascii="Consolas" w:hAnsi="Consolas"/>
+          <w:sz w:val="22"/>
+          <w:szCs w:val="22"/>
+        </w:rPr>
+        <w:t>) {</w:t>
+      </w:r>
+    </w:p>
+    <w:p>
+      <w:pPr>
+        <w:shd w:val="clear" w:color="auto" w:fill="D9F2D0" w:themeFill="accent6" w:themeFillTint="33"/>
+        <w:spacing w:after="0"/>
+        <w:rPr>
+          <w:rFonts w:ascii="Consolas" w:hAnsi="Consolas"/>
+          <w:sz w:val="22"/>
+          <w:szCs w:val="22"/>
+        </w:rPr>
+      </w:pPr>
+      <w:r>
+        <w:rPr>
+          <w:rFonts w:ascii="Consolas" w:hAnsi="Consolas"/>
+          <w:sz w:val="22"/>
+          <w:szCs w:val="22"/>
+        </w:rPr>
+        <w:t xml:space="preserve">        </w:t>
+      </w:r>
+      <w:proofErr w:type="spellStart"/>
+      <w:r>
+        <w:rPr>
+          <w:rFonts w:ascii="Consolas" w:hAnsi="Consolas"/>
+          <w:sz w:val="22"/>
+          <w:szCs w:val="22"/>
+        </w:rPr>
+        <w:t>return</w:t>
+      </w:r>
+      <w:proofErr w:type="spellEnd"/>
+      <w:r>
+        <w:rPr>
+          <w:rFonts w:ascii="Consolas" w:hAnsi="Consolas"/>
+          <w:sz w:val="22"/>
+          <w:szCs w:val="22"/>
+        </w:rPr>
+        <w:t xml:space="preserve"> apellidos;</w:t>
+      </w:r>
+    </w:p>
+    <w:p>
+      <w:pPr>
+        <w:shd w:val="clear" w:color="auto" w:fill="D9F2D0" w:themeFill="accent6" w:themeFillTint="33"/>
+        <w:spacing w:after="0"/>
+        <w:rPr>
+          <w:rFonts w:ascii="Consolas" w:hAnsi="Consolas"/>
+          <w:sz w:val="22"/>
+          <w:szCs w:val="22"/>
+        </w:rPr>
+      </w:pPr>
+      <w:r>
+        <w:rPr>
+          <w:rFonts w:ascii="Consolas" w:hAnsi="Consolas"/>
+          <w:sz w:val="22"/>
+          <w:szCs w:val="22"/>
+        </w:rPr>
+        <w:t xml:space="preserve">    }</w:t>
+      </w:r>
+    </w:p>
+    <w:p>
+      <w:pPr>
+        <w:shd w:val="clear" w:color="auto" w:fill="D9F2D0" w:themeFill="accent6" w:themeFillTint="33"/>
+        <w:spacing w:after="0"/>
+        <w:rPr>
+          <w:rFonts w:ascii="Consolas" w:hAnsi="Consolas"/>
+          <w:sz w:val="22"/>
+          <w:szCs w:val="22"/>
+        </w:rPr>
+      </w:pPr>
+    </w:p>
+    <w:p>
+      <w:pPr>
+        <w:shd w:val="clear" w:color="auto" w:fill="D9F2D0" w:themeFill="accent6" w:themeFillTint="33"/>
+        <w:spacing w:after="0"/>
+        <w:rPr>
+          <w:rFonts w:ascii="Consolas" w:hAnsi="Consolas"/>
+          <w:sz w:val="22"/>
+          <w:szCs w:val="22"/>
+        </w:rPr>
+      </w:pPr>
+      <w:r>
+        <w:rPr>
+          <w:rFonts w:ascii="Consolas" w:hAnsi="Consolas"/>
+          <w:sz w:val="22"/>
+          <w:szCs w:val="22"/>
+        </w:rPr>
+        <w:t xml:space="preserve">    </w:t>
+      </w:r>
+      <w:proofErr w:type="spellStart"/>
+      <w:r>
+        <w:rPr>
+          <w:rFonts w:ascii="Consolas" w:hAnsi="Consolas"/>
+          <w:sz w:val="22"/>
+          <w:szCs w:val="22"/>
+        </w:rPr>
+        <w:t>public</w:t>
+      </w:r>
+      <w:proofErr w:type="spellEnd"/>
+      <w:r>
+        <w:rPr>
+          <w:rFonts w:ascii="Consolas" w:hAnsi="Consolas"/>
+          <w:sz w:val="22"/>
+          <w:szCs w:val="22"/>
+        </w:rPr>
         <w:t xml:space="preserve"> </w:t>
       </w:r>
       <w:proofErr w:type="spellStart"/>
@@ -2268,7 +2524,7 @@
           <w:sz w:val="22"/>
           <w:szCs w:val="22"/>
         </w:rPr>
-        <w:t>String</w:t>
+        <w:t>void</w:t>
       </w:r>
       <w:proofErr w:type="spellEnd"/>
       <w:r>
@@ -2287,7 +2543,7 @@
           <w:sz w:val="22"/>
           <w:szCs w:val="22"/>
         </w:rPr>
-        <w:t>getApellidos</w:t>
+        <w:t>setApellidos</w:t>
       </w:r>
       <w:proofErr w:type="spellEnd"/>
       <w:r>
@@ -2305,6 +2561,135 @@
           <w:sz w:val="22"/>
           <w:szCs w:val="22"/>
         </w:rPr>
+        <w:t>String apellidos) {</w:t>
+      </w:r>
+    </w:p>
+    <w:p>
+      <w:pPr>
+        <w:shd w:val="clear" w:color="auto" w:fill="D9F2D0" w:themeFill="accent6" w:themeFillTint="33"/>
+        <w:spacing w:after="0"/>
+        <w:rPr>
+          <w:rFonts w:ascii="Consolas" w:hAnsi="Consolas"/>
+          <w:sz w:val="22"/>
+          <w:szCs w:val="22"/>
+        </w:rPr>
+      </w:pPr>
+      <w:r>
+        <w:rPr>
+          <w:rFonts w:ascii="Consolas" w:hAnsi="Consolas"/>
+          <w:sz w:val="22"/>
+          <w:szCs w:val="22"/>
+        </w:rPr>
+        <w:t xml:space="preserve">        </w:t>
+      </w:r>
+      <w:proofErr w:type="spellStart"/>
+      <w:proofErr w:type="gramStart"/>
+      <w:r>
+        <w:rPr>
+          <w:rFonts w:ascii="Consolas" w:hAnsi="Consolas"/>
+          <w:sz w:val="22"/>
+          <w:szCs w:val="22"/>
+        </w:rPr>
+        <w:t>this.apellidos</w:t>
+      </w:r>
+      <w:proofErr w:type="spellEnd"/>
+      <w:proofErr w:type="gramEnd"/>
+      <w:r>
+        <w:rPr>
+          <w:rFonts w:ascii="Consolas" w:hAnsi="Consolas"/>
+          <w:sz w:val="22"/>
+          <w:szCs w:val="22"/>
+        </w:rPr>
+        <w:t xml:space="preserve"> = apellidos;</w:t>
+      </w:r>
+    </w:p>
+    <w:p>
+      <w:pPr>
+        <w:shd w:val="clear" w:color="auto" w:fill="D9F2D0" w:themeFill="accent6" w:themeFillTint="33"/>
+        <w:spacing w:after="0"/>
+        <w:rPr>
+          <w:rFonts w:ascii="Consolas" w:hAnsi="Consolas"/>
+          <w:sz w:val="22"/>
+          <w:szCs w:val="22"/>
+        </w:rPr>
+      </w:pPr>
+      <w:r>
+        <w:rPr>
+          <w:rFonts w:ascii="Consolas" w:hAnsi="Consolas"/>
+          <w:sz w:val="22"/>
+          <w:szCs w:val="22"/>
+        </w:rPr>
+        <w:t xml:space="preserve">    }</w:t>
+      </w:r>
+    </w:p>
+    <w:p>
+      <w:pPr>
+        <w:shd w:val="clear" w:color="auto" w:fill="D9F2D0" w:themeFill="accent6" w:themeFillTint="33"/>
+        <w:spacing w:after="0"/>
+        <w:rPr>
+          <w:rFonts w:ascii="Consolas" w:hAnsi="Consolas"/>
+          <w:sz w:val="22"/>
+          <w:szCs w:val="22"/>
+        </w:rPr>
+      </w:pPr>
+    </w:p>
+    <w:p>
+      <w:pPr>
+        <w:shd w:val="clear" w:color="auto" w:fill="D9F2D0" w:themeFill="accent6" w:themeFillTint="33"/>
+        <w:spacing w:after="0"/>
+        <w:rPr>
+          <w:rFonts w:ascii="Consolas" w:hAnsi="Consolas"/>
+          <w:sz w:val="22"/>
+          <w:szCs w:val="22"/>
+          <w:lang w:val="en-GB"/>
+        </w:rPr>
+      </w:pPr>
+      <w:r>
+        <w:rPr>
+          <w:rFonts w:ascii="Consolas" w:hAnsi="Consolas"/>
+          <w:sz w:val="22"/>
+          <w:szCs w:val="22"/>
+        </w:rPr>
+        <w:t xml:space="preserve">    </w:t>
+      </w:r>
+      <w:r>
+        <w:rPr>
+          <w:rFonts w:ascii="Consolas" w:hAnsi="Consolas"/>
+          <w:sz w:val="22"/>
+          <w:szCs w:val="22"/>
+          <w:lang w:val="en-GB"/>
+        </w:rPr>
+        <w:t xml:space="preserve">public String </w:t>
+      </w:r>
+      <w:proofErr w:type="spellStart"/>
+      <w:proofErr w:type="gramStart"/>
+      <w:r>
+        <w:rPr>
+          <w:rFonts w:ascii="Consolas" w:hAnsi="Consolas"/>
+          <w:sz w:val="22"/>
+          <w:szCs w:val="22"/>
+          <w:lang w:val="en-GB"/>
+        </w:rPr>
+        <w:t>getDireccion</w:t>
+      </w:r>
+      <w:proofErr w:type="spellEnd"/>
+      <w:r>
+        <w:rPr>
+          <w:rFonts w:ascii="Consolas" w:hAnsi="Consolas"/>
+          <w:sz w:val="22"/>
+          <w:szCs w:val="22"/>
+          <w:lang w:val="en-GB"/>
+        </w:rPr>
+        <w:t>(</w:t>
+      </w:r>
+      <w:proofErr w:type="gramEnd"/>
+      <w:r>
+        <w:rPr>
+          <w:rFonts w:ascii="Consolas" w:hAnsi="Consolas"/>
+          <w:sz w:val="22"/>
+          <w:szCs w:val="22"/>
+          <w:lang w:val="en-GB"/>
+        </w:rPr>
         <w:t>) {</w:t>
       </w:r>
     </w:p>
@@ -2316,34 +2701,49 @@
           <w:rFonts w:ascii="Consolas" w:hAnsi="Consolas"/>
           <w:sz w:val="22"/>
           <w:szCs w:val="22"/>
-        </w:rPr>
-      </w:pPr>
-      <w:r>
-        <w:rPr>
-          <w:rFonts w:ascii="Consolas" w:hAnsi="Consolas"/>
-          <w:sz w:val="22"/>
-          <w:szCs w:val="22"/>
+          <w:lang w:val="en-GB"/>
+        </w:rPr>
+      </w:pPr>
+      <w:r>
+        <w:rPr>
+          <w:rFonts w:ascii="Consolas" w:hAnsi="Consolas"/>
+          <w:sz w:val="22"/>
+          <w:szCs w:val="22"/>
+          <w:lang w:val="en-GB"/>
         </w:rPr>
         <w:t xml:space="preserve">        </w:t>
       </w:r>
-      <w:proofErr w:type="spellStart"/>
-      <w:r>
-        <w:rPr>
-          <w:rFonts w:ascii="Consolas" w:hAnsi="Consolas"/>
-          <w:sz w:val="22"/>
-          <w:szCs w:val="22"/>
-        </w:rPr>
-        <w:t>return</w:t>
-      </w:r>
-      <w:proofErr w:type="spellEnd"/>
-      <w:r>
-        <w:rPr>
-          <w:rFonts w:ascii="Consolas" w:hAnsi="Consolas"/>
-          <w:sz w:val="22"/>
-          <w:szCs w:val="22"/>
-        </w:rPr>
-        <w:t xml:space="preserve"> apellidos;</w:t>
-      </w:r>
+      <w:r>
+        <w:rPr>
+          <w:rFonts w:ascii="Consolas" w:hAnsi="Consolas"/>
+          <w:sz w:val="22"/>
+          <w:szCs w:val="22"/>
+          <w:lang w:val="en-GB"/>
+        </w:rPr>
+        <w:t xml:space="preserve">return </w:t>
+      </w:r>
+      <w:proofErr w:type="spellStart"/>
+      <w:proofErr w:type="gramStart"/>
+      <w:r>
+        <w:rPr>
+          <w:rFonts w:ascii="Consolas" w:hAnsi="Consolas"/>
+          <w:sz w:val="22"/>
+          <w:szCs w:val="22"/>
+          <w:lang w:val="en-GB"/>
+        </w:rPr>
+        <w:t>direccion</w:t>
+      </w:r>
+      <w:proofErr w:type="spellEnd"/>
+      <w:r>
+        <w:rPr>
+          <w:rFonts w:ascii="Consolas" w:hAnsi="Consolas"/>
+          <w:sz w:val="22"/>
+          <w:szCs w:val="22"/>
+          <w:lang w:val="en-GB"/>
+        </w:rPr>
+        <w:t>;</w:t>
+      </w:r>
+      <w:proofErr w:type="gramEnd"/>
     </w:p>
     <w:p>
       <w:pPr>
@@ -2353,13 +2753,203 @@
           <w:rFonts w:ascii="Consolas" w:hAnsi="Consolas"/>
           <w:sz w:val="22"/>
           <w:szCs w:val="22"/>
-        </w:rPr>
-      </w:pPr>
-      <w:r>
-        <w:rPr>
-          <w:rFonts w:ascii="Consolas" w:hAnsi="Consolas"/>
-          <w:sz w:val="22"/>
-          <w:szCs w:val="22"/>
+          <w:lang w:val="en-GB"/>
+        </w:rPr>
+      </w:pPr>
+      <w:r>
+        <w:rPr>
+          <w:rFonts w:ascii="Consolas" w:hAnsi="Consolas"/>
+          <w:sz w:val="22"/>
+          <w:szCs w:val="22"/>
+          <w:lang w:val="en-GB"/>
+        </w:rPr>
+        <w:t xml:space="preserve">    </w:t>
+      </w:r>
+      <w:r>
+        <w:rPr>
+          <w:rFonts w:ascii="Consolas" w:hAnsi="Consolas"/>
+          <w:sz w:val="22"/>
+          <w:szCs w:val="22"/>
+          <w:lang w:val="en-GB"/>
+        </w:rPr>
+        <w:t>}</w:t>
+      </w:r>
+    </w:p>
+    <w:p>
+      <w:pPr>
+        <w:shd w:val="clear" w:color="auto" w:fill="D9F2D0" w:themeFill="accent6" w:themeFillTint="33"/>
+        <w:spacing w:after="0"/>
+        <w:rPr>
+          <w:rFonts w:ascii="Consolas" w:hAnsi="Consolas"/>
+          <w:sz w:val="22"/>
+          <w:szCs w:val="22"/>
+          <w:lang w:val="en-GB"/>
+        </w:rPr>
+      </w:pPr>
+    </w:p>
+    <w:p>
+      <w:pPr>
+        <w:shd w:val="clear" w:color="auto" w:fill="D9F2D0" w:themeFill="accent6" w:themeFillTint="33"/>
+        <w:spacing w:after="0"/>
+        <w:rPr>
+          <w:rFonts w:ascii="Consolas" w:hAnsi="Consolas"/>
+          <w:sz w:val="22"/>
+          <w:szCs w:val="22"/>
+          <w:lang w:val="en-GB"/>
+        </w:rPr>
+      </w:pPr>
+      <w:r>
+        <w:rPr>
+          <w:rFonts w:ascii="Consolas" w:hAnsi="Consolas"/>
+          <w:sz w:val="22"/>
+          <w:szCs w:val="22"/>
+          <w:lang w:val="en-GB"/>
+        </w:rPr>
+        <w:t xml:space="preserve">    </w:t>
+      </w:r>
+      <w:r>
+        <w:rPr>
+          <w:rFonts w:ascii="Consolas" w:hAnsi="Consolas"/>
+          <w:sz w:val="22"/>
+          <w:szCs w:val="22"/>
+          <w:lang w:val="en-GB"/>
+        </w:rPr>
+        <w:t xml:space="preserve">public void </w:t>
+      </w:r>
+      <w:proofErr w:type="spellStart"/>
+      <w:proofErr w:type="gramStart"/>
+      <w:r>
+        <w:rPr>
+          <w:rFonts w:ascii="Consolas" w:hAnsi="Consolas"/>
+          <w:sz w:val="22"/>
+          <w:szCs w:val="22"/>
+          <w:lang w:val="en-GB"/>
+        </w:rPr>
+        <w:t>setDireccion</w:t>
+      </w:r>
+      <w:proofErr w:type="spellEnd"/>
+      <w:r>
+        <w:rPr>
+          <w:rFonts w:ascii="Consolas" w:hAnsi="Consolas"/>
+          <w:sz w:val="22"/>
+          <w:szCs w:val="22"/>
+          <w:lang w:val="en-GB"/>
+        </w:rPr>
+        <w:t>(</w:t>
+      </w:r>
+      <w:proofErr w:type="gramEnd"/>
+      <w:r>
+        <w:rPr>
+          <w:rFonts w:ascii="Consolas" w:hAnsi="Consolas"/>
+          <w:sz w:val="22"/>
+          <w:szCs w:val="22"/>
+          <w:lang w:val="en-GB"/>
+        </w:rPr>
+        <w:t xml:space="preserve">String </w:t>
+      </w:r>
+      <w:proofErr w:type="spellStart"/>
+      <w:r>
+        <w:rPr>
+          <w:rFonts w:ascii="Consolas" w:hAnsi="Consolas"/>
+          <w:sz w:val="22"/>
+          <w:szCs w:val="22"/>
+          <w:lang w:val="en-GB"/>
+        </w:rPr>
+        <w:t>direccion</w:t>
+      </w:r>
+      <w:proofErr w:type="spellEnd"/>
+      <w:r>
+        <w:rPr>
+          <w:rFonts w:ascii="Consolas" w:hAnsi="Consolas"/>
+          <w:sz w:val="22"/>
+          <w:szCs w:val="22"/>
+          <w:lang w:val="en-GB"/>
+        </w:rPr>
+        <w:t>) {</w:t>
+      </w:r>
+    </w:p>
+    <w:p>
+      <w:pPr>
+        <w:shd w:val="clear" w:color="auto" w:fill="D9F2D0" w:themeFill="accent6" w:themeFillTint="33"/>
+        <w:spacing w:after="0"/>
+        <w:rPr>
+          <w:rFonts w:ascii="Consolas" w:hAnsi="Consolas"/>
+          <w:sz w:val="22"/>
+          <w:szCs w:val="22"/>
+          <w:lang w:val="en-GB"/>
+        </w:rPr>
+      </w:pPr>
+      <w:r>
+        <w:rPr>
+          <w:rFonts w:ascii="Consolas" w:hAnsi="Consolas"/>
+          <w:sz w:val="22"/>
+          <w:szCs w:val="22"/>
+          <w:lang w:val="en-GB"/>
+        </w:rPr>
+        <w:t xml:space="preserve">        </w:t>
+      </w:r>
+      <w:proofErr w:type="spellStart"/>
+      <w:proofErr w:type="gramStart"/>
+      <w:r>
+        <w:rPr>
+          <w:rFonts w:ascii="Consolas" w:hAnsi="Consolas"/>
+          <w:sz w:val="22"/>
+          <w:szCs w:val="22"/>
+          <w:lang w:val="en-GB"/>
+        </w:rPr>
+        <w:t>this.direccion</w:t>
+      </w:r>
+      <w:proofErr w:type="spellEnd"/>
+      <w:proofErr w:type="gramEnd"/>
+      <w:r>
+        <w:rPr>
+          <w:rFonts w:ascii="Consolas" w:hAnsi="Consolas"/>
+          <w:sz w:val="22"/>
+          <w:szCs w:val="22"/>
+          <w:lang w:val="en-GB"/>
+        </w:rPr>
+        <w:t xml:space="preserve"> = </w:t>
+      </w:r>
+      <w:proofErr w:type="spellStart"/>
+      <w:proofErr w:type="gramStart"/>
+      <w:r>
+        <w:rPr>
+          <w:rFonts w:ascii="Consolas" w:hAnsi="Consolas"/>
+          <w:sz w:val="22"/>
+          <w:szCs w:val="22"/>
+          <w:lang w:val="en-GB"/>
+        </w:rPr>
+        <w:t>direccion</w:t>
+      </w:r>
+      <w:proofErr w:type="spellEnd"/>
+      <w:r>
+        <w:rPr>
+          <w:rFonts w:ascii="Consolas" w:hAnsi="Consolas"/>
+          <w:sz w:val="22"/>
+          <w:szCs w:val="22"/>
+          <w:lang w:val="en-GB"/>
+        </w:rPr>
+        <w:t>;</w:t>
+      </w:r>
+      <w:proofErr w:type="gramEnd"/>
+    </w:p>
+    <w:p>
+      <w:pPr>
+        <w:shd w:val="clear" w:color="auto" w:fill="D9F2D0" w:themeFill="accent6" w:themeFillTint="33"/>
+        <w:spacing w:after="0"/>
+        <w:rPr>
+          <w:rFonts w:ascii="Consolas" w:hAnsi="Consolas"/>
+          <w:sz w:val="22"/>
+          <w:szCs w:val="22"/>
+          <w:lang w:val="en-GB"/>
+        </w:rPr>
+      </w:pPr>
+      <w:r>
+        <w:rPr>
+          <w:rFonts w:ascii="Consolas" w:hAnsi="Consolas"/>
+          <w:sz w:val="22"/>
+          <w:szCs w:val="22"/>
+          <w:lang w:val="en-GB"/>
         </w:rPr>
         <w:t xml:space="preserve">    }</w:t>
       </w:r>
@@ -2372,6 +2962,7 @@
           <w:rFonts w:ascii="Consolas" w:hAnsi="Consolas"/>
           <w:sz w:val="22"/>
           <w:szCs w:val="22"/>
+          <w:lang w:val="en-GB"/>
         </w:rPr>
       </w:pPr>
     </w:p>
@@ -2383,16 +2974,152 @@
           <w:rFonts w:ascii="Consolas" w:hAnsi="Consolas"/>
           <w:sz w:val="22"/>
           <w:szCs w:val="22"/>
-        </w:rPr>
-      </w:pPr>
-      <w:r>
-        <w:rPr>
-          <w:rFonts w:ascii="Consolas" w:hAnsi="Consolas"/>
-          <w:sz w:val="22"/>
-          <w:szCs w:val="22"/>
+          <w:lang w:val="en-GB"/>
+        </w:rPr>
+      </w:pPr>
+      <w:r>
+        <w:rPr>
+          <w:rFonts w:ascii="Consolas" w:hAnsi="Consolas"/>
+          <w:sz w:val="22"/>
+          <w:szCs w:val="22"/>
+          <w:lang w:val="en-GB"/>
         </w:rPr>
         <w:t xml:space="preserve">    </w:t>
       </w:r>
+      <w:r>
+        <w:rPr>
+          <w:rFonts w:ascii="Consolas" w:hAnsi="Consolas"/>
+          <w:sz w:val="22"/>
+          <w:szCs w:val="22"/>
+          <w:lang w:val="en-GB"/>
+        </w:rPr>
+        <w:t xml:space="preserve">public String </w:t>
+      </w:r>
+      <w:proofErr w:type="spellStart"/>
+      <w:proofErr w:type="gramStart"/>
+      <w:r>
+        <w:rPr>
+          <w:rFonts w:ascii="Consolas" w:hAnsi="Consolas"/>
+          <w:sz w:val="22"/>
+          <w:szCs w:val="22"/>
+          <w:lang w:val="en-GB"/>
+        </w:rPr>
+        <w:t>getCiudad</w:t>
+      </w:r>
+      <w:proofErr w:type="spellEnd"/>
+      <w:r>
+        <w:rPr>
+          <w:rFonts w:ascii="Consolas" w:hAnsi="Consolas"/>
+          <w:sz w:val="22"/>
+          <w:szCs w:val="22"/>
+          <w:lang w:val="en-GB"/>
+        </w:rPr>
+        <w:t>(</w:t>
+      </w:r>
+      <w:proofErr w:type="gramEnd"/>
+      <w:r>
+        <w:rPr>
+          <w:rFonts w:ascii="Consolas" w:hAnsi="Consolas"/>
+          <w:sz w:val="22"/>
+          <w:szCs w:val="22"/>
+          <w:lang w:val="en-GB"/>
+        </w:rPr>
+        <w:t>) {</w:t>
+      </w:r>
+    </w:p>
+    <w:p>
+      <w:pPr>
+        <w:shd w:val="clear" w:color="auto" w:fill="D9F2D0" w:themeFill="accent6" w:themeFillTint="33"/>
+        <w:spacing w:after="0"/>
+        <w:rPr>
+          <w:rFonts w:ascii="Consolas" w:hAnsi="Consolas"/>
+          <w:sz w:val="22"/>
+          <w:szCs w:val="22"/>
+          <w:lang w:val="en-GB"/>
+        </w:rPr>
+      </w:pPr>
+      <w:r>
+        <w:rPr>
+          <w:rFonts w:ascii="Consolas" w:hAnsi="Consolas"/>
+          <w:sz w:val="22"/>
+          <w:szCs w:val="22"/>
+          <w:lang w:val="en-GB"/>
+        </w:rPr>
+        <w:t xml:space="preserve">        return </w:t>
+      </w:r>
+      <w:proofErr w:type="gramStart"/>
+      <w:r>
+        <w:rPr>
+          <w:rFonts w:ascii="Consolas" w:hAnsi="Consolas"/>
+          <w:sz w:val="22"/>
+          <w:szCs w:val="22"/>
+          <w:lang w:val="en-GB"/>
+        </w:rPr>
+        <w:t>ciudad;</w:t>
+      </w:r>
+      <w:proofErr w:type="gramEnd"/>
+    </w:p>
+    <w:p>
+      <w:pPr>
+        <w:shd w:val="clear" w:color="auto" w:fill="D9F2D0" w:themeFill="accent6" w:themeFillTint="33"/>
+        <w:spacing w:after="0"/>
+        <w:rPr>
+          <w:rFonts w:ascii="Consolas" w:hAnsi="Consolas"/>
+          <w:sz w:val="22"/>
+          <w:szCs w:val="22"/>
+          <w:lang w:val="en-GB"/>
+        </w:rPr>
+      </w:pPr>
+      <w:r>
+        <w:rPr>
+          <w:rFonts w:ascii="Consolas" w:hAnsi="Consolas"/>
+          <w:sz w:val="22"/>
+          <w:szCs w:val="22"/>
+          <w:lang w:val="en-GB"/>
+        </w:rPr>
+        <w:t xml:space="preserve">    </w:t>
+      </w:r>
+      <w:r>
+        <w:rPr>
+          <w:rFonts w:ascii="Consolas" w:hAnsi="Consolas"/>
+          <w:sz w:val="22"/>
+          <w:szCs w:val="22"/>
+          <w:lang w:val="en-GB"/>
+        </w:rPr>
+        <w:t>}</w:t>
+      </w:r>
+    </w:p>
+    <w:p>
+      <w:pPr>
+        <w:shd w:val="clear" w:color="auto" w:fill="D9F2D0" w:themeFill="accent6" w:themeFillTint="33"/>
+        <w:spacing w:after="0"/>
+        <w:rPr>
+          <w:rFonts w:ascii="Consolas" w:hAnsi="Consolas"/>
+          <w:sz w:val="22"/>
+          <w:szCs w:val="22"/>
+          <w:lang w:val="en-GB"/>
+        </w:rPr>
+      </w:pPr>
+    </w:p>
+    <w:p>
+      <w:pPr>
+        <w:shd w:val="clear" w:color="auto" w:fill="D9F2D0" w:themeFill="accent6" w:themeFillTint="33"/>
+        <w:spacing w:after="0"/>
+        <w:rPr>
+          <w:rFonts w:ascii="Consolas" w:hAnsi="Consolas"/>
+          <w:sz w:val="22"/>
+          <w:szCs w:val="22"/>
+        </w:rPr>
+      </w:pPr>
+      <w:r>
+        <w:rPr>
+          <w:rFonts w:ascii="Consolas" w:hAnsi="Consolas"/>
+          <w:sz w:val="22"/>
+          <w:szCs w:val="22"/>
+          <w:lang w:val="en-GB"/>
+        </w:rPr>
+        <w:t xml:space="preserve">    </w:t>
+      </w:r>
       <w:proofErr w:type="spellStart"/>
       <w:r>
         <w:rPr>
@@ -2437,7 +3164,7 @@
           <w:sz w:val="22"/>
           <w:szCs w:val="22"/>
         </w:rPr>
-        <w:t>setApellidos</w:t>
+        <w:t>setCiudad</w:t>
       </w:r>
       <w:proofErr w:type="spellEnd"/>
       <w:r>
@@ -2448,653 +3175,14 @@
         </w:rPr>
         <w:t>(</w:t>
       </w:r>
-      <w:proofErr w:type="spellStart"/>
-      <w:proofErr w:type="gramEnd"/>
-      <w:r>
-        <w:rPr>
-          <w:rFonts w:ascii="Consolas" w:hAnsi="Consolas"/>
-          <w:sz w:val="22"/>
-          <w:szCs w:val="22"/>
-        </w:rPr>
-        <w:t>String</w:t>
-      </w:r>
-      <w:proofErr w:type="spellEnd"/>
-      <w:r>
-        <w:rPr>
-          <w:rFonts w:ascii="Consolas" w:hAnsi="Consolas"/>
-          <w:sz w:val="22"/>
-          <w:szCs w:val="22"/>
-        </w:rPr>
-        <w:t xml:space="preserve"> apellidos) {</w:t>
-      </w:r>
-    </w:p>
-    <w:p>
-      <w:pPr>
-        <w:shd w:val="clear" w:color="auto" w:fill="D9F2D0" w:themeFill="accent6" w:themeFillTint="33"/>
-        <w:spacing w:after="0"/>
-        <w:rPr>
-          <w:rFonts w:ascii="Consolas" w:hAnsi="Consolas"/>
-          <w:sz w:val="22"/>
-          <w:szCs w:val="22"/>
-        </w:rPr>
-      </w:pPr>
-      <w:r>
-        <w:rPr>
-          <w:rFonts w:ascii="Consolas" w:hAnsi="Consolas"/>
-          <w:sz w:val="22"/>
-          <w:szCs w:val="22"/>
-        </w:rPr>
-        <w:t xml:space="preserve">        </w:t>
-      </w:r>
-      <w:proofErr w:type="spellStart"/>
-      <w:proofErr w:type="gramStart"/>
-      <w:r>
-        <w:rPr>
-          <w:rFonts w:ascii="Consolas" w:hAnsi="Consolas"/>
-          <w:sz w:val="22"/>
-          <w:szCs w:val="22"/>
-        </w:rPr>
-        <w:t>this.apellidos</w:t>
-      </w:r>
-      <w:proofErr w:type="spellEnd"/>
-      <w:proofErr w:type="gramEnd"/>
-      <w:r>
-        <w:rPr>
-          <w:rFonts w:ascii="Consolas" w:hAnsi="Consolas"/>
-          <w:sz w:val="22"/>
-          <w:szCs w:val="22"/>
-        </w:rPr>
-        <w:t xml:space="preserve"> = apellidos;</w:t>
-      </w:r>
-    </w:p>
-    <w:p>
-      <w:pPr>
-        <w:shd w:val="clear" w:color="auto" w:fill="D9F2D0" w:themeFill="accent6" w:themeFillTint="33"/>
-        <w:spacing w:after="0"/>
-        <w:rPr>
-          <w:rFonts w:ascii="Consolas" w:hAnsi="Consolas"/>
-          <w:sz w:val="22"/>
-          <w:szCs w:val="22"/>
-        </w:rPr>
-      </w:pPr>
-      <w:r>
-        <w:rPr>
-          <w:rFonts w:ascii="Consolas" w:hAnsi="Consolas"/>
-          <w:sz w:val="22"/>
-          <w:szCs w:val="22"/>
-        </w:rPr>
-        <w:t xml:space="preserve">    }</w:t>
-      </w:r>
-    </w:p>
-    <w:p>
-      <w:pPr>
-        <w:shd w:val="clear" w:color="auto" w:fill="D9F2D0" w:themeFill="accent6" w:themeFillTint="33"/>
-        <w:spacing w:after="0"/>
-        <w:rPr>
-          <w:rFonts w:ascii="Consolas" w:hAnsi="Consolas"/>
-          <w:sz w:val="22"/>
-          <w:szCs w:val="22"/>
-        </w:rPr>
-      </w:pPr>
-    </w:p>
-    <w:p>
-      <w:pPr>
-        <w:shd w:val="clear" w:color="auto" w:fill="D9F2D0" w:themeFill="accent6" w:themeFillTint="33"/>
-        <w:spacing w:after="0"/>
-        <w:rPr>
-          <w:rFonts w:ascii="Consolas" w:hAnsi="Consolas"/>
-          <w:sz w:val="22"/>
-          <w:szCs w:val="22"/>
-          <w:lang w:val="en-GB"/>
-        </w:rPr>
-      </w:pPr>
-      <w:r>
-        <w:rPr>
-          <w:rFonts w:ascii="Consolas" w:hAnsi="Consolas"/>
-          <w:sz w:val="22"/>
-          <w:szCs w:val="22"/>
-        </w:rPr>
-        <w:t xml:space="preserve">    </w:t>
-      </w:r>
-      <w:r>
-        <w:rPr>
-          <w:rFonts w:ascii="Consolas" w:hAnsi="Consolas"/>
-          <w:sz w:val="22"/>
-          <w:szCs w:val="22"/>
-          <w:lang w:val="en-GB"/>
-        </w:rPr>
-        <w:t xml:space="preserve">public String </w:t>
-      </w:r>
-      <w:proofErr w:type="spellStart"/>
-      <w:proofErr w:type="gramStart"/>
-      <w:r>
-        <w:rPr>
-          <w:rFonts w:ascii="Consolas" w:hAnsi="Consolas"/>
-          <w:sz w:val="22"/>
-          <w:szCs w:val="22"/>
-          <w:lang w:val="en-GB"/>
-        </w:rPr>
-        <w:t>getDireccion</w:t>
-      </w:r>
-      <w:proofErr w:type="spellEnd"/>
-      <w:r>
-        <w:rPr>
-          <w:rFonts w:ascii="Consolas" w:hAnsi="Consolas"/>
-          <w:sz w:val="22"/>
-          <w:szCs w:val="22"/>
-          <w:lang w:val="en-GB"/>
-        </w:rPr>
-        <w:t>(</w:t>
-      </w:r>
-      <w:proofErr w:type="gramEnd"/>
-      <w:r>
-        <w:rPr>
-          <w:rFonts w:ascii="Consolas" w:hAnsi="Consolas"/>
-          <w:sz w:val="22"/>
-          <w:szCs w:val="22"/>
-          <w:lang w:val="en-GB"/>
-        </w:rPr>
-        <w:t>) {</w:t>
-      </w:r>
-    </w:p>
-    <w:p>
-      <w:pPr>
-        <w:shd w:val="clear" w:color="auto" w:fill="D9F2D0" w:themeFill="accent6" w:themeFillTint="33"/>
-        <w:spacing w:after="0"/>
-        <w:rPr>
-          <w:rFonts w:ascii="Consolas" w:hAnsi="Consolas"/>
-          <w:sz w:val="22"/>
-          <w:szCs w:val="22"/>
-          <w:lang w:val="en-GB"/>
-        </w:rPr>
-      </w:pPr>
-      <w:r>
-        <w:rPr>
-          <w:rFonts w:ascii="Consolas" w:hAnsi="Consolas"/>
-          <w:sz w:val="22"/>
-          <w:szCs w:val="22"/>
-          <w:lang w:val="en-GB"/>
-        </w:rPr>
-        <w:t xml:space="preserve">        </w:t>
-      </w:r>
-      <w:r>
-        <w:rPr>
-          <w:rFonts w:ascii="Consolas" w:hAnsi="Consolas"/>
-          <w:sz w:val="22"/>
-          <w:szCs w:val="22"/>
-          <w:lang w:val="en-GB"/>
-        </w:rPr>
-        <w:t xml:space="preserve">return </w:t>
-      </w:r>
-      <w:proofErr w:type="spellStart"/>
-      <w:proofErr w:type="gramStart"/>
-      <w:r>
-        <w:rPr>
-          <w:rFonts w:ascii="Consolas" w:hAnsi="Consolas"/>
-          <w:sz w:val="22"/>
-          <w:szCs w:val="22"/>
-          <w:lang w:val="en-GB"/>
-        </w:rPr>
-        <w:t>direccion</w:t>
-      </w:r>
-      <w:proofErr w:type="spellEnd"/>
-      <w:r>
-        <w:rPr>
-          <w:rFonts w:ascii="Consolas" w:hAnsi="Consolas"/>
-          <w:sz w:val="22"/>
-          <w:szCs w:val="22"/>
-          <w:lang w:val="en-GB"/>
-        </w:rPr>
-        <w:t>;</w:t>
-      </w:r>
-      <w:proofErr w:type="gramEnd"/>
-    </w:p>
-    <w:p>
-      <w:pPr>
-        <w:shd w:val="clear" w:color="auto" w:fill="D9F2D0" w:themeFill="accent6" w:themeFillTint="33"/>
-        <w:spacing w:after="0"/>
-        <w:rPr>
-          <w:rFonts w:ascii="Consolas" w:hAnsi="Consolas"/>
-          <w:sz w:val="22"/>
-          <w:szCs w:val="22"/>
-          <w:lang w:val="en-GB"/>
-        </w:rPr>
-      </w:pPr>
-      <w:r>
-        <w:rPr>
-          <w:rFonts w:ascii="Consolas" w:hAnsi="Consolas"/>
-          <w:sz w:val="22"/>
-          <w:szCs w:val="22"/>
-          <w:lang w:val="en-GB"/>
-        </w:rPr>
-        <w:t xml:space="preserve">    </w:t>
-      </w:r>
-      <w:r>
-        <w:rPr>
-          <w:rFonts w:ascii="Consolas" w:hAnsi="Consolas"/>
-          <w:sz w:val="22"/>
-          <w:szCs w:val="22"/>
-          <w:lang w:val="en-GB"/>
-        </w:rPr>
-        <w:t>}</w:t>
-      </w:r>
-    </w:p>
-    <w:p>
-      <w:pPr>
-        <w:shd w:val="clear" w:color="auto" w:fill="D9F2D0" w:themeFill="accent6" w:themeFillTint="33"/>
-        <w:spacing w:after="0"/>
-        <w:rPr>
-          <w:rFonts w:ascii="Consolas" w:hAnsi="Consolas"/>
-          <w:sz w:val="22"/>
-          <w:szCs w:val="22"/>
-          <w:lang w:val="en-GB"/>
-        </w:rPr>
-      </w:pPr>
-    </w:p>
-    <w:p>
-      <w:pPr>
-        <w:shd w:val="clear" w:color="auto" w:fill="D9F2D0" w:themeFill="accent6" w:themeFillTint="33"/>
-        <w:spacing w:after="0"/>
-        <w:rPr>
-          <w:rFonts w:ascii="Consolas" w:hAnsi="Consolas"/>
-          <w:sz w:val="22"/>
-          <w:szCs w:val="22"/>
-          <w:lang w:val="en-GB"/>
-        </w:rPr>
-      </w:pPr>
-      <w:r>
-        <w:rPr>
-          <w:rFonts w:ascii="Consolas" w:hAnsi="Consolas"/>
-          <w:sz w:val="22"/>
-          <w:szCs w:val="22"/>
-          <w:lang w:val="en-GB"/>
-        </w:rPr>
-        <w:t xml:space="preserve">    </w:t>
-      </w:r>
-      <w:r>
-        <w:rPr>
-          <w:rFonts w:ascii="Consolas" w:hAnsi="Consolas"/>
-          <w:sz w:val="22"/>
-          <w:szCs w:val="22"/>
-          <w:lang w:val="en-GB"/>
-        </w:rPr>
-        <w:t xml:space="preserve">public void </w:t>
-      </w:r>
-      <w:proofErr w:type="spellStart"/>
-      <w:proofErr w:type="gramStart"/>
-      <w:r>
-        <w:rPr>
-          <w:rFonts w:ascii="Consolas" w:hAnsi="Consolas"/>
-          <w:sz w:val="22"/>
-          <w:szCs w:val="22"/>
-          <w:lang w:val="en-GB"/>
-        </w:rPr>
-        <w:t>setDireccion</w:t>
-      </w:r>
-      <w:proofErr w:type="spellEnd"/>
-      <w:r>
-        <w:rPr>
-          <w:rFonts w:ascii="Consolas" w:hAnsi="Consolas"/>
-          <w:sz w:val="22"/>
-          <w:szCs w:val="22"/>
-          <w:lang w:val="en-GB"/>
-        </w:rPr>
-        <w:t>(</w:t>
-      </w:r>
-      <w:proofErr w:type="gramEnd"/>
-      <w:r>
-        <w:rPr>
-          <w:rFonts w:ascii="Consolas" w:hAnsi="Consolas"/>
-          <w:sz w:val="22"/>
-          <w:szCs w:val="22"/>
-          <w:lang w:val="en-GB"/>
-        </w:rPr>
-        <w:t xml:space="preserve">String </w:t>
-      </w:r>
-      <w:proofErr w:type="spellStart"/>
-      <w:r>
-        <w:rPr>
-          <w:rFonts w:ascii="Consolas" w:hAnsi="Consolas"/>
-          <w:sz w:val="22"/>
-          <w:szCs w:val="22"/>
-          <w:lang w:val="en-GB"/>
-        </w:rPr>
-        <w:t>direccion</w:t>
-      </w:r>
-      <w:proofErr w:type="spellEnd"/>
-      <w:r>
-        <w:rPr>
-          <w:rFonts w:ascii="Consolas" w:hAnsi="Consolas"/>
-          <w:sz w:val="22"/>
-          <w:szCs w:val="22"/>
-          <w:lang w:val="en-GB"/>
-        </w:rPr>
-        <w:t>) {</w:t>
-      </w:r>
-    </w:p>
-    <w:p>
-      <w:pPr>
-        <w:shd w:val="clear" w:color="auto" w:fill="D9F2D0" w:themeFill="accent6" w:themeFillTint="33"/>
-        <w:spacing w:after="0"/>
-        <w:rPr>
-          <w:rFonts w:ascii="Consolas" w:hAnsi="Consolas"/>
-          <w:sz w:val="22"/>
-          <w:szCs w:val="22"/>
-          <w:lang w:val="en-GB"/>
-        </w:rPr>
-      </w:pPr>
-      <w:r>
-        <w:rPr>
-          <w:rFonts w:ascii="Consolas" w:hAnsi="Consolas"/>
-          <w:sz w:val="22"/>
-          <w:szCs w:val="22"/>
-          <w:lang w:val="en-GB"/>
-        </w:rPr>
-        <w:t xml:space="preserve">        </w:t>
-      </w:r>
-      <w:proofErr w:type="spellStart"/>
-      <w:proofErr w:type="gramStart"/>
-      <w:r>
-        <w:rPr>
-          <w:rFonts w:ascii="Consolas" w:hAnsi="Consolas"/>
-          <w:sz w:val="22"/>
-          <w:szCs w:val="22"/>
-          <w:lang w:val="en-GB"/>
-        </w:rPr>
-        <w:t>this.direccion</w:t>
-      </w:r>
-      <w:proofErr w:type="spellEnd"/>
-      <w:proofErr w:type="gramEnd"/>
-      <w:r>
-        <w:rPr>
-          <w:rFonts w:ascii="Consolas" w:hAnsi="Consolas"/>
-          <w:sz w:val="22"/>
-          <w:szCs w:val="22"/>
-          <w:lang w:val="en-GB"/>
-        </w:rPr>
-        <w:t xml:space="preserve"> = </w:t>
-      </w:r>
-      <w:proofErr w:type="spellStart"/>
-      <w:r>
-        <w:rPr>
-          <w:rFonts w:ascii="Consolas" w:hAnsi="Consolas"/>
-          <w:sz w:val="22"/>
-          <w:szCs w:val="22"/>
-          <w:lang w:val="en-GB"/>
-        </w:rPr>
-        <w:t>direccion</w:t>
-      </w:r>
-      <w:proofErr w:type="spellEnd"/>
-      <w:r>
-        <w:rPr>
-          <w:rFonts w:ascii="Consolas" w:hAnsi="Consolas"/>
-          <w:sz w:val="22"/>
-          <w:szCs w:val="22"/>
-          <w:lang w:val="en-GB"/>
-        </w:rPr>
-        <w:t>;</w:t>
-      </w:r>
-    </w:p>
-    <w:p>
-      <w:pPr>
-        <w:shd w:val="clear" w:color="auto" w:fill="D9F2D0" w:themeFill="accent6" w:themeFillTint="33"/>
-        <w:spacing w:after="0"/>
-        <w:rPr>
-          <w:rFonts w:ascii="Consolas" w:hAnsi="Consolas"/>
-          <w:sz w:val="22"/>
-          <w:szCs w:val="22"/>
-          <w:lang w:val="en-GB"/>
-        </w:rPr>
-      </w:pPr>
-      <w:r>
-        <w:rPr>
-          <w:rFonts w:ascii="Consolas" w:hAnsi="Consolas"/>
-          <w:sz w:val="22"/>
-          <w:szCs w:val="22"/>
-          <w:lang w:val="en-GB"/>
-        </w:rPr>
-        <w:t xml:space="preserve">    }</w:t>
-      </w:r>
-    </w:p>
-    <w:p>
-      <w:pPr>
-        <w:shd w:val="clear" w:color="auto" w:fill="D9F2D0" w:themeFill="accent6" w:themeFillTint="33"/>
-        <w:spacing w:after="0"/>
-        <w:rPr>
-          <w:rFonts w:ascii="Consolas" w:hAnsi="Consolas"/>
-          <w:sz w:val="22"/>
-          <w:szCs w:val="22"/>
-          <w:lang w:val="en-GB"/>
-        </w:rPr>
-      </w:pPr>
-    </w:p>
-    <w:p>
-      <w:pPr>
-        <w:shd w:val="clear" w:color="auto" w:fill="D9F2D0" w:themeFill="accent6" w:themeFillTint="33"/>
-        <w:spacing w:after="0"/>
-        <w:rPr>
-          <w:rFonts w:ascii="Consolas" w:hAnsi="Consolas"/>
-          <w:sz w:val="22"/>
-          <w:szCs w:val="22"/>
-          <w:lang w:val="en-GB"/>
-        </w:rPr>
-      </w:pPr>
-      <w:r>
-        <w:rPr>
-          <w:rFonts w:ascii="Consolas" w:hAnsi="Consolas"/>
-          <w:sz w:val="22"/>
-          <w:szCs w:val="22"/>
-          <w:lang w:val="en-GB"/>
-        </w:rPr>
-        <w:t xml:space="preserve">    </w:t>
-      </w:r>
-      <w:r>
-        <w:rPr>
-          <w:rFonts w:ascii="Consolas" w:hAnsi="Consolas"/>
-          <w:sz w:val="22"/>
-          <w:szCs w:val="22"/>
-          <w:lang w:val="en-GB"/>
-        </w:rPr>
-        <w:t xml:space="preserve">public String </w:t>
-      </w:r>
-      <w:proofErr w:type="spellStart"/>
-      <w:proofErr w:type="gramStart"/>
-      <w:r>
-        <w:rPr>
-          <w:rFonts w:ascii="Consolas" w:hAnsi="Consolas"/>
-          <w:sz w:val="22"/>
-          <w:szCs w:val="22"/>
-          <w:lang w:val="en-GB"/>
-        </w:rPr>
-        <w:t>getCiudad</w:t>
-      </w:r>
-      <w:proofErr w:type="spellEnd"/>
-      <w:r>
-        <w:rPr>
-          <w:rFonts w:ascii="Consolas" w:hAnsi="Consolas"/>
-          <w:sz w:val="22"/>
-          <w:szCs w:val="22"/>
-          <w:lang w:val="en-GB"/>
-        </w:rPr>
-        <w:t>(</w:t>
-      </w:r>
-      <w:proofErr w:type="gramEnd"/>
-      <w:r>
-        <w:rPr>
-          <w:rFonts w:ascii="Consolas" w:hAnsi="Consolas"/>
-          <w:sz w:val="22"/>
-          <w:szCs w:val="22"/>
-          <w:lang w:val="en-GB"/>
-        </w:rPr>
-        <w:t>) {</w:t>
-      </w:r>
-    </w:p>
-    <w:p>
-      <w:pPr>
-        <w:shd w:val="clear" w:color="auto" w:fill="D9F2D0" w:themeFill="accent6" w:themeFillTint="33"/>
-        <w:spacing w:after="0"/>
-        <w:rPr>
-          <w:rFonts w:ascii="Consolas" w:hAnsi="Consolas"/>
-          <w:sz w:val="22"/>
-          <w:szCs w:val="22"/>
-          <w:lang w:val="en-GB"/>
-        </w:rPr>
-      </w:pPr>
-      <w:r>
-        <w:rPr>
-          <w:rFonts w:ascii="Consolas" w:hAnsi="Consolas"/>
-          <w:sz w:val="22"/>
-          <w:szCs w:val="22"/>
-          <w:lang w:val="en-GB"/>
-        </w:rPr>
-        <w:t xml:space="preserve">        return </w:t>
-      </w:r>
-      <w:proofErr w:type="gramStart"/>
-      <w:r>
-        <w:rPr>
-          <w:rFonts w:ascii="Consolas" w:hAnsi="Consolas"/>
-          <w:sz w:val="22"/>
-          <w:szCs w:val="22"/>
-          <w:lang w:val="en-GB"/>
-        </w:rPr>
-        <w:t>ciudad;</w:t>
-      </w:r>
-      <w:proofErr w:type="gramEnd"/>
-    </w:p>
-    <w:p>
-      <w:pPr>
-        <w:shd w:val="clear" w:color="auto" w:fill="D9F2D0" w:themeFill="accent6" w:themeFillTint="33"/>
-        <w:spacing w:after="0"/>
-        <w:rPr>
-          <w:rFonts w:ascii="Consolas" w:hAnsi="Consolas"/>
-          <w:sz w:val="22"/>
-          <w:szCs w:val="22"/>
-          <w:lang w:val="en-GB"/>
-        </w:rPr>
-      </w:pPr>
-      <w:r>
-        <w:rPr>
-          <w:rFonts w:ascii="Consolas" w:hAnsi="Consolas"/>
-          <w:sz w:val="22"/>
-          <w:szCs w:val="22"/>
-          <w:lang w:val="en-GB"/>
-        </w:rPr>
-        <w:t xml:space="preserve">    </w:t>
-      </w:r>
-      <w:r>
-        <w:rPr>
-          <w:rFonts w:ascii="Consolas" w:hAnsi="Consolas"/>
-          <w:sz w:val="22"/>
-          <w:szCs w:val="22"/>
-          <w:lang w:val="en-GB"/>
-        </w:rPr>
-        <w:t>}</w:t>
-      </w:r>
-    </w:p>
-    <w:p>
-      <w:pPr>
-        <w:shd w:val="clear" w:color="auto" w:fill="D9F2D0" w:themeFill="accent6" w:themeFillTint="33"/>
-        <w:spacing w:after="0"/>
-        <w:rPr>
-          <w:rFonts w:ascii="Consolas" w:hAnsi="Consolas"/>
-          <w:sz w:val="22"/>
-          <w:szCs w:val="22"/>
-          <w:lang w:val="en-GB"/>
-        </w:rPr>
-      </w:pPr>
-    </w:p>
-    <w:p>
-      <w:pPr>
-        <w:shd w:val="clear" w:color="auto" w:fill="D9F2D0" w:themeFill="accent6" w:themeFillTint="33"/>
-        <w:spacing w:after="0"/>
-        <w:rPr>
-          <w:rFonts w:ascii="Consolas" w:hAnsi="Consolas"/>
-          <w:sz w:val="22"/>
-          <w:szCs w:val="22"/>
-        </w:rPr>
-      </w:pPr>
-      <w:r>
-        <w:rPr>
-          <w:rFonts w:ascii="Consolas" w:hAnsi="Consolas"/>
-          <w:sz w:val="22"/>
-          <w:szCs w:val="22"/>
-          <w:lang w:val="en-GB"/>
-        </w:rPr>
-        <w:t xml:space="preserve">    </w:t>
-      </w:r>
-      <w:proofErr w:type="spellStart"/>
-      <w:r>
-        <w:rPr>
-          <w:rFonts w:ascii="Consolas" w:hAnsi="Consolas"/>
-          <w:sz w:val="22"/>
-          <w:szCs w:val="22"/>
-        </w:rPr>
-        <w:t>public</w:t>
-      </w:r>
-      <w:proofErr w:type="spellEnd"/>
-      <w:r>
-        <w:rPr>
-          <w:rFonts w:ascii="Consolas" w:hAnsi="Consolas"/>
-          <w:sz w:val="22"/>
-          <w:szCs w:val="22"/>
-        </w:rPr>
-        <w:t xml:space="preserve"> </w:t>
-      </w:r>
-      <w:proofErr w:type="spellStart"/>
-      <w:r>
-        <w:rPr>
-          <w:rFonts w:ascii="Consolas" w:hAnsi="Consolas"/>
-          <w:sz w:val="22"/>
-          <w:szCs w:val="22"/>
-        </w:rPr>
-        <w:t>void</w:t>
-      </w:r>
-      <w:proofErr w:type="spellEnd"/>
-      <w:r>
-        <w:rPr>
-          <w:rFonts w:ascii="Consolas" w:hAnsi="Consolas"/>
-          <w:sz w:val="22"/>
-          <w:szCs w:val="22"/>
-        </w:rPr>
-        <w:t xml:space="preserve"> </w:t>
-      </w:r>
-      <w:proofErr w:type="spellStart"/>
-      <w:proofErr w:type="gramStart"/>
-      <w:r>
-        <w:rPr>
-          <w:rFonts w:ascii="Consolas" w:hAnsi="Consolas"/>
-          <w:sz w:val="22"/>
-          <w:szCs w:val="22"/>
-        </w:rPr>
-        <w:t>setCiudad</w:t>
-      </w:r>
-      <w:proofErr w:type="spellEnd"/>
-      <w:r>
-        <w:rPr>
-          <w:rFonts w:ascii="Consolas" w:hAnsi="Consolas"/>
-          <w:sz w:val="22"/>
-          <w:szCs w:val="22"/>
-        </w:rPr>
-        <w:t>(</w:t>
-      </w:r>
-      <w:proofErr w:type="spellStart"/>
-      <w:proofErr w:type="gramEnd"/>
-      <w:r>
-        <w:rPr>
-          <w:rFonts w:ascii="Consolas" w:hAnsi="Consolas"/>
-          <w:sz w:val="22"/>
-          <w:szCs w:val="22"/>
-        </w:rPr>
-        <w:t>String</w:t>
-      </w:r>
-      <w:proofErr w:type="spellEnd"/>
-      <w:r>
-        <w:rPr>
-          <w:rFonts w:ascii="Consolas" w:hAnsi="Consolas"/>
-          <w:sz w:val="22"/>
-          <w:szCs w:val="22"/>
-        </w:rPr>
-        <w:t xml:space="preserve"> ciudad) {</w:t>
+      <w:proofErr w:type="gramEnd"/>
+      <w:r>
+        <w:rPr>
+          <w:rFonts w:ascii="Consolas" w:hAnsi="Consolas"/>
+          <w:sz w:val="22"/>
+          <w:szCs w:val="22"/>
+        </w:rPr>
+        <w:t>String ciudad) {</w:t>
       </w:r>
     </w:p>
     <w:p>
@@ -3418,9 +3506,19 @@
           <w:sz w:val="22"/>
           <w:szCs w:val="22"/>
         </w:rPr>
-        <w:t>.model.Alumno</w:t>
-      </w:r>
-      <w:proofErr w:type="spellEnd"/>
+        <w:t>.</w:t>
+      </w:r>
+      <w:proofErr w:type="gramStart"/>
+      <w:r>
+        <w:rPr>
+          <w:rFonts w:ascii="Consolas" w:hAnsi="Consolas"/>
+          <w:sz w:val="22"/>
+          <w:szCs w:val="22"/>
+        </w:rPr>
+        <w:t>model.Alumno</w:t>
+      </w:r>
+      <w:proofErr w:type="spellEnd"/>
+      <w:proofErr w:type="gramEnd"/>
       <w:r>
         <w:rPr>
           <w:rFonts w:ascii="Consolas" w:hAnsi="Consolas"/>
@@ -3526,9 +3624,20 @@
           <w:szCs w:val="22"/>
           <w:lang w:val="en-GB"/>
         </w:rPr>
-        <w:t>.stereotype.Repository</w:t>
-      </w:r>
-      <w:proofErr w:type="spellEnd"/>
+        <w:t>.</w:t>
+      </w:r>
+      <w:proofErr w:type="gramStart"/>
+      <w:r>
+        <w:rPr>
+          <w:rFonts w:ascii="Consolas" w:hAnsi="Consolas"/>
+          <w:sz w:val="22"/>
+          <w:szCs w:val="22"/>
+          <w:lang w:val="en-GB"/>
+        </w:rPr>
+        <w:t>stereotype.Repository</w:t>
+      </w:r>
+      <w:proofErr w:type="spellEnd"/>
+      <w:proofErr w:type="gramEnd"/>
       <w:r>
         <w:rPr>
           <w:rFonts w:ascii="Consolas" w:hAnsi="Consolas"/>
@@ -3924,9 +4033,19 @@
           <w:sz w:val="22"/>
           <w:szCs w:val="22"/>
         </w:rPr>
-        <w:t>.model.Alumno</w:t>
-      </w:r>
-      <w:proofErr w:type="spellEnd"/>
+        <w:t>.</w:t>
+      </w:r>
+      <w:proofErr w:type="gramStart"/>
+      <w:r>
+        <w:rPr>
+          <w:rFonts w:ascii="Consolas" w:hAnsi="Consolas"/>
+          <w:sz w:val="22"/>
+          <w:szCs w:val="22"/>
+        </w:rPr>
+        <w:t>model.Alumno</w:t>
+      </w:r>
+      <w:proofErr w:type="spellEnd"/>
+      <w:proofErr w:type="gramEnd"/>
       <w:r>
         <w:rPr>
           <w:rFonts w:ascii="Consolas" w:hAnsi="Consolas"/>
@@ -3981,9 +4100,19 @@
           <w:sz w:val="22"/>
           <w:szCs w:val="22"/>
         </w:rPr>
-        <w:t>.repository.AlumnoRepository</w:t>
-      </w:r>
-      <w:proofErr w:type="spellEnd"/>
+        <w:t>.</w:t>
+      </w:r>
+      <w:proofErr w:type="gramStart"/>
+      <w:r>
+        <w:rPr>
+          <w:rFonts w:ascii="Consolas" w:hAnsi="Consolas"/>
+          <w:sz w:val="22"/>
+          <w:szCs w:val="22"/>
+        </w:rPr>
+        <w:t>repository.AlumnoRepository</w:t>
+      </w:r>
+      <w:proofErr w:type="spellEnd"/>
+      <w:proofErr w:type="gramEnd"/>
       <w:r>
         <w:rPr>
           <w:rFonts w:ascii="Consolas" w:hAnsi="Consolas"/>
@@ -4032,9 +4161,40 @@
           <w:szCs w:val="22"/>
           <w:lang w:val="en-GB"/>
         </w:rPr>
-        <w:t>.beans.factory.annotation.Autowired</w:t>
-      </w:r>
-      <w:proofErr w:type="spellEnd"/>
+        <w:t>.</w:t>
+      </w:r>
+      <w:proofErr w:type="gramStart"/>
+      <w:r>
+        <w:rPr>
+          <w:rFonts w:ascii="Consolas" w:hAnsi="Consolas"/>
+          <w:sz w:val="22"/>
+          <w:szCs w:val="22"/>
+          <w:lang w:val="en-GB"/>
+        </w:rPr>
+        <w:t>beans.factory</w:t>
+      </w:r>
+      <w:proofErr w:type="gramEnd"/>
+      <w:r>
+        <w:rPr>
+          <w:rFonts w:ascii="Consolas" w:hAnsi="Consolas"/>
+          <w:sz w:val="22"/>
+          <w:szCs w:val="22"/>
+          <w:lang w:val="en-GB"/>
+        </w:rPr>
+        <w:t>.</w:t>
+      </w:r>
+      <w:proofErr w:type="gramStart"/>
+      <w:r>
+        <w:rPr>
+          <w:rFonts w:ascii="Consolas" w:hAnsi="Consolas"/>
+          <w:sz w:val="22"/>
+          <w:szCs w:val="22"/>
+          <w:lang w:val="en-GB"/>
+        </w:rPr>
+        <w:t>annotation.Autowired</w:t>
+      </w:r>
+      <w:proofErr w:type="spellEnd"/>
+      <w:proofErr w:type="gramEnd"/>
       <w:r>
         <w:rPr>
           <w:rFonts w:ascii="Consolas" w:hAnsi="Consolas"/>
@@ -4084,9 +4244,20 @@
           <w:szCs w:val="22"/>
           <w:lang w:val="en-GB"/>
         </w:rPr>
-        <w:t>.stereotype.Service</w:t>
-      </w:r>
-      <w:proofErr w:type="spellEnd"/>
+        <w:t>.</w:t>
+      </w:r>
+      <w:proofErr w:type="gramStart"/>
+      <w:r>
+        <w:rPr>
+          <w:rFonts w:ascii="Consolas" w:hAnsi="Consolas"/>
+          <w:sz w:val="22"/>
+          <w:szCs w:val="22"/>
+          <w:lang w:val="en-GB"/>
+        </w:rPr>
+        <w:t>stereotype.Service</w:t>
+      </w:r>
+      <w:proofErr w:type="spellEnd"/>
+      <w:proofErr w:type="gramEnd"/>
       <w:r>
         <w:rPr>
           <w:rFonts w:ascii="Consolas" w:hAnsi="Consolas"/>
@@ -4148,7 +4319,17 @@
           <w:szCs w:val="22"/>
           <w:lang w:val="en-GB"/>
         </w:rPr>
-        <w:t>.List</w:t>
+        <w:t>.</w:t>
+      </w:r>
+      <w:proofErr w:type="gramStart"/>
+      <w:r>
+        <w:rPr>
+          <w:rFonts w:ascii="Consolas" w:hAnsi="Consolas"/>
+          <w:sz w:val="22"/>
+          <w:szCs w:val="22"/>
+          <w:lang w:val="en-GB"/>
+        </w:rPr>
+        <w:t>List</w:t>
       </w:r>
       <w:proofErr w:type="spellEnd"/>
       <w:r>
@@ -4160,6 +4341,7 @@
         </w:rPr>
         <w:t>;</w:t>
       </w:r>
+      <w:proofErr w:type="gramEnd"/>
     </w:p>
     <w:p>
       <w:pPr>
@@ -4393,6 +4575,71 @@
           <w:sz w:val="22"/>
           <w:szCs w:val="22"/>
         </w:rPr>
+        <w:t xml:space="preserve"> List&lt;Alumno&gt; </w:t>
+      </w:r>
+      <w:proofErr w:type="spellStart"/>
+      <w:proofErr w:type="gramStart"/>
+      <w:r>
+        <w:rPr>
+          <w:rFonts w:ascii="Consolas" w:hAnsi="Consolas"/>
+          <w:sz w:val="22"/>
+          <w:szCs w:val="22"/>
+        </w:rPr>
+        <w:t>obtenerTodos</w:t>
+      </w:r>
+      <w:proofErr w:type="spellEnd"/>
+      <w:r>
+        <w:rPr>
+          <w:rFonts w:ascii="Consolas" w:hAnsi="Consolas"/>
+          <w:sz w:val="22"/>
+          <w:szCs w:val="22"/>
+        </w:rPr>
+        <w:t>(</w:t>
+      </w:r>
+      <w:proofErr w:type="gramEnd"/>
+      <w:r>
+        <w:rPr>
+          <w:rFonts w:ascii="Consolas" w:hAnsi="Consolas"/>
+          <w:sz w:val="22"/>
+          <w:szCs w:val="22"/>
+        </w:rPr>
+        <w:t>) {</w:t>
+      </w:r>
+    </w:p>
+    <w:p>
+      <w:pPr>
+        <w:shd w:val="clear" w:color="auto" w:fill="D9F2D0" w:themeFill="accent6" w:themeFillTint="33"/>
+        <w:spacing w:after="0"/>
+        <w:rPr>
+          <w:rFonts w:ascii="Consolas" w:hAnsi="Consolas"/>
+          <w:sz w:val="22"/>
+          <w:szCs w:val="22"/>
+        </w:rPr>
+      </w:pPr>
+      <w:r>
+        <w:rPr>
+          <w:rFonts w:ascii="Consolas" w:hAnsi="Consolas"/>
+          <w:sz w:val="22"/>
+          <w:szCs w:val="22"/>
+        </w:rPr>
+        <w:t xml:space="preserve">        </w:t>
+      </w:r>
+      <w:proofErr w:type="spellStart"/>
+      <w:r>
+        <w:rPr>
+          <w:rFonts w:ascii="Consolas" w:hAnsi="Consolas"/>
+          <w:sz w:val="22"/>
+          <w:szCs w:val="22"/>
+        </w:rPr>
+        <w:t>return</w:t>
+      </w:r>
+      <w:proofErr w:type="spellEnd"/>
+      <w:r>
+        <w:rPr>
+          <w:rFonts w:ascii="Consolas" w:hAnsi="Consolas"/>
+          <w:sz w:val="22"/>
+          <w:szCs w:val="22"/>
+        </w:rPr>
         <w:t xml:space="preserve"> </w:t>
       </w:r>
       <w:proofErr w:type="spellStart"/>
@@ -4402,26 +4649,93 @@
           <w:sz w:val="22"/>
           <w:szCs w:val="22"/>
         </w:rPr>
-        <w:t>List</w:t>
-      </w:r>
-      <w:proofErr w:type="spellEnd"/>
-      <w:r>
-        <w:rPr>
-          <w:rFonts w:ascii="Consolas" w:hAnsi="Consolas"/>
-          <w:sz w:val="22"/>
-          <w:szCs w:val="22"/>
-        </w:rPr>
-        <w:t xml:space="preserve">&lt;Alumno&gt; </w:t>
-      </w:r>
-      <w:proofErr w:type="spellStart"/>
-      <w:proofErr w:type="gramStart"/>
-      <w:r>
-        <w:rPr>
-          <w:rFonts w:ascii="Consolas" w:hAnsi="Consolas"/>
-          <w:sz w:val="22"/>
-          <w:szCs w:val="22"/>
-        </w:rPr>
-        <w:t>obtenerTodos</w:t>
+        <w:t>alumnoRepository.findAll</w:t>
+      </w:r>
+      <w:proofErr w:type="spellEnd"/>
+      <w:r>
+        <w:rPr>
+          <w:rFonts w:ascii="Consolas" w:hAnsi="Consolas"/>
+          <w:sz w:val="22"/>
+          <w:szCs w:val="22"/>
+        </w:rPr>
+        <w:t>();</w:t>
+      </w:r>
+    </w:p>
+    <w:p>
+      <w:pPr>
+        <w:shd w:val="clear" w:color="auto" w:fill="D9F2D0" w:themeFill="accent6" w:themeFillTint="33"/>
+        <w:spacing w:after="0"/>
+        <w:rPr>
+          <w:rFonts w:ascii="Consolas" w:hAnsi="Consolas"/>
+          <w:sz w:val="22"/>
+          <w:szCs w:val="22"/>
+        </w:rPr>
+      </w:pPr>
+      <w:r>
+        <w:rPr>
+          <w:rFonts w:ascii="Consolas" w:hAnsi="Consolas"/>
+          <w:sz w:val="22"/>
+          <w:szCs w:val="22"/>
+        </w:rPr>
+        <w:t xml:space="preserve">    }</w:t>
+      </w:r>
+    </w:p>
+    <w:p>
+      <w:pPr>
+        <w:shd w:val="clear" w:color="auto" w:fill="D9F2D0" w:themeFill="accent6" w:themeFillTint="33"/>
+        <w:spacing w:after="0"/>
+        <w:rPr>
+          <w:rFonts w:ascii="Consolas" w:hAnsi="Consolas"/>
+          <w:sz w:val="22"/>
+          <w:szCs w:val="22"/>
+        </w:rPr>
+      </w:pPr>
+    </w:p>
+    <w:p>
+      <w:pPr>
+        <w:shd w:val="clear" w:color="auto" w:fill="D9F2D0" w:themeFill="accent6" w:themeFillTint="33"/>
+        <w:spacing w:after="0"/>
+        <w:rPr>
+          <w:rFonts w:ascii="Consolas" w:hAnsi="Consolas"/>
+          <w:sz w:val="22"/>
+          <w:szCs w:val="22"/>
+        </w:rPr>
+      </w:pPr>
+      <w:r>
+        <w:rPr>
+          <w:rFonts w:ascii="Consolas" w:hAnsi="Consolas"/>
+          <w:sz w:val="22"/>
+          <w:szCs w:val="22"/>
+        </w:rPr>
+        <w:t xml:space="preserve">    </w:t>
+      </w:r>
+      <w:proofErr w:type="spellStart"/>
+      <w:r>
+        <w:rPr>
+          <w:rFonts w:ascii="Consolas" w:hAnsi="Consolas"/>
+          <w:sz w:val="22"/>
+          <w:szCs w:val="22"/>
+        </w:rPr>
+        <w:t>public</w:t>
+      </w:r>
+      <w:proofErr w:type="spellEnd"/>
+      <w:r>
+        <w:rPr>
+          <w:rFonts w:ascii="Consolas" w:hAnsi="Consolas"/>
+          <w:sz w:val="22"/>
+          <w:szCs w:val="22"/>
+        </w:rPr>
+        <w:t xml:space="preserve"> Alumno </w:t>
+      </w:r>
+      <w:proofErr w:type="spellStart"/>
+      <w:proofErr w:type="gramStart"/>
+      <w:r>
+        <w:rPr>
+          <w:rFonts w:ascii="Consolas" w:hAnsi="Consolas"/>
+          <w:sz w:val="22"/>
+          <w:szCs w:val="22"/>
+        </w:rPr>
+        <w:t>obtenerPorId</w:t>
       </w:r>
       <w:proofErr w:type="spellEnd"/>
       <w:r>
@@ -4439,7 +4753,7 @@
           <w:sz w:val="22"/>
           <w:szCs w:val="22"/>
         </w:rPr>
-        <w:t>) {</w:t>
+        <w:t>Long id) {</w:t>
       </w:r>
     </w:p>
     <w:p>
@@ -4450,6 +4764,7 @@
           <w:rFonts w:ascii="Consolas" w:hAnsi="Consolas"/>
           <w:sz w:val="22"/>
           <w:szCs w:val="22"/>
+          <w:lang w:val="en-GB"/>
         </w:rPr>
       </w:pPr>
       <w:r>
@@ -4460,157 +4775,6 @@
         </w:rPr>
         <w:t xml:space="preserve">        </w:t>
       </w:r>
-      <w:proofErr w:type="spellStart"/>
-      <w:r>
-        <w:rPr>
-          <w:rFonts w:ascii="Consolas" w:hAnsi="Consolas"/>
-          <w:sz w:val="22"/>
-          <w:szCs w:val="22"/>
-        </w:rPr>
-        <w:t>return</w:t>
-      </w:r>
-      <w:proofErr w:type="spellEnd"/>
-      <w:r>
-        <w:rPr>
-          <w:rFonts w:ascii="Consolas" w:hAnsi="Consolas"/>
-          <w:sz w:val="22"/>
-          <w:szCs w:val="22"/>
-        </w:rPr>
-        <w:t xml:space="preserve"> </w:t>
-      </w:r>
-      <w:proofErr w:type="spellStart"/>
-      <w:r>
-        <w:rPr>
-          <w:rFonts w:ascii="Consolas" w:hAnsi="Consolas"/>
-          <w:sz w:val="22"/>
-          <w:szCs w:val="22"/>
-        </w:rPr>
-        <w:t>alumnoRepository.findAll</w:t>
-      </w:r>
-      <w:proofErr w:type="spellEnd"/>
-      <w:r>
-        <w:rPr>
-          <w:rFonts w:ascii="Consolas" w:hAnsi="Consolas"/>
-          <w:sz w:val="22"/>
-          <w:szCs w:val="22"/>
-        </w:rPr>
-        <w:t>();</w:t>
-      </w:r>
-    </w:p>
-    <w:p>
-      <w:pPr>
-        <w:shd w:val="clear" w:color="auto" w:fill="D9F2D0" w:themeFill="accent6" w:themeFillTint="33"/>
-        <w:spacing w:after="0"/>
-        <w:rPr>
-          <w:rFonts w:ascii="Consolas" w:hAnsi="Consolas"/>
-          <w:sz w:val="22"/>
-          <w:szCs w:val="22"/>
-        </w:rPr>
-      </w:pPr>
-      <w:r>
-        <w:rPr>
-          <w:rFonts w:ascii="Consolas" w:hAnsi="Consolas"/>
-          <w:sz w:val="22"/>
-          <w:szCs w:val="22"/>
-        </w:rPr>
-        <w:t xml:space="preserve">    }</w:t>
-      </w:r>
-    </w:p>
-    <w:p>
-      <w:pPr>
-        <w:shd w:val="clear" w:color="auto" w:fill="D9F2D0" w:themeFill="accent6" w:themeFillTint="33"/>
-        <w:spacing w:after="0"/>
-        <w:rPr>
-          <w:rFonts w:ascii="Consolas" w:hAnsi="Consolas"/>
-          <w:sz w:val="22"/>
-          <w:szCs w:val="22"/>
-        </w:rPr>
-      </w:pPr>
-    </w:p>
-    <w:p>
-      <w:pPr>
-        <w:shd w:val="clear" w:color="auto" w:fill="D9F2D0" w:themeFill="accent6" w:themeFillTint="33"/>
-        <w:spacing w:after="0"/>
-        <w:rPr>
-          <w:rFonts w:ascii="Consolas" w:hAnsi="Consolas"/>
-          <w:sz w:val="22"/>
-          <w:szCs w:val="22"/>
-        </w:rPr>
-      </w:pPr>
-      <w:r>
-        <w:rPr>
-          <w:rFonts w:ascii="Consolas" w:hAnsi="Consolas"/>
-          <w:sz w:val="22"/>
-          <w:szCs w:val="22"/>
-        </w:rPr>
-        <w:t xml:space="preserve">    </w:t>
-      </w:r>
-      <w:proofErr w:type="spellStart"/>
-      <w:r>
-        <w:rPr>
-          <w:rFonts w:ascii="Consolas" w:hAnsi="Consolas"/>
-          <w:sz w:val="22"/>
-          <w:szCs w:val="22"/>
-        </w:rPr>
-        <w:t>public</w:t>
-      </w:r>
-      <w:proofErr w:type="spellEnd"/>
-      <w:r>
-        <w:rPr>
-          <w:rFonts w:ascii="Consolas" w:hAnsi="Consolas"/>
-          <w:sz w:val="22"/>
-          <w:szCs w:val="22"/>
-        </w:rPr>
-        <w:t xml:space="preserve"> Alumno </w:t>
-      </w:r>
-      <w:proofErr w:type="spellStart"/>
-      <w:proofErr w:type="gramStart"/>
-      <w:r>
-        <w:rPr>
-          <w:rFonts w:ascii="Consolas" w:hAnsi="Consolas"/>
-          <w:sz w:val="22"/>
-          <w:szCs w:val="22"/>
-        </w:rPr>
-        <w:t>obtenerPorId</w:t>
-      </w:r>
-      <w:proofErr w:type="spellEnd"/>
-      <w:r>
-        <w:rPr>
-          <w:rFonts w:ascii="Consolas" w:hAnsi="Consolas"/>
-          <w:sz w:val="22"/>
-          <w:szCs w:val="22"/>
-        </w:rPr>
-        <w:t>(</w:t>
-      </w:r>
-      <w:proofErr w:type="gramEnd"/>
-      <w:r>
-        <w:rPr>
-          <w:rFonts w:ascii="Consolas" w:hAnsi="Consolas"/>
-          <w:sz w:val="22"/>
-          <w:szCs w:val="22"/>
-        </w:rPr>
-        <w:t>Long id) {</w:t>
-      </w:r>
-    </w:p>
-    <w:p>
-      <w:pPr>
-        <w:shd w:val="clear" w:color="auto" w:fill="D9F2D0" w:themeFill="accent6" w:themeFillTint="33"/>
-        <w:spacing w:after="0"/>
-        <w:rPr>
-          <w:rFonts w:ascii="Consolas" w:hAnsi="Consolas"/>
-          <w:sz w:val="22"/>
-          <w:szCs w:val="22"/>
-          <w:lang w:val="en-GB"/>
-        </w:rPr>
-      </w:pPr>
-      <w:r>
-        <w:rPr>
-          <w:rFonts w:ascii="Consolas" w:hAnsi="Consolas"/>
-          <w:sz w:val="22"/>
-          <w:szCs w:val="22"/>
-        </w:rPr>
-        <w:t xml:space="preserve">        </w:t>
-      </w:r>
       <w:r>
         <w:rPr>
           <w:rFonts w:ascii="Consolas" w:hAnsi="Consolas"/>
@@ -4669,8 +4833,19 @@
           <w:szCs w:val="22"/>
           <w:lang w:val="en-GB"/>
         </w:rPr>
-        <w:t>(null);</w:t>
-      </w:r>
+        <w:t>(null</w:t>
+      </w:r>
+      <w:proofErr w:type="gramStart"/>
+      <w:r>
+        <w:rPr>
+          <w:rFonts w:ascii="Consolas" w:hAnsi="Consolas"/>
+          <w:sz w:val="22"/>
+          <w:szCs w:val="22"/>
+          <w:lang w:val="en-GB"/>
+        </w:rPr>
+        <w:t>);</w:t>
+      </w:r>
+      <w:proofErr w:type="gramEnd"/>
     </w:p>
     <w:p>
       <w:pPr>
@@ -5254,9 +5429,19 @@
           <w:sz w:val="22"/>
           <w:szCs w:val="22"/>
         </w:rPr>
-        <w:t>.model.Alumno</w:t>
-      </w:r>
-      <w:proofErr w:type="spellEnd"/>
+        <w:t>.</w:t>
+      </w:r>
+      <w:proofErr w:type="gramStart"/>
+      <w:r>
+        <w:rPr>
+          <w:rFonts w:ascii="Consolas" w:hAnsi="Consolas"/>
+          <w:sz w:val="22"/>
+          <w:szCs w:val="22"/>
+        </w:rPr>
+        <w:t>model.Alumno</w:t>
+      </w:r>
+      <w:proofErr w:type="spellEnd"/>
+      <w:proofErr w:type="gramEnd"/>
       <w:r>
         <w:rPr>
           <w:rFonts w:ascii="Consolas" w:hAnsi="Consolas"/>
@@ -5311,9 +5496,19 @@
           <w:sz w:val="22"/>
           <w:szCs w:val="22"/>
         </w:rPr>
-        <w:t>.service.AlumnoService</w:t>
-      </w:r>
-      <w:proofErr w:type="spellEnd"/>
+        <w:t>.</w:t>
+      </w:r>
+      <w:proofErr w:type="gramStart"/>
+      <w:r>
+        <w:rPr>
+          <w:rFonts w:ascii="Consolas" w:hAnsi="Consolas"/>
+          <w:sz w:val="22"/>
+          <w:szCs w:val="22"/>
+        </w:rPr>
+        <w:t>service.AlumnoService</w:t>
+      </w:r>
+      <w:proofErr w:type="spellEnd"/>
+      <w:proofErr w:type="gramEnd"/>
       <w:r>
         <w:rPr>
           <w:rFonts w:ascii="Consolas" w:hAnsi="Consolas"/>
@@ -5362,9 +5557,40 @@
           <w:szCs w:val="22"/>
           <w:lang w:val="en-GB"/>
         </w:rPr>
-        <w:t>.beans.factory.annotation.Autowired</w:t>
-      </w:r>
-      <w:proofErr w:type="spellEnd"/>
+        <w:t>.</w:t>
+      </w:r>
+      <w:proofErr w:type="gramStart"/>
+      <w:r>
+        <w:rPr>
+          <w:rFonts w:ascii="Consolas" w:hAnsi="Consolas"/>
+          <w:sz w:val="22"/>
+          <w:szCs w:val="22"/>
+          <w:lang w:val="en-GB"/>
+        </w:rPr>
+        <w:t>beans.factory</w:t>
+      </w:r>
+      <w:proofErr w:type="gramEnd"/>
+      <w:r>
+        <w:rPr>
+          <w:rFonts w:ascii="Consolas" w:hAnsi="Consolas"/>
+          <w:sz w:val="22"/>
+          <w:szCs w:val="22"/>
+          <w:lang w:val="en-GB"/>
+        </w:rPr>
+        <w:t>.</w:t>
+      </w:r>
+      <w:proofErr w:type="gramStart"/>
+      <w:r>
+        <w:rPr>
+          <w:rFonts w:ascii="Consolas" w:hAnsi="Consolas"/>
+          <w:sz w:val="22"/>
+          <w:szCs w:val="22"/>
+          <w:lang w:val="en-GB"/>
+        </w:rPr>
+        <w:t>annotation.Autowired</w:t>
+      </w:r>
+      <w:proofErr w:type="spellEnd"/>
+      <w:proofErr w:type="gramEnd"/>
       <w:r>
         <w:rPr>
           <w:rFonts w:ascii="Consolas" w:hAnsi="Consolas"/>
@@ -5414,17 +5640,37 @@
           <w:szCs w:val="22"/>
           <w:lang w:val="en-GB"/>
         </w:rPr>
-        <w:t>.annotation</w:t>
-      </w:r>
-      <w:proofErr w:type="spellEnd"/>
-      <w:r>
-        <w:rPr>
-          <w:rFonts w:ascii="Consolas" w:hAnsi="Consolas"/>
-          <w:sz w:val="22"/>
-          <w:szCs w:val="22"/>
-          <w:lang w:val="en-GB"/>
-        </w:rPr>
-        <w:t>.*;</w:t>
+        <w:t>.</w:t>
+      </w:r>
+      <w:proofErr w:type="gramStart"/>
+      <w:r>
+        <w:rPr>
+          <w:rFonts w:ascii="Consolas" w:hAnsi="Consolas"/>
+          <w:sz w:val="22"/>
+          <w:szCs w:val="22"/>
+          <w:lang w:val="en-GB"/>
+        </w:rPr>
+        <w:t>annotation</w:t>
+      </w:r>
+      <w:proofErr w:type="spellEnd"/>
+      <w:r>
+        <w:rPr>
+          <w:rFonts w:ascii="Consolas" w:hAnsi="Consolas"/>
+          <w:sz w:val="22"/>
+          <w:szCs w:val="22"/>
+          <w:lang w:val="en-GB"/>
+        </w:rPr>
+        <w:t>.*</w:t>
+      </w:r>
+      <w:proofErr w:type="gramEnd"/>
+      <w:r>
+        <w:rPr>
+          <w:rFonts w:ascii="Consolas" w:hAnsi="Consolas"/>
+          <w:sz w:val="22"/>
+          <w:szCs w:val="22"/>
+          <w:lang w:val="en-GB"/>
+        </w:rPr>
+        <w:t>;</w:t>
       </w:r>
     </w:p>
     <w:p>
@@ -5478,7 +5724,17 @@
           <w:szCs w:val="22"/>
           <w:lang w:val="en-GB"/>
         </w:rPr>
-        <w:t>.List</w:t>
+        <w:t>.</w:t>
+      </w:r>
+      <w:proofErr w:type="gramStart"/>
+      <w:r>
+        <w:rPr>
+          <w:rFonts w:ascii="Consolas" w:hAnsi="Consolas"/>
+          <w:sz w:val="22"/>
+          <w:szCs w:val="22"/>
+          <w:lang w:val="en-GB"/>
+        </w:rPr>
+        <w:t>List</w:t>
       </w:r>
       <w:proofErr w:type="spellEnd"/>
       <w:r>
@@ -5490,6 +5746,7 @@
         </w:rPr>
         <w:t>;</w:t>
       </w:r>
+      <w:proofErr w:type="gramEnd"/>
     </w:p>
     <w:p>
       <w:pPr>
@@ -5763,25 +6020,7 @@
           <w:sz w:val="22"/>
           <w:szCs w:val="22"/>
         </w:rPr>
-        <w:t xml:space="preserve"> </w:t>
-      </w:r>
-      <w:proofErr w:type="spellStart"/>
-      <w:r>
-        <w:rPr>
-          <w:rFonts w:ascii="Consolas" w:hAnsi="Consolas"/>
-          <w:sz w:val="22"/>
-          <w:szCs w:val="22"/>
-        </w:rPr>
-        <w:t>List</w:t>
-      </w:r>
-      <w:proofErr w:type="spellEnd"/>
-      <w:r>
-        <w:rPr>
-          <w:rFonts w:ascii="Consolas" w:hAnsi="Consolas"/>
-          <w:sz w:val="22"/>
-          <w:szCs w:val="22"/>
-        </w:rPr>
-        <w:t xml:space="preserve">&lt;Alumno&gt; </w:t>
+        <w:t xml:space="preserve"> List&lt;Alumno&gt; </w:t>
       </w:r>
       <w:proofErr w:type="spellStart"/>
       <w:proofErr w:type="gramStart"/>
@@ -6615,9 +6854,20 @@
           <w:szCs w:val="22"/>
           <w:lang w:val="en-GB"/>
         </w:rPr>
-        <w:t>.boot.SpringApplication</w:t>
-      </w:r>
-      <w:proofErr w:type="spellEnd"/>
+        <w:t>.</w:t>
+      </w:r>
+      <w:proofErr w:type="gramStart"/>
+      <w:r>
+        <w:rPr>
+          <w:rFonts w:ascii="Consolas" w:hAnsi="Consolas"/>
+          <w:sz w:val="22"/>
+          <w:szCs w:val="22"/>
+          <w:lang w:val="en-GB"/>
+        </w:rPr>
+        <w:t>boot.SpringApplication</w:t>
+      </w:r>
+      <w:proofErr w:type="spellEnd"/>
+      <w:proofErr w:type="gramEnd"/>
       <w:r>
         <w:rPr>
           <w:rFonts w:ascii="Consolas" w:hAnsi="Consolas"/>
@@ -6667,7 +6917,37 @@
           <w:szCs w:val="22"/>
           <w:lang w:val="en-GB"/>
         </w:rPr>
-        <w:t>.boot.autoconfigure.SpringBootApplication</w:t>
+        <w:t>.</w:t>
+      </w:r>
+      <w:proofErr w:type="gramStart"/>
+      <w:r>
+        <w:rPr>
+          <w:rFonts w:ascii="Consolas" w:hAnsi="Consolas"/>
+          <w:sz w:val="22"/>
+          <w:szCs w:val="22"/>
+          <w:lang w:val="en-GB"/>
+        </w:rPr>
+        <w:t>boot.autoconfigure</w:t>
+      </w:r>
+      <w:proofErr w:type="gramEnd"/>
+      <w:r>
+        <w:rPr>
+          <w:rFonts w:ascii="Consolas" w:hAnsi="Consolas"/>
+          <w:sz w:val="22"/>
+          <w:szCs w:val="22"/>
+          <w:lang w:val="en-GB"/>
+        </w:rPr>
+        <w:t>.</w:t>
+      </w:r>
+      <w:proofErr w:type="gramStart"/>
+      <w:r>
+        <w:rPr>
+          <w:rFonts w:ascii="Consolas" w:hAnsi="Consolas"/>
+          <w:sz w:val="22"/>
+          <w:szCs w:val="22"/>
+          <w:lang w:val="en-GB"/>
+        </w:rPr>
+        <w:t>SpringBootApplication</w:t>
       </w:r>
       <w:proofErr w:type="spellEnd"/>
       <w:r>
@@ -6679,6 +6959,7 @@
         </w:rPr>
         <w:t>;</w:t>
       </w:r>
+      <w:proofErr w:type="gramEnd"/>
     </w:p>
     <w:p>
       <w:pPr>
@@ -6803,17 +7084,17 @@
           <w:szCs w:val="22"/>
           <w:lang w:val="en-GB"/>
         </w:rPr>
-        <w:t>main(</w:t>
-      </w:r>
-      <w:proofErr w:type="gramEnd"/>
-      <w:r>
-        <w:rPr>
-          <w:rFonts w:ascii="Consolas" w:hAnsi="Consolas"/>
-          <w:sz w:val="22"/>
-          <w:szCs w:val="22"/>
-          <w:lang w:val="en-GB"/>
-        </w:rPr>
-        <w:t xml:space="preserve">String[] </w:t>
+        <w:t>main(String[</w:t>
+      </w:r>
+      <w:proofErr w:type="gramEnd"/>
+      <w:r>
+        <w:rPr>
+          <w:rFonts w:ascii="Consolas" w:hAnsi="Consolas"/>
+          <w:sz w:val="22"/>
+          <w:szCs w:val="22"/>
+          <w:lang w:val="en-GB"/>
+        </w:rPr>
+        <w:t xml:space="preserve">] </w:t>
       </w:r>
       <w:proofErr w:type="spellStart"/>
       <w:r>
@@ -6909,6 +7190,7 @@
         <w:t>args</w:t>
       </w:r>
       <w:proofErr w:type="spellEnd"/>
+      <w:proofErr w:type="gramStart"/>
       <w:r>
         <w:rPr>
           <w:rFonts w:ascii="Consolas" w:hAnsi="Consolas"/>
@@ -6918,6 +7200,7 @@
         </w:rPr>
         <w:t>);</w:t>
       </w:r>
+      <w:proofErr w:type="gramEnd"/>
     </w:p>
     <w:p>
       <w:pPr>
@@ -7155,15 +7438,7 @@
         <w:spacing w:after="0"/>
       </w:pPr>
       <w:r>
-        <w:t xml:space="preserve">Puedes usar herramientas como </w:t>
-      </w:r>
-      <w:proofErr w:type="spellStart"/>
-      <w:r>
-        <w:t>Postman</w:t>
-      </w:r>
-      <w:proofErr w:type="spellEnd"/>
-      <w:r>
-        <w:t xml:space="preserve"> o </w:t>
+        <w:t xml:space="preserve">Puedes usar herramientas como Postman o </w:t>
       </w:r>
       <w:proofErr w:type="spellStart"/>
       <w:r>
@@ -7277,11 +7552,6 @@
       <w:pPr>
         <w:spacing w:after="0"/>
         <w:ind w:left="360"/>
-        <w:rPr>
-          <w:rFonts w:ascii="Consolas" w:hAnsi="Consolas"/>
-          <w:sz w:val="22"/>
-          <w:szCs w:val="22"/>
-        </w:rPr>
       </w:pPr>
       <w:proofErr w:type="spellStart"/>
       <w:r>
@@ -7371,7 +7641,25 @@
           <w:sz w:val="22"/>
           <w:szCs w:val="22"/>
         </w:rPr>
-        <w:t>"Juan\", \"apellidos\":\"Perez\", \"</w:t>
+        <w:t>"Juan\", \"apellidos\</w:t>
+      </w:r>
+      <w:proofErr w:type="gramStart"/>
+      <w:r>
+        <w:rPr>
+          <w:rFonts w:ascii="Consolas" w:hAnsi="Consolas"/>
+          <w:sz w:val="22"/>
+          <w:szCs w:val="22"/>
+        </w:rPr>
+        <w:t>":\</w:t>
+      </w:r>
+      <w:proofErr w:type="gramEnd"/>
+      <w:r>
+        <w:rPr>
+          <w:rFonts w:ascii="Consolas" w:hAnsi="Consolas"/>
+          <w:sz w:val="22"/>
+          <w:szCs w:val="22"/>
+        </w:rPr>
+        <w:t>"Perez\", \"</w:t>
       </w:r>
       <w:proofErr w:type="spellStart"/>
       <w:r>
@@ -7389,7 +7677,43 @@
           <w:sz w:val="22"/>
           <w:szCs w:val="22"/>
         </w:rPr>
-        <w:t xml:space="preserve">\":\"Calle Falsa 123\", \"ciudad\":\"Ciudad\"}" </w:t>
+        <w:t>\</w:t>
+      </w:r>
+      <w:proofErr w:type="gramStart"/>
+      <w:r>
+        <w:rPr>
+          <w:rFonts w:ascii="Consolas" w:hAnsi="Consolas"/>
+          <w:sz w:val="22"/>
+          <w:szCs w:val="22"/>
+        </w:rPr>
+        <w:t>":\</w:t>
+      </w:r>
+      <w:proofErr w:type="gramEnd"/>
+      <w:r>
+        <w:rPr>
+          <w:rFonts w:ascii="Consolas" w:hAnsi="Consolas"/>
+          <w:sz w:val="22"/>
+          <w:szCs w:val="22"/>
+        </w:rPr>
+        <w:t>"Calle Falsa 123\", \"ciudad\</w:t>
+      </w:r>
+      <w:proofErr w:type="gramStart"/>
+      <w:r>
+        <w:rPr>
+          <w:rFonts w:ascii="Consolas" w:hAnsi="Consolas"/>
+          <w:sz w:val="22"/>
+          <w:szCs w:val="22"/>
+        </w:rPr>
+        <w:t>":\</w:t>
+      </w:r>
+      <w:proofErr w:type="gramEnd"/>
+      <w:r>
+        <w:rPr>
+          <w:rFonts w:ascii="Consolas" w:hAnsi="Consolas"/>
+          <w:sz w:val="22"/>
+          <w:szCs w:val="22"/>
+        </w:rPr>
+        <w:t xml:space="preserve">"Ciudad\"}" </w:t>
       </w:r>
       <w:hyperlink r:id="rId6" w:history="1">
         <w:r>
@@ -7402,6 +7726,17 @@
           <w:t>http://localhost:9090/api/alumnos</w:t>
         </w:r>
       </w:hyperlink>
+    </w:p>
+    <w:p>
+      <w:pPr>
+        <w:spacing w:after="0"/>
+        <w:ind w:left="360"/>
+        <w:rPr>
+          <w:rFonts w:ascii="Consolas" w:hAnsi="Consolas"/>
+          <w:sz w:val="22"/>
+          <w:szCs w:val="22"/>
+        </w:rPr>
+      </w:pPr>
     </w:p>
     <w:p>
       <w:pPr>
@@ -7864,6 +8199,7 @@
           <w:szCs w:val="20"/>
           <w:lang w:val="en-GB"/>
         </w:rPr>
+        <w:lastRenderedPageBreak/>
         <w:t xml:space="preserve">         </w:t>
       </w:r>
       <w:proofErr w:type="spellStart"/>
@@ -8591,6 +8927,7 @@
         <w:t>&gt;21&lt;/</w:t>
       </w:r>
       <w:proofErr w:type="spellStart"/>
+      <w:proofErr w:type="gramStart"/>
       <w:r>
         <w:rPr>
           <w:rFonts w:ascii="Courier New" w:hAnsi="Courier New" w:cs="Courier New"/>
@@ -8601,6 +8938,7 @@
         <w:t>java.version</w:t>
       </w:r>
       <w:proofErr w:type="spellEnd"/>
+      <w:proofErr w:type="gramEnd"/>
       <w:r>
         <w:rPr>
           <w:rFonts w:ascii="Courier New" w:hAnsi="Courier New" w:cs="Courier New"/>
@@ -10192,6 +10530,7 @@
           <w:szCs w:val="20"/>
           <w:lang w:val="en-GB"/>
         </w:rPr>
+        <w:lastRenderedPageBreak/>
         <w:t>&lt;/project&gt;</w:t>
       </w:r>
     </w:p>
@@ -10359,7 +10698,17 @@
           <w:szCs w:val="20"/>
           <w:lang w:val="en-GB"/>
         </w:rPr>
-        <w:t>.entity</w:t>
+        <w:t>.</w:t>
+      </w:r>
+      <w:proofErr w:type="gramStart"/>
+      <w:r>
+        <w:rPr>
+          <w:rFonts w:ascii="Courier New" w:hAnsi="Courier New" w:cs="Courier New"/>
+          <w:sz w:val="20"/>
+          <w:szCs w:val="20"/>
+          <w:lang w:val="en-GB"/>
+        </w:rPr>
+        <w:t>entity</w:t>
       </w:r>
       <w:proofErr w:type="spellEnd"/>
       <w:r>
@@ -10371,6 +10720,7 @@
         </w:rPr>
         <w:t>;</w:t>
       </w:r>
+      <w:proofErr w:type="gramEnd"/>
     </w:p>
     <w:p>
       <w:pPr>
@@ -10436,8 +10786,19 @@
           <w:szCs w:val="20"/>
           <w:lang w:val="en-GB"/>
         </w:rPr>
-        <w:t>.*;</w:t>
-      </w:r>
+        <w:t>.</w:t>
+      </w:r>
+      <w:proofErr w:type="gramStart"/>
+      <w:r>
+        <w:rPr>
+          <w:rFonts w:ascii="Courier New" w:hAnsi="Courier New" w:cs="Courier New"/>
+          <w:sz w:val="20"/>
+          <w:szCs w:val="20"/>
+          <w:lang w:val="en-GB"/>
+        </w:rPr>
+        <w:t>*;</w:t>
+      </w:r>
+      <w:proofErr w:type="gramEnd"/>
     </w:p>
     <w:p>
       <w:pPr>
@@ -11551,6 +11912,150 @@
           <w:sz w:val="20"/>
           <w:szCs w:val="20"/>
         </w:rPr>
+        <w:t xml:space="preserve"> String </w:t>
+      </w:r>
+      <w:proofErr w:type="spellStart"/>
+      <w:proofErr w:type="gramStart"/>
+      <w:r>
+        <w:rPr>
+          <w:rFonts w:ascii="Courier New" w:hAnsi="Courier New" w:cs="Courier New"/>
+          <w:sz w:val="20"/>
+          <w:szCs w:val="20"/>
+        </w:rPr>
+        <w:t>getApellidos</w:t>
+      </w:r>
+      <w:proofErr w:type="spellEnd"/>
+      <w:r>
+        <w:rPr>
+          <w:rFonts w:ascii="Courier New" w:hAnsi="Courier New" w:cs="Courier New"/>
+          <w:sz w:val="20"/>
+          <w:szCs w:val="20"/>
+        </w:rPr>
+        <w:t>(</w:t>
+      </w:r>
+      <w:proofErr w:type="gramEnd"/>
+      <w:r>
+        <w:rPr>
+          <w:rFonts w:ascii="Courier New" w:hAnsi="Courier New" w:cs="Courier New"/>
+          <w:sz w:val="20"/>
+          <w:szCs w:val="20"/>
+        </w:rPr>
+        <w:t>) {</w:t>
+      </w:r>
+    </w:p>
+    <w:p>
+      <w:pPr>
+        <w:shd w:val="clear" w:color="auto" w:fill="C1F0C7" w:themeFill="accent3" w:themeFillTint="33"/>
+        <w:spacing w:after="0"/>
+        <w:rPr>
+          <w:rFonts w:ascii="Courier New" w:hAnsi="Courier New" w:cs="Courier New"/>
+          <w:sz w:val="20"/>
+          <w:szCs w:val="20"/>
+        </w:rPr>
+      </w:pPr>
+      <w:r>
+        <w:rPr>
+          <w:rFonts w:ascii="Courier New" w:hAnsi="Courier New" w:cs="Courier New"/>
+          <w:sz w:val="20"/>
+          <w:szCs w:val="20"/>
+        </w:rPr>
+        <w:t xml:space="preserve">        </w:t>
+      </w:r>
+      <w:proofErr w:type="spellStart"/>
+      <w:r>
+        <w:rPr>
+          <w:rFonts w:ascii="Courier New" w:hAnsi="Courier New" w:cs="Courier New"/>
+          <w:sz w:val="20"/>
+          <w:szCs w:val="20"/>
+        </w:rPr>
+        <w:t>return</w:t>
+      </w:r>
+      <w:proofErr w:type="spellEnd"/>
+      <w:r>
+        <w:rPr>
+          <w:rFonts w:ascii="Courier New" w:hAnsi="Courier New" w:cs="Courier New"/>
+          <w:sz w:val="20"/>
+          <w:szCs w:val="20"/>
+        </w:rPr>
+        <w:t xml:space="preserve"> apellidos;</w:t>
+      </w:r>
+    </w:p>
+    <w:p>
+      <w:pPr>
+        <w:shd w:val="clear" w:color="auto" w:fill="C1F0C7" w:themeFill="accent3" w:themeFillTint="33"/>
+        <w:spacing w:after="0"/>
+        <w:rPr>
+          <w:rFonts w:ascii="Courier New" w:hAnsi="Courier New" w:cs="Courier New"/>
+          <w:sz w:val="20"/>
+          <w:szCs w:val="20"/>
+          <w:lang w:val="en-GB"/>
+        </w:rPr>
+      </w:pPr>
+      <w:r>
+        <w:rPr>
+          <w:rFonts w:ascii="Courier New" w:hAnsi="Courier New" w:cs="Courier New"/>
+          <w:sz w:val="20"/>
+          <w:szCs w:val="20"/>
+        </w:rPr>
+        <w:t xml:space="preserve">    </w:t>
+      </w:r>
+      <w:r>
+        <w:rPr>
+          <w:rFonts w:ascii="Courier New" w:hAnsi="Courier New" w:cs="Courier New"/>
+          <w:sz w:val="20"/>
+          <w:szCs w:val="20"/>
+          <w:lang w:val="en-GB"/>
+        </w:rPr>
+        <w:t>}</w:t>
+      </w:r>
+    </w:p>
+    <w:p>
+      <w:pPr>
+        <w:shd w:val="clear" w:color="auto" w:fill="C1F0C7" w:themeFill="accent3" w:themeFillTint="33"/>
+        <w:spacing w:after="0"/>
+        <w:rPr>
+          <w:rFonts w:ascii="Courier New" w:hAnsi="Courier New" w:cs="Courier New"/>
+          <w:sz w:val="20"/>
+          <w:szCs w:val="20"/>
+          <w:lang w:val="en-GB"/>
+        </w:rPr>
+      </w:pPr>
+    </w:p>
+    <w:p>
+      <w:pPr>
+        <w:shd w:val="clear" w:color="auto" w:fill="C1F0C7" w:themeFill="accent3" w:themeFillTint="33"/>
+        <w:spacing w:after="0"/>
+        <w:rPr>
+          <w:rFonts w:ascii="Courier New" w:hAnsi="Courier New" w:cs="Courier New"/>
+          <w:sz w:val="20"/>
+          <w:szCs w:val="20"/>
+        </w:rPr>
+      </w:pPr>
+      <w:r>
+        <w:rPr>
+          <w:rFonts w:ascii="Courier New" w:hAnsi="Courier New" w:cs="Courier New"/>
+          <w:sz w:val="20"/>
+          <w:szCs w:val="20"/>
+          <w:lang w:val="en-GB"/>
+        </w:rPr>
+        <w:t xml:space="preserve">    </w:t>
+      </w:r>
+      <w:proofErr w:type="spellStart"/>
+      <w:r>
+        <w:rPr>
+          <w:rFonts w:ascii="Courier New" w:hAnsi="Courier New" w:cs="Courier New"/>
+          <w:sz w:val="20"/>
+          <w:szCs w:val="20"/>
+        </w:rPr>
+        <w:t>public</w:t>
+      </w:r>
+      <w:proofErr w:type="spellEnd"/>
+      <w:r>
+        <w:rPr>
+          <w:rFonts w:ascii="Courier New" w:hAnsi="Courier New" w:cs="Courier New"/>
+          <w:sz w:val="20"/>
+          <w:szCs w:val="20"/>
+        </w:rPr>
         <w:t xml:space="preserve"> </w:t>
       </w:r>
       <w:proofErr w:type="spellStart"/>
@@ -11560,7 +12065,7 @@
           <w:sz w:val="20"/>
           <w:szCs w:val="20"/>
         </w:rPr>
-        <w:t>String</w:t>
+        <w:t>void</w:t>
       </w:r>
       <w:proofErr w:type="spellEnd"/>
       <w:r>
@@ -11579,7 +12084,7 @@
           <w:sz w:val="20"/>
           <w:szCs w:val="20"/>
         </w:rPr>
-        <w:t>getApellidos</w:t>
+        <w:t>setApellidos</w:t>
       </w:r>
       <w:proofErr w:type="spellEnd"/>
       <w:r>
@@ -11597,6 +12102,155 @@
           <w:sz w:val="20"/>
           <w:szCs w:val="20"/>
         </w:rPr>
+        <w:t>String apellidos) {</w:t>
+      </w:r>
+    </w:p>
+    <w:p>
+      <w:pPr>
+        <w:shd w:val="clear" w:color="auto" w:fill="C1F0C7" w:themeFill="accent3" w:themeFillTint="33"/>
+        <w:spacing w:after="0"/>
+        <w:rPr>
+          <w:rFonts w:ascii="Courier New" w:hAnsi="Courier New" w:cs="Courier New"/>
+          <w:sz w:val="20"/>
+          <w:szCs w:val="20"/>
+          <w:lang w:val="en-GB"/>
+        </w:rPr>
+      </w:pPr>
+      <w:r>
+        <w:rPr>
+          <w:rFonts w:ascii="Courier New" w:hAnsi="Courier New" w:cs="Courier New"/>
+          <w:sz w:val="20"/>
+          <w:szCs w:val="20"/>
+        </w:rPr>
+        <w:t xml:space="preserve">        </w:t>
+      </w:r>
+      <w:proofErr w:type="spellStart"/>
+      <w:proofErr w:type="gramStart"/>
+      <w:r>
+        <w:rPr>
+          <w:rFonts w:ascii="Courier New" w:hAnsi="Courier New" w:cs="Courier New"/>
+          <w:sz w:val="20"/>
+          <w:szCs w:val="20"/>
+          <w:lang w:val="en-GB"/>
+        </w:rPr>
+        <w:t>this.apellidos</w:t>
+      </w:r>
+      <w:proofErr w:type="spellEnd"/>
+      <w:proofErr w:type="gramEnd"/>
+      <w:r>
+        <w:rPr>
+          <w:rFonts w:ascii="Courier New" w:hAnsi="Courier New" w:cs="Courier New"/>
+          <w:sz w:val="20"/>
+          <w:szCs w:val="20"/>
+          <w:lang w:val="en-GB"/>
+        </w:rPr>
+        <w:t xml:space="preserve"> = </w:t>
+      </w:r>
+      <w:proofErr w:type="spellStart"/>
+      <w:proofErr w:type="gramStart"/>
+      <w:r>
+        <w:rPr>
+          <w:rFonts w:ascii="Courier New" w:hAnsi="Courier New" w:cs="Courier New"/>
+          <w:sz w:val="20"/>
+          <w:szCs w:val="20"/>
+          <w:lang w:val="en-GB"/>
+        </w:rPr>
+        <w:t>apellidos</w:t>
+      </w:r>
+      <w:proofErr w:type="spellEnd"/>
+      <w:r>
+        <w:rPr>
+          <w:rFonts w:ascii="Courier New" w:hAnsi="Courier New" w:cs="Courier New"/>
+          <w:sz w:val="20"/>
+          <w:szCs w:val="20"/>
+          <w:lang w:val="en-GB"/>
+        </w:rPr>
+        <w:t>;</w:t>
+      </w:r>
+      <w:proofErr w:type="gramEnd"/>
+    </w:p>
+    <w:p>
+      <w:pPr>
+        <w:shd w:val="clear" w:color="auto" w:fill="C1F0C7" w:themeFill="accent3" w:themeFillTint="33"/>
+        <w:spacing w:after="0"/>
+        <w:rPr>
+          <w:rFonts w:ascii="Courier New" w:hAnsi="Courier New" w:cs="Courier New"/>
+          <w:sz w:val="20"/>
+          <w:szCs w:val="20"/>
+          <w:lang w:val="en-GB"/>
+        </w:rPr>
+      </w:pPr>
+      <w:r>
+        <w:rPr>
+          <w:rFonts w:ascii="Courier New" w:hAnsi="Courier New" w:cs="Courier New"/>
+          <w:sz w:val="20"/>
+          <w:szCs w:val="20"/>
+          <w:lang w:val="en-GB"/>
+        </w:rPr>
+        <w:t xml:space="preserve">    }</w:t>
+      </w:r>
+    </w:p>
+    <w:p>
+      <w:pPr>
+        <w:shd w:val="clear" w:color="auto" w:fill="C1F0C7" w:themeFill="accent3" w:themeFillTint="33"/>
+        <w:spacing w:after="0"/>
+        <w:rPr>
+          <w:rFonts w:ascii="Courier New" w:hAnsi="Courier New" w:cs="Courier New"/>
+          <w:sz w:val="20"/>
+          <w:szCs w:val="20"/>
+          <w:lang w:val="en-GB"/>
+        </w:rPr>
+      </w:pPr>
+    </w:p>
+    <w:p>
+      <w:pPr>
+        <w:shd w:val="clear" w:color="auto" w:fill="C1F0C7" w:themeFill="accent3" w:themeFillTint="33"/>
+        <w:spacing w:after="0"/>
+        <w:rPr>
+          <w:rFonts w:ascii="Courier New" w:hAnsi="Courier New" w:cs="Courier New"/>
+          <w:sz w:val="20"/>
+          <w:szCs w:val="20"/>
+          <w:lang w:val="en-GB"/>
+        </w:rPr>
+      </w:pPr>
+      <w:r>
+        <w:rPr>
+          <w:rFonts w:ascii="Courier New" w:hAnsi="Courier New" w:cs="Courier New"/>
+          <w:sz w:val="20"/>
+          <w:szCs w:val="20"/>
+          <w:lang w:val="en-GB"/>
+        </w:rPr>
+        <w:t xml:space="preserve">    public String </w:t>
+      </w:r>
+      <w:proofErr w:type="spellStart"/>
+      <w:proofErr w:type="gramStart"/>
+      <w:r>
+        <w:rPr>
+          <w:rFonts w:ascii="Courier New" w:hAnsi="Courier New" w:cs="Courier New"/>
+          <w:sz w:val="20"/>
+          <w:szCs w:val="20"/>
+          <w:lang w:val="en-GB"/>
+        </w:rPr>
+        <w:t>getDomicilio</w:t>
+      </w:r>
+      <w:proofErr w:type="spellEnd"/>
+      <w:r>
+        <w:rPr>
+          <w:rFonts w:ascii="Courier New" w:hAnsi="Courier New" w:cs="Courier New"/>
+          <w:sz w:val="20"/>
+          <w:szCs w:val="20"/>
+          <w:lang w:val="en-GB"/>
+        </w:rPr>
+        <w:t>(</w:t>
+      </w:r>
+      <w:proofErr w:type="gramEnd"/>
+      <w:r>
+        <w:rPr>
+          <w:rFonts w:ascii="Courier New" w:hAnsi="Courier New" w:cs="Courier New"/>
+          <w:sz w:val="20"/>
+          <w:szCs w:val="20"/>
+          <w:lang w:val="en-GB"/>
+        </w:rPr>
         <w:t>) {</w:t>
       </w:r>
     </w:p>
@@ -11608,54 +12262,493 @@
           <w:rFonts w:ascii="Courier New" w:hAnsi="Courier New" w:cs="Courier New"/>
           <w:sz w:val="20"/>
           <w:szCs w:val="20"/>
-        </w:rPr>
-      </w:pPr>
-      <w:r>
-        <w:rPr>
-          <w:rFonts w:ascii="Courier New" w:hAnsi="Courier New" w:cs="Courier New"/>
-          <w:sz w:val="20"/>
-          <w:szCs w:val="20"/>
-        </w:rPr>
+          <w:lang w:val="en-GB"/>
+        </w:rPr>
+      </w:pPr>
+      <w:r>
+        <w:rPr>
+          <w:rFonts w:ascii="Courier New" w:hAnsi="Courier New" w:cs="Courier New"/>
+          <w:sz w:val="20"/>
+          <w:szCs w:val="20"/>
+          <w:lang w:val="en-GB"/>
+        </w:rPr>
+        <w:t xml:space="preserve">        return </w:t>
+      </w:r>
+      <w:proofErr w:type="spellStart"/>
+      <w:proofErr w:type="gramStart"/>
+      <w:r>
+        <w:rPr>
+          <w:rFonts w:ascii="Courier New" w:hAnsi="Courier New" w:cs="Courier New"/>
+          <w:sz w:val="20"/>
+          <w:szCs w:val="20"/>
+          <w:lang w:val="en-GB"/>
+        </w:rPr>
+        <w:t>domicilio</w:t>
+      </w:r>
+      <w:proofErr w:type="spellEnd"/>
+      <w:r>
+        <w:rPr>
+          <w:rFonts w:ascii="Courier New" w:hAnsi="Courier New" w:cs="Courier New"/>
+          <w:sz w:val="20"/>
+          <w:szCs w:val="20"/>
+          <w:lang w:val="en-GB"/>
+        </w:rPr>
+        <w:t>;</w:t>
+      </w:r>
+      <w:proofErr w:type="gramEnd"/>
+    </w:p>
+    <w:p>
+      <w:pPr>
+        <w:shd w:val="clear" w:color="auto" w:fill="C1F0C7" w:themeFill="accent3" w:themeFillTint="33"/>
+        <w:spacing w:after="0"/>
+        <w:rPr>
+          <w:rFonts w:ascii="Courier New" w:hAnsi="Courier New" w:cs="Courier New"/>
+          <w:sz w:val="20"/>
+          <w:szCs w:val="20"/>
+          <w:lang w:val="en-GB"/>
+        </w:rPr>
+      </w:pPr>
+      <w:r>
+        <w:rPr>
+          <w:rFonts w:ascii="Courier New" w:hAnsi="Courier New" w:cs="Courier New"/>
+          <w:sz w:val="20"/>
+          <w:szCs w:val="20"/>
+          <w:lang w:val="en-GB"/>
+        </w:rPr>
+        <w:t xml:space="preserve">    }</w:t>
+      </w:r>
+    </w:p>
+    <w:p>
+      <w:pPr>
+        <w:shd w:val="clear" w:color="auto" w:fill="C1F0C7" w:themeFill="accent3" w:themeFillTint="33"/>
+        <w:spacing w:after="0"/>
+        <w:rPr>
+          <w:rFonts w:ascii="Courier New" w:hAnsi="Courier New" w:cs="Courier New"/>
+          <w:sz w:val="20"/>
+          <w:szCs w:val="20"/>
+          <w:lang w:val="en-GB"/>
+        </w:rPr>
+      </w:pPr>
+    </w:p>
+    <w:p>
+      <w:pPr>
+        <w:shd w:val="clear" w:color="auto" w:fill="C1F0C7" w:themeFill="accent3" w:themeFillTint="33"/>
+        <w:spacing w:after="0"/>
+        <w:rPr>
+          <w:rFonts w:ascii="Courier New" w:hAnsi="Courier New" w:cs="Courier New"/>
+          <w:sz w:val="20"/>
+          <w:szCs w:val="20"/>
+          <w:lang w:val="en-GB"/>
+        </w:rPr>
+      </w:pPr>
+      <w:r>
+        <w:rPr>
+          <w:rFonts w:ascii="Courier New" w:hAnsi="Courier New" w:cs="Courier New"/>
+          <w:sz w:val="20"/>
+          <w:szCs w:val="20"/>
+          <w:lang w:val="en-GB"/>
+        </w:rPr>
+        <w:t xml:space="preserve">    public void </w:t>
+      </w:r>
+      <w:proofErr w:type="spellStart"/>
+      <w:proofErr w:type="gramStart"/>
+      <w:r>
+        <w:rPr>
+          <w:rFonts w:ascii="Courier New" w:hAnsi="Courier New" w:cs="Courier New"/>
+          <w:sz w:val="20"/>
+          <w:szCs w:val="20"/>
+          <w:lang w:val="en-GB"/>
+        </w:rPr>
+        <w:t>setDomicilio</w:t>
+      </w:r>
+      <w:proofErr w:type="spellEnd"/>
+      <w:r>
+        <w:rPr>
+          <w:rFonts w:ascii="Courier New" w:hAnsi="Courier New" w:cs="Courier New"/>
+          <w:sz w:val="20"/>
+          <w:szCs w:val="20"/>
+          <w:lang w:val="en-GB"/>
+        </w:rPr>
+        <w:t>(</w:t>
+      </w:r>
+      <w:proofErr w:type="gramEnd"/>
+      <w:r>
+        <w:rPr>
+          <w:rFonts w:ascii="Courier New" w:hAnsi="Courier New" w:cs="Courier New"/>
+          <w:sz w:val="20"/>
+          <w:szCs w:val="20"/>
+          <w:lang w:val="en-GB"/>
+        </w:rPr>
+        <w:t xml:space="preserve">String </w:t>
+      </w:r>
+      <w:proofErr w:type="spellStart"/>
+      <w:r>
+        <w:rPr>
+          <w:rFonts w:ascii="Courier New" w:hAnsi="Courier New" w:cs="Courier New"/>
+          <w:sz w:val="20"/>
+          <w:szCs w:val="20"/>
+          <w:lang w:val="en-GB"/>
+        </w:rPr>
+        <w:t>domicilio</w:t>
+      </w:r>
+      <w:proofErr w:type="spellEnd"/>
+      <w:r>
+        <w:rPr>
+          <w:rFonts w:ascii="Courier New" w:hAnsi="Courier New" w:cs="Courier New"/>
+          <w:sz w:val="20"/>
+          <w:szCs w:val="20"/>
+          <w:lang w:val="en-GB"/>
+        </w:rPr>
+        <w:t>) {</w:t>
+      </w:r>
+    </w:p>
+    <w:p>
+      <w:pPr>
+        <w:shd w:val="clear" w:color="auto" w:fill="C1F0C7" w:themeFill="accent3" w:themeFillTint="33"/>
+        <w:spacing w:after="0"/>
+        <w:rPr>
+          <w:rFonts w:ascii="Courier New" w:hAnsi="Courier New" w:cs="Courier New"/>
+          <w:sz w:val="20"/>
+          <w:szCs w:val="20"/>
+          <w:lang w:val="en-GB"/>
+        </w:rPr>
+      </w:pPr>
+      <w:r>
+        <w:rPr>
+          <w:rFonts w:ascii="Courier New" w:hAnsi="Courier New" w:cs="Courier New"/>
+          <w:sz w:val="20"/>
+          <w:szCs w:val="20"/>
+          <w:lang w:val="en-GB"/>
+        </w:rPr>
+        <w:lastRenderedPageBreak/>
         <w:t xml:space="preserve">        </w:t>
       </w:r>
       <w:proofErr w:type="spellStart"/>
-      <w:r>
-        <w:rPr>
-          <w:rFonts w:ascii="Courier New" w:hAnsi="Courier New" w:cs="Courier New"/>
-          <w:sz w:val="20"/>
-          <w:szCs w:val="20"/>
-        </w:rPr>
-        <w:t>return</w:t>
-      </w:r>
-      <w:proofErr w:type="spellEnd"/>
-      <w:r>
-        <w:rPr>
-          <w:rFonts w:ascii="Courier New" w:hAnsi="Courier New" w:cs="Courier New"/>
-          <w:sz w:val="20"/>
-          <w:szCs w:val="20"/>
-        </w:rPr>
-        <w:t xml:space="preserve"> apellidos;</w:t>
-      </w:r>
-    </w:p>
-    <w:p>
-      <w:pPr>
-        <w:shd w:val="clear" w:color="auto" w:fill="C1F0C7" w:themeFill="accent3" w:themeFillTint="33"/>
-        <w:spacing w:after="0"/>
-        <w:rPr>
-          <w:rFonts w:ascii="Courier New" w:hAnsi="Courier New" w:cs="Courier New"/>
-          <w:sz w:val="20"/>
-          <w:szCs w:val="20"/>
-          <w:lang w:val="en-GB"/>
-        </w:rPr>
-      </w:pPr>
-      <w:r>
-        <w:rPr>
-          <w:rFonts w:ascii="Courier New" w:hAnsi="Courier New" w:cs="Courier New"/>
-          <w:sz w:val="20"/>
-          <w:szCs w:val="20"/>
+      <w:proofErr w:type="gramStart"/>
+      <w:r>
+        <w:rPr>
+          <w:rFonts w:ascii="Courier New" w:hAnsi="Courier New" w:cs="Courier New"/>
+          <w:sz w:val="20"/>
+          <w:szCs w:val="20"/>
+          <w:lang w:val="en-GB"/>
+        </w:rPr>
+        <w:t>this.domicilio</w:t>
+      </w:r>
+      <w:proofErr w:type="spellEnd"/>
+      <w:proofErr w:type="gramEnd"/>
+      <w:r>
+        <w:rPr>
+          <w:rFonts w:ascii="Courier New" w:hAnsi="Courier New" w:cs="Courier New"/>
+          <w:sz w:val="20"/>
+          <w:szCs w:val="20"/>
+          <w:lang w:val="en-GB"/>
+        </w:rPr>
+        <w:t xml:space="preserve"> = </w:t>
+      </w:r>
+      <w:proofErr w:type="spellStart"/>
+      <w:proofErr w:type="gramStart"/>
+      <w:r>
+        <w:rPr>
+          <w:rFonts w:ascii="Courier New" w:hAnsi="Courier New" w:cs="Courier New"/>
+          <w:sz w:val="20"/>
+          <w:szCs w:val="20"/>
+          <w:lang w:val="en-GB"/>
+        </w:rPr>
+        <w:t>domicilio</w:t>
+      </w:r>
+      <w:proofErr w:type="spellEnd"/>
+      <w:r>
+        <w:rPr>
+          <w:rFonts w:ascii="Courier New" w:hAnsi="Courier New" w:cs="Courier New"/>
+          <w:sz w:val="20"/>
+          <w:szCs w:val="20"/>
+          <w:lang w:val="en-GB"/>
+        </w:rPr>
+        <w:t>;</w:t>
+      </w:r>
+      <w:proofErr w:type="gramEnd"/>
+    </w:p>
+    <w:p>
+      <w:pPr>
+        <w:shd w:val="clear" w:color="auto" w:fill="C1F0C7" w:themeFill="accent3" w:themeFillTint="33"/>
+        <w:spacing w:after="0"/>
+        <w:rPr>
+          <w:rFonts w:ascii="Courier New" w:hAnsi="Courier New" w:cs="Courier New"/>
+          <w:sz w:val="20"/>
+          <w:szCs w:val="20"/>
+          <w:lang w:val="en-GB"/>
+        </w:rPr>
+      </w:pPr>
+      <w:r>
+        <w:rPr>
+          <w:rFonts w:ascii="Courier New" w:hAnsi="Courier New" w:cs="Courier New"/>
+          <w:sz w:val="20"/>
+          <w:szCs w:val="20"/>
+          <w:lang w:val="en-GB"/>
+        </w:rPr>
+        <w:t xml:space="preserve">    }</w:t>
+      </w:r>
+    </w:p>
+    <w:p>
+      <w:pPr>
+        <w:shd w:val="clear" w:color="auto" w:fill="C1F0C7" w:themeFill="accent3" w:themeFillTint="33"/>
+        <w:spacing w:after="0"/>
+        <w:rPr>
+          <w:rFonts w:ascii="Courier New" w:hAnsi="Courier New" w:cs="Courier New"/>
+          <w:sz w:val="20"/>
+          <w:szCs w:val="20"/>
+          <w:lang w:val="en-GB"/>
+        </w:rPr>
+      </w:pPr>
+    </w:p>
+    <w:p>
+      <w:pPr>
+        <w:shd w:val="clear" w:color="auto" w:fill="C1F0C7" w:themeFill="accent3" w:themeFillTint="33"/>
+        <w:spacing w:after="0"/>
+        <w:rPr>
+          <w:rFonts w:ascii="Courier New" w:hAnsi="Courier New" w:cs="Courier New"/>
+          <w:sz w:val="20"/>
+          <w:szCs w:val="20"/>
+          <w:lang w:val="en-GB"/>
+        </w:rPr>
+      </w:pPr>
+      <w:r>
+        <w:rPr>
+          <w:rFonts w:ascii="Courier New" w:hAnsi="Courier New" w:cs="Courier New"/>
+          <w:sz w:val="20"/>
+          <w:szCs w:val="20"/>
+          <w:lang w:val="en-GB"/>
+        </w:rPr>
+        <w:t xml:space="preserve">    public String </w:t>
+      </w:r>
+      <w:proofErr w:type="spellStart"/>
+      <w:proofErr w:type="gramStart"/>
+      <w:r>
+        <w:rPr>
+          <w:rFonts w:ascii="Courier New" w:hAnsi="Courier New" w:cs="Courier New"/>
+          <w:sz w:val="20"/>
+          <w:szCs w:val="20"/>
+          <w:lang w:val="en-GB"/>
+        </w:rPr>
+        <w:t>getCiudad</w:t>
+      </w:r>
+      <w:proofErr w:type="spellEnd"/>
+      <w:r>
+        <w:rPr>
+          <w:rFonts w:ascii="Courier New" w:hAnsi="Courier New" w:cs="Courier New"/>
+          <w:sz w:val="20"/>
+          <w:szCs w:val="20"/>
+          <w:lang w:val="en-GB"/>
+        </w:rPr>
+        <w:t>(</w:t>
+      </w:r>
+      <w:proofErr w:type="gramEnd"/>
+      <w:r>
+        <w:rPr>
+          <w:rFonts w:ascii="Courier New" w:hAnsi="Courier New" w:cs="Courier New"/>
+          <w:sz w:val="20"/>
+          <w:szCs w:val="20"/>
+          <w:lang w:val="en-GB"/>
+        </w:rPr>
+        <w:t>) {</w:t>
+      </w:r>
+    </w:p>
+    <w:p>
+      <w:pPr>
+        <w:shd w:val="clear" w:color="auto" w:fill="C1F0C7" w:themeFill="accent3" w:themeFillTint="33"/>
+        <w:spacing w:after="0"/>
+        <w:rPr>
+          <w:rFonts w:ascii="Courier New" w:hAnsi="Courier New" w:cs="Courier New"/>
+          <w:sz w:val="20"/>
+          <w:szCs w:val="20"/>
+          <w:lang w:val="en-GB"/>
+        </w:rPr>
+      </w:pPr>
+      <w:r>
+        <w:rPr>
+          <w:rFonts w:ascii="Courier New" w:hAnsi="Courier New" w:cs="Courier New"/>
+          <w:sz w:val="20"/>
+          <w:szCs w:val="20"/>
+          <w:lang w:val="en-GB"/>
+        </w:rPr>
+        <w:t xml:space="preserve">        return ciudad;</w:t>
+      </w:r>
+    </w:p>
+    <w:p>
+      <w:pPr>
+        <w:shd w:val="clear" w:color="auto" w:fill="C1F0C7" w:themeFill="accent3" w:themeFillTint="33"/>
+        <w:spacing w:after="0"/>
+        <w:rPr>
+          <w:rFonts w:ascii="Courier New" w:hAnsi="Courier New" w:cs="Courier New"/>
+          <w:sz w:val="20"/>
+          <w:szCs w:val="20"/>
+          <w:lang w:val="en-GB"/>
+        </w:rPr>
+      </w:pPr>
+      <w:r>
+        <w:rPr>
+          <w:rFonts w:ascii="Courier New" w:hAnsi="Courier New" w:cs="Courier New"/>
+          <w:sz w:val="20"/>
+          <w:szCs w:val="20"/>
+          <w:lang w:val="en-GB"/>
+        </w:rPr>
+        <w:t xml:space="preserve">    }</w:t>
+      </w:r>
+    </w:p>
+    <w:p>
+      <w:pPr>
+        <w:shd w:val="clear" w:color="auto" w:fill="C1F0C7" w:themeFill="accent3" w:themeFillTint="33"/>
+        <w:spacing w:after="0"/>
+        <w:rPr>
+          <w:rFonts w:ascii="Courier New" w:hAnsi="Courier New" w:cs="Courier New"/>
+          <w:sz w:val="20"/>
+          <w:szCs w:val="20"/>
+          <w:lang w:val="en-GB"/>
+        </w:rPr>
+      </w:pPr>
+    </w:p>
+    <w:p>
+      <w:pPr>
+        <w:shd w:val="clear" w:color="auto" w:fill="C1F0C7" w:themeFill="accent3" w:themeFillTint="33"/>
+        <w:spacing w:after="0"/>
+        <w:rPr>
+          <w:rFonts w:ascii="Courier New" w:hAnsi="Courier New" w:cs="Courier New"/>
+          <w:sz w:val="20"/>
+          <w:szCs w:val="20"/>
+        </w:rPr>
+      </w:pPr>
+      <w:r>
+        <w:rPr>
+          <w:rFonts w:ascii="Courier New" w:hAnsi="Courier New" w:cs="Courier New"/>
+          <w:sz w:val="20"/>
+          <w:szCs w:val="20"/>
+          <w:lang w:val="en-GB"/>
         </w:rPr>
         <w:t xml:space="preserve">    </w:t>
       </w:r>
+      <w:proofErr w:type="spellStart"/>
+      <w:r>
+        <w:rPr>
+          <w:rFonts w:ascii="Courier New" w:hAnsi="Courier New" w:cs="Courier New"/>
+          <w:sz w:val="20"/>
+          <w:szCs w:val="20"/>
+        </w:rPr>
+        <w:t>public</w:t>
+      </w:r>
+      <w:proofErr w:type="spellEnd"/>
+      <w:r>
+        <w:rPr>
+          <w:rFonts w:ascii="Courier New" w:hAnsi="Courier New" w:cs="Courier New"/>
+          <w:sz w:val="20"/>
+          <w:szCs w:val="20"/>
+        </w:rPr>
+        <w:t xml:space="preserve"> </w:t>
+      </w:r>
+      <w:proofErr w:type="spellStart"/>
+      <w:r>
+        <w:rPr>
+          <w:rFonts w:ascii="Courier New" w:hAnsi="Courier New" w:cs="Courier New"/>
+          <w:sz w:val="20"/>
+          <w:szCs w:val="20"/>
+        </w:rPr>
+        <w:t>void</w:t>
+      </w:r>
+      <w:proofErr w:type="spellEnd"/>
+      <w:r>
+        <w:rPr>
+          <w:rFonts w:ascii="Courier New" w:hAnsi="Courier New" w:cs="Courier New"/>
+          <w:sz w:val="20"/>
+          <w:szCs w:val="20"/>
+        </w:rPr>
+        <w:t xml:space="preserve"> </w:t>
+      </w:r>
+      <w:proofErr w:type="spellStart"/>
+      <w:proofErr w:type="gramStart"/>
+      <w:r>
+        <w:rPr>
+          <w:rFonts w:ascii="Courier New" w:hAnsi="Courier New" w:cs="Courier New"/>
+          <w:sz w:val="20"/>
+          <w:szCs w:val="20"/>
+        </w:rPr>
+        <w:t>setCiudad</w:t>
+      </w:r>
+      <w:proofErr w:type="spellEnd"/>
+      <w:r>
+        <w:rPr>
+          <w:rFonts w:ascii="Courier New" w:hAnsi="Courier New" w:cs="Courier New"/>
+          <w:sz w:val="20"/>
+          <w:szCs w:val="20"/>
+        </w:rPr>
+        <w:t>(</w:t>
+      </w:r>
+      <w:proofErr w:type="gramEnd"/>
+      <w:r>
+        <w:rPr>
+          <w:rFonts w:ascii="Courier New" w:hAnsi="Courier New" w:cs="Courier New"/>
+          <w:sz w:val="20"/>
+          <w:szCs w:val="20"/>
+        </w:rPr>
+        <w:t>String ciudad) {</w:t>
+      </w:r>
+    </w:p>
+    <w:p>
+      <w:pPr>
+        <w:shd w:val="clear" w:color="auto" w:fill="C1F0C7" w:themeFill="accent3" w:themeFillTint="33"/>
+        <w:spacing w:after="0"/>
+        <w:rPr>
+          <w:rFonts w:ascii="Courier New" w:hAnsi="Courier New" w:cs="Courier New"/>
+          <w:sz w:val="20"/>
+          <w:szCs w:val="20"/>
+        </w:rPr>
+      </w:pPr>
+      <w:r>
+        <w:rPr>
+          <w:rFonts w:ascii="Courier New" w:hAnsi="Courier New" w:cs="Courier New"/>
+          <w:sz w:val="20"/>
+          <w:szCs w:val="20"/>
+        </w:rPr>
+        <w:t xml:space="preserve">        </w:t>
+      </w:r>
+      <w:proofErr w:type="spellStart"/>
+      <w:proofErr w:type="gramStart"/>
+      <w:r>
+        <w:rPr>
+          <w:rFonts w:ascii="Courier New" w:hAnsi="Courier New" w:cs="Courier New"/>
+          <w:sz w:val="20"/>
+          <w:szCs w:val="20"/>
+        </w:rPr>
+        <w:t>this.ciudad</w:t>
+      </w:r>
+      <w:proofErr w:type="spellEnd"/>
+      <w:proofErr w:type="gramEnd"/>
+      <w:r>
+        <w:rPr>
+          <w:rFonts w:ascii="Courier New" w:hAnsi="Courier New" w:cs="Courier New"/>
+          <w:sz w:val="20"/>
+          <w:szCs w:val="20"/>
+        </w:rPr>
+        <w:t xml:space="preserve"> = ciudad;</w:t>
+      </w:r>
+    </w:p>
+    <w:p>
+      <w:pPr>
+        <w:shd w:val="clear" w:color="auto" w:fill="C1F0C7" w:themeFill="accent3" w:themeFillTint="33"/>
+        <w:spacing w:after="0"/>
+        <w:rPr>
+          <w:rFonts w:ascii="Courier New" w:hAnsi="Courier New" w:cs="Courier New"/>
+          <w:sz w:val="20"/>
+          <w:szCs w:val="20"/>
+          <w:lang w:val="en-GB"/>
+        </w:rPr>
+      </w:pPr>
+      <w:r>
+        <w:rPr>
+          <w:rFonts w:ascii="Courier New" w:hAnsi="Courier New" w:cs="Courier New"/>
+          <w:sz w:val="20"/>
+          <w:szCs w:val="20"/>
+        </w:rPr>
+        <w:t xml:space="preserve">    </w:t>
+      </w:r>
       <w:r>
         <w:rPr>
           <w:rFonts w:ascii="Courier New" w:hAnsi="Courier New" w:cs="Courier New"/>
@@ -11686,144 +12779,1951 @@
           <w:rFonts w:ascii="Courier New" w:hAnsi="Courier New" w:cs="Courier New"/>
           <w:sz w:val="20"/>
           <w:szCs w:val="20"/>
-        </w:rPr>
-      </w:pPr>
-      <w:r>
-        <w:rPr>
-          <w:rFonts w:ascii="Courier New" w:hAnsi="Courier New" w:cs="Courier New"/>
-          <w:sz w:val="20"/>
-          <w:szCs w:val="20"/>
-          <w:lang w:val="en-GB"/>
-        </w:rPr>
-        <w:t xml:space="preserve">    </w:t>
-      </w:r>
-      <w:proofErr w:type="spellStart"/>
-      <w:r>
-        <w:rPr>
-          <w:rFonts w:ascii="Courier New" w:hAnsi="Courier New" w:cs="Courier New"/>
-          <w:sz w:val="20"/>
-          <w:szCs w:val="20"/>
-        </w:rPr>
-        <w:t>public</w:t>
-      </w:r>
-      <w:proofErr w:type="spellEnd"/>
-      <w:r>
-        <w:rPr>
-          <w:rFonts w:ascii="Courier New" w:hAnsi="Courier New" w:cs="Courier New"/>
-          <w:sz w:val="20"/>
-          <w:szCs w:val="20"/>
+          <w:lang w:val="en-GB"/>
+        </w:rPr>
+      </w:pPr>
+      <w:r>
+        <w:rPr>
+          <w:rFonts w:ascii="Courier New" w:hAnsi="Courier New" w:cs="Courier New"/>
+          <w:sz w:val="20"/>
+          <w:szCs w:val="20"/>
+          <w:lang w:val="en-GB"/>
+        </w:rPr>
+        <w:t xml:space="preserve">    public String </w:t>
+      </w:r>
+      <w:proofErr w:type="spellStart"/>
+      <w:proofErr w:type="gramStart"/>
+      <w:r>
+        <w:rPr>
+          <w:rFonts w:ascii="Courier New" w:hAnsi="Courier New" w:cs="Courier New"/>
+          <w:sz w:val="20"/>
+          <w:szCs w:val="20"/>
+          <w:lang w:val="en-GB"/>
+        </w:rPr>
+        <w:t>getProvincia</w:t>
+      </w:r>
+      <w:proofErr w:type="spellEnd"/>
+      <w:r>
+        <w:rPr>
+          <w:rFonts w:ascii="Courier New" w:hAnsi="Courier New" w:cs="Courier New"/>
+          <w:sz w:val="20"/>
+          <w:szCs w:val="20"/>
+          <w:lang w:val="en-GB"/>
+        </w:rPr>
+        <w:t>(</w:t>
+      </w:r>
+      <w:proofErr w:type="gramEnd"/>
+      <w:r>
+        <w:rPr>
+          <w:rFonts w:ascii="Courier New" w:hAnsi="Courier New" w:cs="Courier New"/>
+          <w:sz w:val="20"/>
+          <w:szCs w:val="20"/>
+          <w:lang w:val="en-GB"/>
+        </w:rPr>
+        <w:t>) {</w:t>
+      </w:r>
+    </w:p>
+    <w:p>
+      <w:pPr>
+        <w:shd w:val="clear" w:color="auto" w:fill="C1F0C7" w:themeFill="accent3" w:themeFillTint="33"/>
+        <w:spacing w:after="0"/>
+        <w:rPr>
+          <w:rFonts w:ascii="Courier New" w:hAnsi="Courier New" w:cs="Courier New"/>
+          <w:sz w:val="20"/>
+          <w:szCs w:val="20"/>
+          <w:lang w:val="en-GB"/>
+        </w:rPr>
+      </w:pPr>
+      <w:r>
+        <w:rPr>
+          <w:rFonts w:ascii="Courier New" w:hAnsi="Courier New" w:cs="Courier New"/>
+          <w:sz w:val="20"/>
+          <w:szCs w:val="20"/>
+          <w:lang w:val="en-GB"/>
+        </w:rPr>
+        <w:t xml:space="preserve">        return </w:t>
+      </w:r>
+      <w:proofErr w:type="spellStart"/>
+      <w:proofErr w:type="gramStart"/>
+      <w:r>
+        <w:rPr>
+          <w:rFonts w:ascii="Courier New" w:hAnsi="Courier New" w:cs="Courier New"/>
+          <w:sz w:val="20"/>
+          <w:szCs w:val="20"/>
+          <w:lang w:val="en-GB"/>
+        </w:rPr>
+        <w:t>provincia</w:t>
+      </w:r>
+      <w:proofErr w:type="spellEnd"/>
+      <w:r>
+        <w:rPr>
+          <w:rFonts w:ascii="Courier New" w:hAnsi="Courier New" w:cs="Courier New"/>
+          <w:sz w:val="20"/>
+          <w:szCs w:val="20"/>
+          <w:lang w:val="en-GB"/>
+        </w:rPr>
+        <w:t>;</w:t>
+      </w:r>
+      <w:proofErr w:type="gramEnd"/>
+    </w:p>
+    <w:p>
+      <w:pPr>
+        <w:shd w:val="clear" w:color="auto" w:fill="C1F0C7" w:themeFill="accent3" w:themeFillTint="33"/>
+        <w:spacing w:after="0"/>
+        <w:rPr>
+          <w:rFonts w:ascii="Courier New" w:hAnsi="Courier New" w:cs="Courier New"/>
+          <w:sz w:val="20"/>
+          <w:szCs w:val="20"/>
+          <w:lang w:val="en-GB"/>
+        </w:rPr>
+      </w:pPr>
+      <w:r>
+        <w:rPr>
+          <w:rFonts w:ascii="Courier New" w:hAnsi="Courier New" w:cs="Courier New"/>
+          <w:sz w:val="20"/>
+          <w:szCs w:val="20"/>
+          <w:lang w:val="en-GB"/>
+        </w:rPr>
+        <w:t xml:space="preserve">    }</w:t>
+      </w:r>
+    </w:p>
+    <w:p>
+      <w:pPr>
+        <w:shd w:val="clear" w:color="auto" w:fill="C1F0C7" w:themeFill="accent3" w:themeFillTint="33"/>
+        <w:spacing w:after="0"/>
+        <w:rPr>
+          <w:rFonts w:ascii="Courier New" w:hAnsi="Courier New" w:cs="Courier New"/>
+          <w:sz w:val="20"/>
+          <w:szCs w:val="20"/>
+          <w:lang w:val="en-GB"/>
+        </w:rPr>
+      </w:pPr>
+    </w:p>
+    <w:p>
+      <w:pPr>
+        <w:shd w:val="clear" w:color="auto" w:fill="C1F0C7" w:themeFill="accent3" w:themeFillTint="33"/>
+        <w:spacing w:after="0"/>
+        <w:rPr>
+          <w:rFonts w:ascii="Courier New" w:hAnsi="Courier New" w:cs="Courier New"/>
+          <w:sz w:val="20"/>
+          <w:szCs w:val="20"/>
+          <w:lang w:val="en-GB"/>
+        </w:rPr>
+      </w:pPr>
+      <w:r>
+        <w:rPr>
+          <w:rFonts w:ascii="Courier New" w:hAnsi="Courier New" w:cs="Courier New"/>
+          <w:sz w:val="20"/>
+          <w:szCs w:val="20"/>
+          <w:lang w:val="en-GB"/>
+        </w:rPr>
+        <w:t xml:space="preserve">    public void </w:t>
+      </w:r>
+      <w:proofErr w:type="spellStart"/>
+      <w:proofErr w:type="gramStart"/>
+      <w:r>
+        <w:rPr>
+          <w:rFonts w:ascii="Courier New" w:hAnsi="Courier New" w:cs="Courier New"/>
+          <w:sz w:val="20"/>
+          <w:szCs w:val="20"/>
+          <w:lang w:val="en-GB"/>
+        </w:rPr>
+        <w:t>setProvincia</w:t>
+      </w:r>
+      <w:proofErr w:type="spellEnd"/>
+      <w:r>
+        <w:rPr>
+          <w:rFonts w:ascii="Courier New" w:hAnsi="Courier New" w:cs="Courier New"/>
+          <w:sz w:val="20"/>
+          <w:szCs w:val="20"/>
+          <w:lang w:val="en-GB"/>
+        </w:rPr>
+        <w:t>(</w:t>
+      </w:r>
+      <w:proofErr w:type="gramEnd"/>
+      <w:r>
+        <w:rPr>
+          <w:rFonts w:ascii="Courier New" w:hAnsi="Courier New" w:cs="Courier New"/>
+          <w:sz w:val="20"/>
+          <w:szCs w:val="20"/>
+          <w:lang w:val="en-GB"/>
+        </w:rPr>
+        <w:t xml:space="preserve">String </w:t>
+      </w:r>
+      <w:proofErr w:type="spellStart"/>
+      <w:r>
+        <w:rPr>
+          <w:rFonts w:ascii="Courier New" w:hAnsi="Courier New" w:cs="Courier New"/>
+          <w:sz w:val="20"/>
+          <w:szCs w:val="20"/>
+          <w:lang w:val="en-GB"/>
+        </w:rPr>
+        <w:t>provincia</w:t>
+      </w:r>
+      <w:proofErr w:type="spellEnd"/>
+      <w:r>
+        <w:rPr>
+          <w:rFonts w:ascii="Courier New" w:hAnsi="Courier New" w:cs="Courier New"/>
+          <w:sz w:val="20"/>
+          <w:szCs w:val="20"/>
+          <w:lang w:val="en-GB"/>
+        </w:rPr>
+        <w:t>) {</w:t>
+      </w:r>
+    </w:p>
+    <w:p>
+      <w:pPr>
+        <w:shd w:val="clear" w:color="auto" w:fill="C1F0C7" w:themeFill="accent3" w:themeFillTint="33"/>
+        <w:spacing w:after="0"/>
+        <w:rPr>
+          <w:rFonts w:ascii="Courier New" w:hAnsi="Courier New" w:cs="Courier New"/>
+          <w:sz w:val="20"/>
+          <w:szCs w:val="20"/>
+          <w:lang w:val="en-GB"/>
+        </w:rPr>
+      </w:pPr>
+      <w:r>
+        <w:rPr>
+          <w:rFonts w:ascii="Courier New" w:hAnsi="Courier New" w:cs="Courier New"/>
+          <w:sz w:val="20"/>
+          <w:szCs w:val="20"/>
+          <w:lang w:val="en-GB"/>
+        </w:rPr>
+        <w:t xml:space="preserve">        </w:t>
+      </w:r>
+      <w:proofErr w:type="spellStart"/>
+      <w:proofErr w:type="gramStart"/>
+      <w:r>
+        <w:rPr>
+          <w:rFonts w:ascii="Courier New" w:hAnsi="Courier New" w:cs="Courier New"/>
+          <w:sz w:val="20"/>
+          <w:szCs w:val="20"/>
+          <w:lang w:val="en-GB"/>
+        </w:rPr>
+        <w:t>this.provincia</w:t>
+      </w:r>
+      <w:proofErr w:type="spellEnd"/>
+      <w:proofErr w:type="gramEnd"/>
+      <w:r>
+        <w:rPr>
+          <w:rFonts w:ascii="Courier New" w:hAnsi="Courier New" w:cs="Courier New"/>
+          <w:sz w:val="20"/>
+          <w:szCs w:val="20"/>
+          <w:lang w:val="en-GB"/>
+        </w:rPr>
+        <w:t xml:space="preserve"> = </w:t>
+      </w:r>
+      <w:proofErr w:type="spellStart"/>
+      <w:proofErr w:type="gramStart"/>
+      <w:r>
+        <w:rPr>
+          <w:rFonts w:ascii="Courier New" w:hAnsi="Courier New" w:cs="Courier New"/>
+          <w:sz w:val="20"/>
+          <w:szCs w:val="20"/>
+          <w:lang w:val="en-GB"/>
+        </w:rPr>
+        <w:t>provincia</w:t>
+      </w:r>
+      <w:proofErr w:type="spellEnd"/>
+      <w:r>
+        <w:rPr>
+          <w:rFonts w:ascii="Courier New" w:hAnsi="Courier New" w:cs="Courier New"/>
+          <w:sz w:val="20"/>
+          <w:szCs w:val="20"/>
+          <w:lang w:val="en-GB"/>
+        </w:rPr>
+        <w:t>;</w:t>
+      </w:r>
+      <w:proofErr w:type="gramEnd"/>
+    </w:p>
+    <w:p>
+      <w:pPr>
+        <w:shd w:val="clear" w:color="auto" w:fill="C1F0C7" w:themeFill="accent3" w:themeFillTint="33"/>
+        <w:spacing w:after="0"/>
+        <w:rPr>
+          <w:rFonts w:ascii="Courier New" w:hAnsi="Courier New" w:cs="Courier New"/>
+          <w:sz w:val="20"/>
+          <w:szCs w:val="20"/>
+          <w:lang w:val="en-GB"/>
+        </w:rPr>
+      </w:pPr>
+      <w:r>
+        <w:rPr>
+          <w:rFonts w:ascii="Courier New" w:hAnsi="Courier New" w:cs="Courier New"/>
+          <w:sz w:val="20"/>
+          <w:szCs w:val="20"/>
+          <w:lang w:val="en-GB"/>
+        </w:rPr>
+        <w:t xml:space="preserve">    }</w:t>
+      </w:r>
+    </w:p>
+    <w:p>
+      <w:pPr>
+        <w:shd w:val="clear" w:color="auto" w:fill="C1F0C7" w:themeFill="accent3" w:themeFillTint="33"/>
+        <w:spacing w:after="0"/>
+        <w:rPr>
+          <w:rFonts w:ascii="Courier New" w:hAnsi="Courier New" w:cs="Courier New"/>
+          <w:sz w:val="20"/>
+          <w:szCs w:val="20"/>
+          <w:lang w:val="en-GB"/>
+        </w:rPr>
+      </w:pPr>
+    </w:p>
+    <w:p>
+      <w:pPr>
+        <w:shd w:val="clear" w:color="auto" w:fill="C1F0C7" w:themeFill="accent3" w:themeFillTint="33"/>
+        <w:spacing w:after="0"/>
+        <w:rPr>
+          <w:rFonts w:ascii="Courier New" w:hAnsi="Courier New" w:cs="Courier New"/>
+          <w:sz w:val="20"/>
+          <w:szCs w:val="20"/>
+          <w:lang w:val="en-GB"/>
+        </w:rPr>
+      </w:pPr>
+      <w:r>
+        <w:rPr>
+          <w:rFonts w:ascii="Courier New" w:hAnsi="Courier New" w:cs="Courier New"/>
+          <w:sz w:val="20"/>
+          <w:szCs w:val="20"/>
+          <w:lang w:val="en-GB"/>
+        </w:rPr>
+        <w:t xml:space="preserve">    public String </w:t>
+      </w:r>
+      <w:proofErr w:type="spellStart"/>
+      <w:proofErr w:type="gramStart"/>
+      <w:r>
+        <w:rPr>
+          <w:rFonts w:ascii="Courier New" w:hAnsi="Courier New" w:cs="Courier New"/>
+          <w:sz w:val="20"/>
+          <w:szCs w:val="20"/>
+          <w:lang w:val="en-GB"/>
+        </w:rPr>
+        <w:t>getCp</w:t>
+      </w:r>
+      <w:proofErr w:type="spellEnd"/>
+      <w:r>
+        <w:rPr>
+          <w:rFonts w:ascii="Courier New" w:hAnsi="Courier New" w:cs="Courier New"/>
+          <w:sz w:val="20"/>
+          <w:szCs w:val="20"/>
+          <w:lang w:val="en-GB"/>
+        </w:rPr>
+        <w:t>(</w:t>
+      </w:r>
+      <w:proofErr w:type="gramEnd"/>
+      <w:r>
+        <w:rPr>
+          <w:rFonts w:ascii="Courier New" w:hAnsi="Courier New" w:cs="Courier New"/>
+          <w:sz w:val="20"/>
+          <w:szCs w:val="20"/>
+          <w:lang w:val="en-GB"/>
+        </w:rPr>
+        <w:t>) {</w:t>
+      </w:r>
+    </w:p>
+    <w:p>
+      <w:pPr>
+        <w:shd w:val="clear" w:color="auto" w:fill="C1F0C7" w:themeFill="accent3" w:themeFillTint="33"/>
+        <w:spacing w:after="0"/>
+        <w:rPr>
+          <w:rFonts w:ascii="Courier New" w:hAnsi="Courier New" w:cs="Courier New"/>
+          <w:sz w:val="20"/>
+          <w:szCs w:val="20"/>
+          <w:lang w:val="en-GB"/>
+        </w:rPr>
+      </w:pPr>
+      <w:r>
+        <w:rPr>
+          <w:rFonts w:ascii="Courier New" w:hAnsi="Courier New" w:cs="Courier New"/>
+          <w:sz w:val="20"/>
+          <w:szCs w:val="20"/>
+          <w:lang w:val="en-GB"/>
+        </w:rPr>
+        <w:t xml:space="preserve">        return </w:t>
+      </w:r>
+      <w:proofErr w:type="gramStart"/>
+      <w:r>
+        <w:rPr>
+          <w:rFonts w:ascii="Courier New" w:hAnsi="Courier New" w:cs="Courier New"/>
+          <w:sz w:val="20"/>
+          <w:szCs w:val="20"/>
+          <w:lang w:val="en-GB"/>
+        </w:rPr>
+        <w:t>cp;</w:t>
+      </w:r>
+      <w:proofErr w:type="gramEnd"/>
+    </w:p>
+    <w:p>
+      <w:pPr>
+        <w:shd w:val="clear" w:color="auto" w:fill="C1F0C7" w:themeFill="accent3" w:themeFillTint="33"/>
+        <w:spacing w:after="0"/>
+        <w:rPr>
+          <w:rFonts w:ascii="Courier New" w:hAnsi="Courier New" w:cs="Courier New"/>
+          <w:sz w:val="20"/>
+          <w:szCs w:val="20"/>
+          <w:lang w:val="en-GB"/>
+        </w:rPr>
+      </w:pPr>
+      <w:r>
+        <w:rPr>
+          <w:rFonts w:ascii="Courier New" w:hAnsi="Courier New" w:cs="Courier New"/>
+          <w:sz w:val="20"/>
+          <w:szCs w:val="20"/>
+          <w:lang w:val="en-GB"/>
+        </w:rPr>
+        <w:t xml:space="preserve">    }</w:t>
+      </w:r>
+    </w:p>
+    <w:p>
+      <w:pPr>
+        <w:shd w:val="clear" w:color="auto" w:fill="C1F0C7" w:themeFill="accent3" w:themeFillTint="33"/>
+        <w:spacing w:after="0"/>
+        <w:rPr>
+          <w:rFonts w:ascii="Courier New" w:hAnsi="Courier New" w:cs="Courier New"/>
+          <w:sz w:val="20"/>
+          <w:szCs w:val="20"/>
+          <w:lang w:val="en-GB"/>
+        </w:rPr>
+      </w:pPr>
+    </w:p>
+    <w:p>
+      <w:pPr>
+        <w:shd w:val="clear" w:color="auto" w:fill="C1F0C7" w:themeFill="accent3" w:themeFillTint="33"/>
+        <w:spacing w:after="0"/>
+        <w:rPr>
+          <w:rFonts w:ascii="Courier New" w:hAnsi="Courier New" w:cs="Courier New"/>
+          <w:sz w:val="20"/>
+          <w:szCs w:val="20"/>
+          <w:lang w:val="en-GB"/>
+        </w:rPr>
+      </w:pPr>
+      <w:r>
+        <w:rPr>
+          <w:rFonts w:ascii="Courier New" w:hAnsi="Courier New" w:cs="Courier New"/>
+          <w:sz w:val="20"/>
+          <w:szCs w:val="20"/>
+          <w:lang w:val="en-GB"/>
+        </w:rPr>
+        <w:t xml:space="preserve">    public void </w:t>
+      </w:r>
+      <w:proofErr w:type="spellStart"/>
+      <w:proofErr w:type="gramStart"/>
+      <w:r>
+        <w:rPr>
+          <w:rFonts w:ascii="Courier New" w:hAnsi="Courier New" w:cs="Courier New"/>
+          <w:sz w:val="20"/>
+          <w:szCs w:val="20"/>
+          <w:lang w:val="en-GB"/>
+        </w:rPr>
+        <w:t>setCp</w:t>
+      </w:r>
+      <w:proofErr w:type="spellEnd"/>
+      <w:r>
+        <w:rPr>
+          <w:rFonts w:ascii="Courier New" w:hAnsi="Courier New" w:cs="Courier New"/>
+          <w:sz w:val="20"/>
+          <w:szCs w:val="20"/>
+          <w:lang w:val="en-GB"/>
+        </w:rPr>
+        <w:t>(</w:t>
+      </w:r>
+      <w:proofErr w:type="gramEnd"/>
+      <w:r>
+        <w:rPr>
+          <w:rFonts w:ascii="Courier New" w:hAnsi="Courier New" w:cs="Courier New"/>
+          <w:sz w:val="20"/>
+          <w:szCs w:val="20"/>
+          <w:lang w:val="en-GB"/>
+        </w:rPr>
+        <w:t>String cp) {</w:t>
+      </w:r>
+    </w:p>
+    <w:p>
+      <w:pPr>
+        <w:shd w:val="clear" w:color="auto" w:fill="C1F0C7" w:themeFill="accent3" w:themeFillTint="33"/>
+        <w:spacing w:after="0"/>
+        <w:rPr>
+          <w:rFonts w:ascii="Courier New" w:hAnsi="Courier New" w:cs="Courier New"/>
+          <w:sz w:val="20"/>
+          <w:szCs w:val="20"/>
+          <w:lang w:val="en-GB"/>
+        </w:rPr>
+      </w:pPr>
+      <w:r>
+        <w:rPr>
+          <w:rFonts w:ascii="Courier New" w:hAnsi="Courier New" w:cs="Courier New"/>
+          <w:sz w:val="20"/>
+          <w:szCs w:val="20"/>
+          <w:lang w:val="en-GB"/>
+        </w:rPr>
+        <w:t xml:space="preserve">        </w:t>
+      </w:r>
+      <w:proofErr w:type="spellStart"/>
+      <w:r>
+        <w:rPr>
+          <w:rFonts w:ascii="Courier New" w:hAnsi="Courier New" w:cs="Courier New"/>
+          <w:sz w:val="20"/>
+          <w:szCs w:val="20"/>
+          <w:lang w:val="en-GB"/>
+        </w:rPr>
+        <w:t>this.cp</w:t>
+      </w:r>
+      <w:proofErr w:type="spellEnd"/>
+      <w:r>
+        <w:rPr>
+          <w:rFonts w:ascii="Courier New" w:hAnsi="Courier New" w:cs="Courier New"/>
+          <w:sz w:val="20"/>
+          <w:szCs w:val="20"/>
+          <w:lang w:val="en-GB"/>
+        </w:rPr>
+        <w:t xml:space="preserve"> = </w:t>
+      </w:r>
+      <w:proofErr w:type="gramStart"/>
+      <w:r>
+        <w:rPr>
+          <w:rFonts w:ascii="Courier New" w:hAnsi="Courier New" w:cs="Courier New"/>
+          <w:sz w:val="20"/>
+          <w:szCs w:val="20"/>
+          <w:lang w:val="en-GB"/>
+        </w:rPr>
+        <w:t>cp;</w:t>
+      </w:r>
+      <w:proofErr w:type="gramEnd"/>
+    </w:p>
+    <w:p>
+      <w:pPr>
+        <w:shd w:val="clear" w:color="auto" w:fill="C1F0C7" w:themeFill="accent3" w:themeFillTint="33"/>
+        <w:spacing w:after="0"/>
+        <w:rPr>
+          <w:rFonts w:ascii="Courier New" w:hAnsi="Courier New" w:cs="Courier New"/>
+          <w:sz w:val="20"/>
+          <w:szCs w:val="20"/>
+          <w:lang w:val="en-GB"/>
+        </w:rPr>
+      </w:pPr>
+      <w:r>
+        <w:rPr>
+          <w:rFonts w:ascii="Courier New" w:hAnsi="Courier New" w:cs="Courier New"/>
+          <w:sz w:val="20"/>
+          <w:szCs w:val="20"/>
+          <w:lang w:val="en-GB"/>
+        </w:rPr>
+        <w:t xml:space="preserve">    }</w:t>
+      </w:r>
+    </w:p>
+    <w:p>
+      <w:pPr>
+        <w:shd w:val="clear" w:color="auto" w:fill="C1F0C7" w:themeFill="accent3" w:themeFillTint="33"/>
+        <w:spacing w:after="0"/>
+        <w:rPr>
+          <w:rFonts w:ascii="Courier New" w:hAnsi="Courier New" w:cs="Courier New"/>
+          <w:sz w:val="20"/>
+          <w:szCs w:val="20"/>
+          <w:lang w:val="en-GB"/>
+        </w:rPr>
+      </w:pPr>
+    </w:p>
+    <w:p>
+      <w:pPr>
+        <w:shd w:val="clear" w:color="auto" w:fill="C1F0C7" w:themeFill="accent3" w:themeFillTint="33"/>
+        <w:spacing w:after="0"/>
+        <w:rPr>
+          <w:rFonts w:ascii="Courier New" w:hAnsi="Courier New" w:cs="Courier New"/>
+          <w:sz w:val="20"/>
+          <w:szCs w:val="20"/>
+          <w:lang w:val="en-GB"/>
+        </w:rPr>
+      </w:pPr>
+      <w:r>
+        <w:rPr>
+          <w:rFonts w:ascii="Courier New" w:hAnsi="Courier New" w:cs="Courier New"/>
+          <w:sz w:val="20"/>
+          <w:szCs w:val="20"/>
+          <w:lang w:val="en-GB"/>
+        </w:rPr>
+        <w:t xml:space="preserve">    public String </w:t>
+      </w:r>
+      <w:proofErr w:type="spellStart"/>
+      <w:proofErr w:type="gramStart"/>
+      <w:r>
+        <w:rPr>
+          <w:rFonts w:ascii="Courier New" w:hAnsi="Courier New" w:cs="Courier New"/>
+          <w:sz w:val="20"/>
+          <w:szCs w:val="20"/>
+          <w:lang w:val="en-GB"/>
+        </w:rPr>
+        <w:t>getEmail</w:t>
+      </w:r>
+      <w:proofErr w:type="spellEnd"/>
+      <w:r>
+        <w:rPr>
+          <w:rFonts w:ascii="Courier New" w:hAnsi="Courier New" w:cs="Courier New"/>
+          <w:sz w:val="20"/>
+          <w:szCs w:val="20"/>
+          <w:lang w:val="en-GB"/>
+        </w:rPr>
+        <w:t>(</w:t>
+      </w:r>
+      <w:proofErr w:type="gramEnd"/>
+      <w:r>
+        <w:rPr>
+          <w:rFonts w:ascii="Courier New" w:hAnsi="Courier New" w:cs="Courier New"/>
+          <w:sz w:val="20"/>
+          <w:szCs w:val="20"/>
+          <w:lang w:val="en-GB"/>
+        </w:rPr>
+        <w:t>) {</w:t>
+      </w:r>
+    </w:p>
+    <w:p>
+      <w:pPr>
+        <w:shd w:val="clear" w:color="auto" w:fill="C1F0C7" w:themeFill="accent3" w:themeFillTint="33"/>
+        <w:spacing w:after="0"/>
+        <w:rPr>
+          <w:rFonts w:ascii="Courier New" w:hAnsi="Courier New" w:cs="Courier New"/>
+          <w:sz w:val="20"/>
+          <w:szCs w:val="20"/>
+          <w:lang w:val="en-GB"/>
+        </w:rPr>
+      </w:pPr>
+      <w:r>
+        <w:rPr>
+          <w:rFonts w:ascii="Courier New" w:hAnsi="Courier New" w:cs="Courier New"/>
+          <w:sz w:val="20"/>
+          <w:szCs w:val="20"/>
+          <w:lang w:val="en-GB"/>
+        </w:rPr>
+        <w:t xml:space="preserve">        return </w:t>
+      </w:r>
+      <w:proofErr w:type="gramStart"/>
+      <w:r>
+        <w:rPr>
+          <w:rFonts w:ascii="Courier New" w:hAnsi="Courier New" w:cs="Courier New"/>
+          <w:sz w:val="20"/>
+          <w:szCs w:val="20"/>
+          <w:lang w:val="en-GB"/>
+        </w:rPr>
+        <w:t>email;</w:t>
+      </w:r>
+      <w:proofErr w:type="gramEnd"/>
+    </w:p>
+    <w:p>
+      <w:pPr>
+        <w:shd w:val="clear" w:color="auto" w:fill="C1F0C7" w:themeFill="accent3" w:themeFillTint="33"/>
+        <w:spacing w:after="0"/>
+        <w:rPr>
+          <w:rFonts w:ascii="Courier New" w:hAnsi="Courier New" w:cs="Courier New"/>
+          <w:sz w:val="20"/>
+          <w:szCs w:val="20"/>
+          <w:lang w:val="en-GB"/>
+        </w:rPr>
+      </w:pPr>
+      <w:r>
+        <w:rPr>
+          <w:rFonts w:ascii="Courier New" w:hAnsi="Courier New" w:cs="Courier New"/>
+          <w:sz w:val="20"/>
+          <w:szCs w:val="20"/>
+          <w:lang w:val="en-GB"/>
+        </w:rPr>
+        <w:t xml:space="preserve">    }</w:t>
+      </w:r>
+    </w:p>
+    <w:p>
+      <w:pPr>
+        <w:shd w:val="clear" w:color="auto" w:fill="C1F0C7" w:themeFill="accent3" w:themeFillTint="33"/>
+        <w:spacing w:after="0"/>
+        <w:rPr>
+          <w:rFonts w:ascii="Courier New" w:hAnsi="Courier New" w:cs="Courier New"/>
+          <w:sz w:val="20"/>
+          <w:szCs w:val="20"/>
+          <w:lang w:val="en-GB"/>
+        </w:rPr>
+      </w:pPr>
+    </w:p>
+    <w:p>
+      <w:pPr>
+        <w:shd w:val="clear" w:color="auto" w:fill="C1F0C7" w:themeFill="accent3" w:themeFillTint="33"/>
+        <w:spacing w:after="0"/>
+        <w:rPr>
+          <w:rFonts w:ascii="Courier New" w:hAnsi="Courier New" w:cs="Courier New"/>
+          <w:sz w:val="20"/>
+          <w:szCs w:val="20"/>
+          <w:lang w:val="en-GB"/>
+        </w:rPr>
+      </w:pPr>
+      <w:r>
+        <w:rPr>
+          <w:rFonts w:ascii="Courier New" w:hAnsi="Courier New" w:cs="Courier New"/>
+          <w:sz w:val="20"/>
+          <w:szCs w:val="20"/>
+          <w:lang w:val="en-GB"/>
+        </w:rPr>
+        <w:t xml:space="preserve">    public void </w:t>
+      </w:r>
+      <w:proofErr w:type="spellStart"/>
+      <w:proofErr w:type="gramStart"/>
+      <w:r>
+        <w:rPr>
+          <w:rFonts w:ascii="Courier New" w:hAnsi="Courier New" w:cs="Courier New"/>
+          <w:sz w:val="20"/>
+          <w:szCs w:val="20"/>
+          <w:lang w:val="en-GB"/>
+        </w:rPr>
+        <w:t>setEmail</w:t>
+      </w:r>
+      <w:proofErr w:type="spellEnd"/>
+      <w:r>
+        <w:rPr>
+          <w:rFonts w:ascii="Courier New" w:hAnsi="Courier New" w:cs="Courier New"/>
+          <w:sz w:val="20"/>
+          <w:szCs w:val="20"/>
+          <w:lang w:val="en-GB"/>
+        </w:rPr>
+        <w:t>(</w:t>
+      </w:r>
+      <w:proofErr w:type="gramEnd"/>
+      <w:r>
+        <w:rPr>
+          <w:rFonts w:ascii="Courier New" w:hAnsi="Courier New" w:cs="Courier New"/>
+          <w:sz w:val="20"/>
+          <w:szCs w:val="20"/>
+          <w:lang w:val="en-GB"/>
+        </w:rPr>
+        <w:t>String email) {</w:t>
+      </w:r>
+    </w:p>
+    <w:p>
+      <w:pPr>
+        <w:shd w:val="clear" w:color="auto" w:fill="C1F0C7" w:themeFill="accent3" w:themeFillTint="33"/>
+        <w:spacing w:after="0"/>
+        <w:rPr>
+          <w:rFonts w:ascii="Courier New" w:hAnsi="Courier New" w:cs="Courier New"/>
+          <w:sz w:val="20"/>
+          <w:szCs w:val="20"/>
+          <w:lang w:val="en-GB"/>
+        </w:rPr>
+      </w:pPr>
+      <w:r>
+        <w:rPr>
+          <w:rFonts w:ascii="Courier New" w:hAnsi="Courier New" w:cs="Courier New"/>
+          <w:sz w:val="20"/>
+          <w:szCs w:val="20"/>
+          <w:lang w:val="en-GB"/>
+        </w:rPr>
+        <w:t xml:space="preserve">        </w:t>
+      </w:r>
+      <w:proofErr w:type="spellStart"/>
+      <w:proofErr w:type="gramStart"/>
+      <w:r>
+        <w:rPr>
+          <w:rFonts w:ascii="Courier New" w:hAnsi="Courier New" w:cs="Courier New"/>
+          <w:sz w:val="20"/>
+          <w:szCs w:val="20"/>
+          <w:lang w:val="en-GB"/>
+        </w:rPr>
+        <w:t>this.email</w:t>
+      </w:r>
+      <w:proofErr w:type="spellEnd"/>
+      <w:proofErr w:type="gramEnd"/>
+      <w:r>
+        <w:rPr>
+          <w:rFonts w:ascii="Courier New" w:hAnsi="Courier New" w:cs="Courier New"/>
+          <w:sz w:val="20"/>
+          <w:szCs w:val="20"/>
+          <w:lang w:val="en-GB"/>
+        </w:rPr>
+        <w:t xml:space="preserve"> = </w:t>
+      </w:r>
+      <w:proofErr w:type="gramStart"/>
+      <w:r>
+        <w:rPr>
+          <w:rFonts w:ascii="Courier New" w:hAnsi="Courier New" w:cs="Courier New"/>
+          <w:sz w:val="20"/>
+          <w:szCs w:val="20"/>
+          <w:lang w:val="en-GB"/>
+        </w:rPr>
+        <w:t>email;</w:t>
+      </w:r>
+      <w:proofErr w:type="gramEnd"/>
+    </w:p>
+    <w:p>
+      <w:pPr>
+        <w:shd w:val="clear" w:color="auto" w:fill="C1F0C7" w:themeFill="accent3" w:themeFillTint="33"/>
+        <w:spacing w:after="0"/>
+        <w:rPr>
+          <w:rFonts w:ascii="Courier New" w:hAnsi="Courier New" w:cs="Courier New"/>
+          <w:sz w:val="20"/>
+          <w:szCs w:val="20"/>
+          <w:lang w:val="en-GB"/>
+        </w:rPr>
+      </w:pPr>
+      <w:r>
+        <w:rPr>
+          <w:rFonts w:ascii="Courier New" w:hAnsi="Courier New" w:cs="Courier New"/>
+          <w:sz w:val="20"/>
+          <w:szCs w:val="20"/>
+          <w:lang w:val="en-GB"/>
+        </w:rPr>
+        <w:t xml:space="preserve">    }</w:t>
+      </w:r>
+    </w:p>
+    <w:p>
+      <w:pPr>
+        <w:shd w:val="clear" w:color="auto" w:fill="C1F0C7" w:themeFill="accent3" w:themeFillTint="33"/>
+        <w:spacing w:after="0"/>
+        <w:rPr>
+          <w:rFonts w:ascii="Courier New" w:hAnsi="Courier New" w:cs="Courier New"/>
+          <w:sz w:val="20"/>
+          <w:szCs w:val="20"/>
+          <w:lang w:val="en-GB"/>
+        </w:rPr>
+      </w:pPr>
+      <w:r>
+        <w:rPr>
+          <w:rFonts w:ascii="Courier New" w:hAnsi="Courier New" w:cs="Courier New"/>
+          <w:sz w:val="20"/>
+          <w:szCs w:val="20"/>
+          <w:lang w:val="en-GB"/>
+        </w:rPr>
+        <w:t>}</w:t>
+      </w:r>
+    </w:p>
+    <w:p>
+      <w:pPr>
+        <w:spacing w:after="0"/>
+        <w:rPr>
+          <w:lang w:val="en-GB"/>
+        </w:rPr>
+      </w:pPr>
+    </w:p>
+    <w:p>
+      <w:pPr>
+        <w:spacing w:after="0"/>
+        <w:rPr>
+          <w:lang w:val="en-GB"/>
+        </w:rPr>
+      </w:pPr>
+      <w:proofErr w:type="spellStart"/>
+      <w:r>
+        <w:rPr>
+          <w:lang w:val="en-GB"/>
+        </w:rPr>
+        <w:t>ProfesorController</w:t>
+      </w:r>
+      <w:proofErr w:type="spellEnd"/>
+    </w:p>
+    <w:p>
+      <w:pPr>
+        <w:shd w:val="clear" w:color="auto" w:fill="C1F0C7" w:themeFill="accent3" w:themeFillTint="33"/>
+        <w:spacing w:after="0"/>
+        <w:rPr>
+          <w:rFonts w:ascii="Courier New" w:hAnsi="Courier New" w:cs="Courier New"/>
+          <w:sz w:val="20"/>
+          <w:szCs w:val="20"/>
+          <w:lang w:val="en-GB"/>
+        </w:rPr>
+      </w:pPr>
+      <w:r>
+        <w:rPr>
+          <w:rFonts w:ascii="Courier New" w:hAnsi="Courier New" w:cs="Courier New"/>
+          <w:sz w:val="20"/>
+          <w:szCs w:val="20"/>
+          <w:lang w:val="en-GB"/>
+        </w:rPr>
+        <w:t xml:space="preserve">package </w:t>
+      </w:r>
+      <w:proofErr w:type="spellStart"/>
+      <w:r>
+        <w:rPr>
+          <w:rFonts w:ascii="Courier New" w:hAnsi="Courier New" w:cs="Courier New"/>
+          <w:sz w:val="20"/>
+          <w:szCs w:val="20"/>
+          <w:lang w:val="en-GB"/>
+        </w:rPr>
+        <w:t>com.</w:t>
+      </w:r>
+      <w:proofErr w:type="gramStart"/>
+      <w:r>
+        <w:rPr>
+          <w:rFonts w:ascii="Courier New" w:hAnsi="Courier New" w:cs="Courier New"/>
+          <w:sz w:val="20"/>
+          <w:szCs w:val="20"/>
+          <w:lang w:val="en-GB"/>
+        </w:rPr>
+        <w:t>example.demo</w:t>
+      </w:r>
+      <w:proofErr w:type="gramEnd"/>
+      <w:r>
+        <w:rPr>
+          <w:rFonts w:ascii="Courier New" w:hAnsi="Courier New" w:cs="Courier New"/>
+          <w:sz w:val="20"/>
+          <w:szCs w:val="20"/>
+          <w:lang w:val="en-GB"/>
+        </w:rPr>
+        <w:t>.</w:t>
+      </w:r>
+      <w:proofErr w:type="gramStart"/>
+      <w:r>
+        <w:rPr>
+          <w:rFonts w:ascii="Courier New" w:hAnsi="Courier New" w:cs="Courier New"/>
+          <w:sz w:val="20"/>
+          <w:szCs w:val="20"/>
+          <w:lang w:val="en-GB"/>
+        </w:rPr>
+        <w:t>controller</w:t>
+      </w:r>
+      <w:proofErr w:type="spellEnd"/>
+      <w:r>
+        <w:rPr>
+          <w:rFonts w:ascii="Courier New" w:hAnsi="Courier New" w:cs="Courier New"/>
+          <w:sz w:val="20"/>
+          <w:szCs w:val="20"/>
+          <w:lang w:val="en-GB"/>
+        </w:rPr>
+        <w:t>;</w:t>
+      </w:r>
+      <w:proofErr w:type="gramEnd"/>
+    </w:p>
+    <w:p>
+      <w:pPr>
+        <w:shd w:val="clear" w:color="auto" w:fill="C1F0C7" w:themeFill="accent3" w:themeFillTint="33"/>
+        <w:spacing w:after="0"/>
+        <w:rPr>
+          <w:rFonts w:ascii="Courier New" w:hAnsi="Courier New" w:cs="Courier New"/>
+          <w:sz w:val="20"/>
+          <w:szCs w:val="20"/>
+          <w:lang w:val="en-GB"/>
+        </w:rPr>
+      </w:pPr>
+    </w:p>
+    <w:p>
+      <w:pPr>
+        <w:shd w:val="clear" w:color="auto" w:fill="C1F0C7" w:themeFill="accent3" w:themeFillTint="33"/>
+        <w:spacing w:after="0"/>
+        <w:rPr>
+          <w:rFonts w:ascii="Courier New" w:hAnsi="Courier New" w:cs="Courier New"/>
+          <w:sz w:val="20"/>
+          <w:szCs w:val="20"/>
+          <w:lang w:val="en-GB"/>
+        </w:rPr>
+      </w:pPr>
+      <w:r>
+        <w:rPr>
+          <w:rFonts w:ascii="Courier New" w:hAnsi="Courier New" w:cs="Courier New"/>
+          <w:sz w:val="20"/>
+          <w:szCs w:val="20"/>
+          <w:lang w:val="en-GB"/>
+        </w:rPr>
+        <w:t xml:space="preserve">import </w:t>
+      </w:r>
+      <w:proofErr w:type="spellStart"/>
+      <w:r>
+        <w:rPr>
+          <w:rFonts w:ascii="Courier New" w:hAnsi="Courier New" w:cs="Courier New"/>
+          <w:sz w:val="20"/>
+          <w:szCs w:val="20"/>
+          <w:lang w:val="en-GB"/>
+        </w:rPr>
+        <w:t>com.</w:t>
+      </w:r>
+      <w:proofErr w:type="gramStart"/>
+      <w:r>
+        <w:rPr>
+          <w:rFonts w:ascii="Courier New" w:hAnsi="Courier New" w:cs="Courier New"/>
+          <w:sz w:val="20"/>
+          <w:szCs w:val="20"/>
+          <w:lang w:val="en-GB"/>
+        </w:rPr>
+        <w:t>example.demo</w:t>
+      </w:r>
+      <w:proofErr w:type="gramEnd"/>
+      <w:r>
+        <w:rPr>
+          <w:rFonts w:ascii="Courier New" w:hAnsi="Courier New" w:cs="Courier New"/>
+          <w:sz w:val="20"/>
+          <w:szCs w:val="20"/>
+          <w:lang w:val="en-GB"/>
+        </w:rPr>
+        <w:t>.</w:t>
+      </w:r>
+      <w:proofErr w:type="gramStart"/>
+      <w:r>
+        <w:rPr>
+          <w:rFonts w:ascii="Courier New" w:hAnsi="Courier New" w:cs="Courier New"/>
+          <w:sz w:val="20"/>
+          <w:szCs w:val="20"/>
+          <w:lang w:val="en-GB"/>
+        </w:rPr>
+        <w:t>entity.Profesor</w:t>
+      </w:r>
+      <w:proofErr w:type="spellEnd"/>
+      <w:proofErr w:type="gramEnd"/>
+      <w:r>
+        <w:rPr>
+          <w:rFonts w:ascii="Courier New" w:hAnsi="Courier New" w:cs="Courier New"/>
+          <w:sz w:val="20"/>
+          <w:szCs w:val="20"/>
+          <w:lang w:val="en-GB"/>
+        </w:rPr>
+        <w:t>;</w:t>
+      </w:r>
+    </w:p>
+    <w:p>
+      <w:pPr>
+        <w:shd w:val="clear" w:color="auto" w:fill="C1F0C7" w:themeFill="accent3" w:themeFillTint="33"/>
+        <w:spacing w:after="0"/>
+        <w:rPr>
+          <w:rFonts w:ascii="Courier New" w:hAnsi="Courier New" w:cs="Courier New"/>
+          <w:sz w:val="20"/>
+          <w:szCs w:val="20"/>
+          <w:lang w:val="en-GB"/>
+        </w:rPr>
+      </w:pPr>
+      <w:r>
+        <w:rPr>
+          <w:rFonts w:ascii="Courier New" w:hAnsi="Courier New" w:cs="Courier New"/>
+          <w:sz w:val="20"/>
+          <w:szCs w:val="20"/>
+          <w:lang w:val="en-GB"/>
+        </w:rPr>
+        <w:t xml:space="preserve">import </w:t>
+      </w:r>
+      <w:proofErr w:type="spellStart"/>
+      <w:r>
+        <w:rPr>
+          <w:rFonts w:ascii="Courier New" w:hAnsi="Courier New" w:cs="Courier New"/>
+          <w:sz w:val="20"/>
+          <w:szCs w:val="20"/>
+          <w:lang w:val="en-GB"/>
+        </w:rPr>
+        <w:t>com.</w:t>
+      </w:r>
+      <w:proofErr w:type="gramStart"/>
+      <w:r>
+        <w:rPr>
+          <w:rFonts w:ascii="Courier New" w:hAnsi="Courier New" w:cs="Courier New"/>
+          <w:sz w:val="20"/>
+          <w:szCs w:val="20"/>
+          <w:lang w:val="en-GB"/>
+        </w:rPr>
+        <w:t>example.demo</w:t>
+      </w:r>
+      <w:proofErr w:type="gramEnd"/>
+      <w:r>
+        <w:rPr>
+          <w:rFonts w:ascii="Courier New" w:hAnsi="Courier New" w:cs="Courier New"/>
+          <w:sz w:val="20"/>
+          <w:szCs w:val="20"/>
+          <w:lang w:val="en-GB"/>
+        </w:rPr>
+        <w:t>.</w:t>
+      </w:r>
+      <w:proofErr w:type="gramStart"/>
+      <w:r>
+        <w:rPr>
+          <w:rFonts w:ascii="Courier New" w:hAnsi="Courier New" w:cs="Courier New"/>
+          <w:sz w:val="20"/>
+          <w:szCs w:val="20"/>
+          <w:lang w:val="en-GB"/>
+        </w:rPr>
+        <w:t>repository.ProfesorRepository</w:t>
+      </w:r>
+      <w:proofErr w:type="spellEnd"/>
+      <w:proofErr w:type="gramEnd"/>
+      <w:r>
+        <w:rPr>
+          <w:rFonts w:ascii="Courier New" w:hAnsi="Courier New" w:cs="Courier New"/>
+          <w:sz w:val="20"/>
+          <w:szCs w:val="20"/>
+          <w:lang w:val="en-GB"/>
+        </w:rPr>
+        <w:t>;</w:t>
+      </w:r>
+    </w:p>
+    <w:p>
+      <w:pPr>
+        <w:shd w:val="clear" w:color="auto" w:fill="C1F0C7" w:themeFill="accent3" w:themeFillTint="33"/>
+        <w:spacing w:after="0"/>
+        <w:rPr>
+          <w:rFonts w:ascii="Courier New" w:hAnsi="Courier New" w:cs="Courier New"/>
+          <w:sz w:val="20"/>
+          <w:szCs w:val="20"/>
+          <w:lang w:val="en-GB"/>
+        </w:rPr>
+      </w:pPr>
+      <w:r>
+        <w:rPr>
+          <w:rFonts w:ascii="Courier New" w:hAnsi="Courier New" w:cs="Courier New"/>
+          <w:sz w:val="20"/>
+          <w:szCs w:val="20"/>
+          <w:lang w:val="en-GB"/>
+        </w:rPr>
+        <w:t xml:space="preserve">import </w:t>
+      </w:r>
+      <w:proofErr w:type="spellStart"/>
+      <w:proofErr w:type="gramStart"/>
+      <w:r>
+        <w:rPr>
+          <w:rFonts w:ascii="Courier New" w:hAnsi="Courier New" w:cs="Courier New"/>
+          <w:sz w:val="20"/>
+          <w:szCs w:val="20"/>
+          <w:lang w:val="en-GB"/>
+        </w:rPr>
+        <w:t>org.springframework.web.bind</w:t>
+      </w:r>
+      <w:proofErr w:type="gramEnd"/>
+      <w:r>
+        <w:rPr>
+          <w:rFonts w:ascii="Courier New" w:hAnsi="Courier New" w:cs="Courier New"/>
+          <w:sz w:val="20"/>
+          <w:szCs w:val="20"/>
+          <w:lang w:val="en-GB"/>
+        </w:rPr>
+        <w:t>.</w:t>
+      </w:r>
+      <w:proofErr w:type="gramStart"/>
+      <w:r>
+        <w:rPr>
+          <w:rFonts w:ascii="Courier New" w:hAnsi="Courier New" w:cs="Courier New"/>
+          <w:sz w:val="20"/>
+          <w:szCs w:val="20"/>
+          <w:lang w:val="en-GB"/>
+        </w:rPr>
+        <w:t>annotation.GetMapping</w:t>
+      </w:r>
+      <w:proofErr w:type="spellEnd"/>
+      <w:proofErr w:type="gramEnd"/>
+      <w:r>
+        <w:rPr>
+          <w:rFonts w:ascii="Courier New" w:hAnsi="Courier New" w:cs="Courier New"/>
+          <w:sz w:val="20"/>
+          <w:szCs w:val="20"/>
+          <w:lang w:val="en-GB"/>
+        </w:rPr>
+        <w:t>;</w:t>
+      </w:r>
+    </w:p>
+    <w:p>
+      <w:pPr>
+        <w:shd w:val="clear" w:color="auto" w:fill="C1F0C7" w:themeFill="accent3" w:themeFillTint="33"/>
+        <w:spacing w:after="0"/>
+        <w:rPr>
+          <w:rFonts w:ascii="Courier New" w:hAnsi="Courier New" w:cs="Courier New"/>
+          <w:sz w:val="20"/>
+          <w:szCs w:val="20"/>
+          <w:lang w:val="en-GB"/>
+        </w:rPr>
+      </w:pPr>
+      <w:r>
+        <w:rPr>
+          <w:rFonts w:ascii="Courier New" w:hAnsi="Courier New" w:cs="Courier New"/>
+          <w:sz w:val="20"/>
+          <w:szCs w:val="20"/>
+          <w:lang w:val="en-GB"/>
+        </w:rPr>
+        <w:t xml:space="preserve">import </w:t>
+      </w:r>
+      <w:proofErr w:type="spellStart"/>
+      <w:proofErr w:type="gramStart"/>
+      <w:r>
+        <w:rPr>
+          <w:rFonts w:ascii="Courier New" w:hAnsi="Courier New" w:cs="Courier New"/>
+          <w:sz w:val="20"/>
+          <w:szCs w:val="20"/>
+          <w:lang w:val="en-GB"/>
+        </w:rPr>
+        <w:t>org.springframework.web.bind</w:t>
+      </w:r>
+      <w:proofErr w:type="gramEnd"/>
+      <w:r>
+        <w:rPr>
+          <w:rFonts w:ascii="Courier New" w:hAnsi="Courier New" w:cs="Courier New"/>
+          <w:sz w:val="20"/>
+          <w:szCs w:val="20"/>
+          <w:lang w:val="en-GB"/>
+        </w:rPr>
+        <w:t>.</w:t>
+      </w:r>
+      <w:proofErr w:type="gramStart"/>
+      <w:r>
+        <w:rPr>
+          <w:rFonts w:ascii="Courier New" w:hAnsi="Courier New" w:cs="Courier New"/>
+          <w:sz w:val="20"/>
+          <w:szCs w:val="20"/>
+          <w:lang w:val="en-GB"/>
+        </w:rPr>
+        <w:t>annotation.RestController</w:t>
+      </w:r>
+      <w:proofErr w:type="spellEnd"/>
+      <w:proofErr w:type="gramEnd"/>
+      <w:r>
+        <w:rPr>
+          <w:rFonts w:ascii="Courier New" w:hAnsi="Courier New" w:cs="Courier New"/>
+          <w:sz w:val="20"/>
+          <w:szCs w:val="20"/>
+          <w:lang w:val="en-GB"/>
+        </w:rPr>
+        <w:t>;</w:t>
+      </w:r>
+    </w:p>
+    <w:p>
+      <w:pPr>
+        <w:shd w:val="clear" w:color="auto" w:fill="C1F0C7" w:themeFill="accent3" w:themeFillTint="33"/>
+        <w:spacing w:after="0"/>
+        <w:rPr>
+          <w:rFonts w:ascii="Courier New" w:hAnsi="Courier New" w:cs="Courier New"/>
+          <w:sz w:val="20"/>
+          <w:szCs w:val="20"/>
+          <w:lang w:val="en-GB"/>
+        </w:rPr>
+      </w:pPr>
+    </w:p>
+    <w:p>
+      <w:pPr>
+        <w:shd w:val="clear" w:color="auto" w:fill="C1F0C7" w:themeFill="accent3" w:themeFillTint="33"/>
+        <w:spacing w:after="0"/>
+        <w:rPr>
+          <w:rFonts w:ascii="Courier New" w:hAnsi="Courier New" w:cs="Courier New"/>
+          <w:sz w:val="20"/>
+          <w:szCs w:val="20"/>
+          <w:lang w:val="en-GB"/>
+        </w:rPr>
+      </w:pPr>
+      <w:r>
+        <w:rPr>
+          <w:rFonts w:ascii="Courier New" w:hAnsi="Courier New" w:cs="Courier New"/>
+          <w:sz w:val="20"/>
+          <w:szCs w:val="20"/>
+          <w:lang w:val="en-GB"/>
+        </w:rPr>
+        <w:t xml:space="preserve">import </w:t>
+      </w:r>
+      <w:proofErr w:type="spellStart"/>
+      <w:proofErr w:type="gramStart"/>
+      <w:r>
+        <w:rPr>
+          <w:rFonts w:ascii="Courier New" w:hAnsi="Courier New" w:cs="Courier New"/>
+          <w:sz w:val="20"/>
+          <w:szCs w:val="20"/>
+          <w:lang w:val="en-GB"/>
+        </w:rPr>
+        <w:t>java.util</w:t>
+      </w:r>
+      <w:proofErr w:type="gramEnd"/>
+      <w:r>
+        <w:rPr>
+          <w:rFonts w:ascii="Courier New" w:hAnsi="Courier New" w:cs="Courier New"/>
+          <w:sz w:val="20"/>
+          <w:szCs w:val="20"/>
+          <w:lang w:val="en-GB"/>
+        </w:rPr>
+        <w:t>.</w:t>
+      </w:r>
+      <w:proofErr w:type="gramStart"/>
+      <w:r>
+        <w:rPr>
+          <w:rFonts w:ascii="Courier New" w:hAnsi="Courier New" w:cs="Courier New"/>
+          <w:sz w:val="20"/>
+          <w:szCs w:val="20"/>
+          <w:lang w:val="en-GB"/>
+        </w:rPr>
+        <w:t>List</w:t>
+      </w:r>
+      <w:proofErr w:type="spellEnd"/>
+      <w:r>
+        <w:rPr>
+          <w:rFonts w:ascii="Courier New" w:hAnsi="Courier New" w:cs="Courier New"/>
+          <w:sz w:val="20"/>
+          <w:szCs w:val="20"/>
+          <w:lang w:val="en-GB"/>
+        </w:rPr>
+        <w:t>;</w:t>
+      </w:r>
+      <w:proofErr w:type="gramEnd"/>
+    </w:p>
+    <w:p>
+      <w:pPr>
+        <w:shd w:val="clear" w:color="auto" w:fill="C1F0C7" w:themeFill="accent3" w:themeFillTint="33"/>
+        <w:spacing w:after="0"/>
+        <w:rPr>
+          <w:rFonts w:ascii="Courier New" w:hAnsi="Courier New" w:cs="Courier New"/>
+          <w:sz w:val="20"/>
+          <w:szCs w:val="20"/>
+          <w:lang w:val="en-GB"/>
+        </w:rPr>
+      </w:pPr>
+    </w:p>
+    <w:p>
+      <w:pPr>
+        <w:shd w:val="clear" w:color="auto" w:fill="C1F0C7" w:themeFill="accent3" w:themeFillTint="33"/>
+        <w:spacing w:after="0"/>
+        <w:rPr>
+          <w:rFonts w:ascii="Courier New" w:hAnsi="Courier New" w:cs="Courier New"/>
+          <w:sz w:val="20"/>
+          <w:szCs w:val="20"/>
+          <w:lang w:val="en-GB"/>
+        </w:rPr>
+      </w:pPr>
+      <w:r>
+        <w:rPr>
+          <w:rFonts w:ascii="Courier New" w:hAnsi="Courier New" w:cs="Courier New"/>
+          <w:sz w:val="20"/>
+          <w:szCs w:val="20"/>
+          <w:lang w:val="en-GB"/>
+        </w:rPr>
+        <w:t>@RestController</w:t>
+      </w:r>
+    </w:p>
+    <w:p>
+      <w:pPr>
+        <w:shd w:val="clear" w:color="auto" w:fill="C1F0C7" w:themeFill="accent3" w:themeFillTint="33"/>
+        <w:spacing w:after="0"/>
+        <w:rPr>
+          <w:rFonts w:ascii="Courier New" w:hAnsi="Courier New" w:cs="Courier New"/>
+          <w:sz w:val="20"/>
+          <w:szCs w:val="20"/>
+          <w:lang w:val="en-GB"/>
+        </w:rPr>
+      </w:pPr>
+      <w:r>
+        <w:rPr>
+          <w:rFonts w:ascii="Courier New" w:hAnsi="Courier New" w:cs="Courier New"/>
+          <w:sz w:val="20"/>
+          <w:szCs w:val="20"/>
+          <w:lang w:val="en-GB"/>
+        </w:rPr>
+        <w:t xml:space="preserve">public class </w:t>
+      </w:r>
+      <w:proofErr w:type="spellStart"/>
+      <w:r>
+        <w:rPr>
+          <w:rFonts w:ascii="Courier New" w:hAnsi="Courier New" w:cs="Courier New"/>
+          <w:sz w:val="20"/>
+          <w:szCs w:val="20"/>
+          <w:lang w:val="en-GB"/>
+        </w:rPr>
+        <w:t>ProfesorController</w:t>
+      </w:r>
+      <w:proofErr w:type="spellEnd"/>
+      <w:r>
+        <w:rPr>
+          <w:rFonts w:ascii="Courier New" w:hAnsi="Courier New" w:cs="Courier New"/>
+          <w:sz w:val="20"/>
+          <w:szCs w:val="20"/>
+          <w:lang w:val="en-GB"/>
+        </w:rPr>
+        <w:t xml:space="preserve"> {</w:t>
+      </w:r>
+    </w:p>
+    <w:p>
+      <w:pPr>
+        <w:shd w:val="clear" w:color="auto" w:fill="C1F0C7" w:themeFill="accent3" w:themeFillTint="33"/>
+        <w:spacing w:after="0"/>
+        <w:rPr>
+          <w:rFonts w:ascii="Courier New" w:hAnsi="Courier New" w:cs="Courier New"/>
+          <w:sz w:val="20"/>
+          <w:szCs w:val="20"/>
+          <w:lang w:val="en-GB"/>
+        </w:rPr>
+      </w:pPr>
+    </w:p>
+    <w:p>
+      <w:pPr>
+        <w:shd w:val="clear" w:color="auto" w:fill="C1F0C7" w:themeFill="accent3" w:themeFillTint="33"/>
+        <w:spacing w:after="0"/>
+        <w:rPr>
+          <w:rFonts w:ascii="Courier New" w:hAnsi="Courier New" w:cs="Courier New"/>
+          <w:sz w:val="20"/>
+          <w:szCs w:val="20"/>
+          <w:lang w:val="en-GB"/>
+        </w:rPr>
+      </w:pPr>
+      <w:r>
+        <w:rPr>
+          <w:rFonts w:ascii="Courier New" w:hAnsi="Courier New" w:cs="Courier New"/>
+          <w:sz w:val="20"/>
+          <w:szCs w:val="20"/>
+          <w:lang w:val="en-GB"/>
+        </w:rPr>
+        <w:t xml:space="preserve">    private final </w:t>
+      </w:r>
+      <w:proofErr w:type="spellStart"/>
+      <w:r>
+        <w:rPr>
+          <w:rFonts w:ascii="Courier New" w:hAnsi="Courier New" w:cs="Courier New"/>
+          <w:sz w:val="20"/>
+          <w:szCs w:val="20"/>
+          <w:lang w:val="en-GB"/>
+        </w:rPr>
+        <w:t>ProfesorRepository</w:t>
+      </w:r>
+      <w:proofErr w:type="spellEnd"/>
+      <w:r>
+        <w:rPr>
+          <w:rFonts w:ascii="Courier New" w:hAnsi="Courier New" w:cs="Courier New"/>
+          <w:sz w:val="20"/>
+          <w:szCs w:val="20"/>
+          <w:lang w:val="en-GB"/>
         </w:rPr>
         <w:t xml:space="preserve"> </w:t>
       </w:r>
       <w:proofErr w:type="spellStart"/>
-      <w:r>
-        <w:rPr>
-          <w:rFonts w:ascii="Courier New" w:hAnsi="Courier New" w:cs="Courier New"/>
-          <w:sz w:val="20"/>
-          <w:szCs w:val="20"/>
-        </w:rPr>
-        <w:t>void</w:t>
-      </w:r>
-      <w:proofErr w:type="spellEnd"/>
-      <w:r>
-        <w:rPr>
-          <w:rFonts w:ascii="Courier New" w:hAnsi="Courier New" w:cs="Courier New"/>
-          <w:sz w:val="20"/>
-          <w:szCs w:val="20"/>
+      <w:proofErr w:type="gramStart"/>
+      <w:r>
+        <w:rPr>
+          <w:rFonts w:ascii="Courier New" w:hAnsi="Courier New" w:cs="Courier New"/>
+          <w:sz w:val="20"/>
+          <w:szCs w:val="20"/>
+          <w:lang w:val="en-GB"/>
+        </w:rPr>
+        <w:t>profesorRepository</w:t>
+      </w:r>
+      <w:proofErr w:type="spellEnd"/>
+      <w:r>
+        <w:rPr>
+          <w:rFonts w:ascii="Courier New" w:hAnsi="Courier New" w:cs="Courier New"/>
+          <w:sz w:val="20"/>
+          <w:szCs w:val="20"/>
+          <w:lang w:val="en-GB"/>
+        </w:rPr>
+        <w:t>;</w:t>
+      </w:r>
+      <w:proofErr w:type="gramEnd"/>
+    </w:p>
+    <w:p>
+      <w:pPr>
+        <w:shd w:val="clear" w:color="auto" w:fill="C1F0C7" w:themeFill="accent3" w:themeFillTint="33"/>
+        <w:spacing w:after="0"/>
+        <w:rPr>
+          <w:rFonts w:ascii="Courier New" w:hAnsi="Courier New" w:cs="Courier New"/>
+          <w:sz w:val="20"/>
+          <w:szCs w:val="20"/>
+          <w:lang w:val="en-GB"/>
+        </w:rPr>
+      </w:pPr>
+    </w:p>
+    <w:p>
+      <w:pPr>
+        <w:shd w:val="clear" w:color="auto" w:fill="C1F0C7" w:themeFill="accent3" w:themeFillTint="33"/>
+        <w:spacing w:after="0"/>
+        <w:rPr>
+          <w:rFonts w:ascii="Courier New" w:hAnsi="Courier New" w:cs="Courier New"/>
+          <w:sz w:val="20"/>
+          <w:szCs w:val="20"/>
+          <w:lang w:val="en-GB"/>
+        </w:rPr>
+      </w:pPr>
+      <w:r>
+        <w:rPr>
+          <w:rFonts w:ascii="Courier New" w:hAnsi="Courier New" w:cs="Courier New"/>
+          <w:sz w:val="20"/>
+          <w:szCs w:val="20"/>
+          <w:lang w:val="en-GB"/>
+        </w:rPr>
+        <w:t xml:space="preserve">    public </w:t>
+      </w:r>
+      <w:proofErr w:type="spellStart"/>
+      <w:proofErr w:type="gramStart"/>
+      <w:r>
+        <w:rPr>
+          <w:rFonts w:ascii="Courier New" w:hAnsi="Courier New" w:cs="Courier New"/>
+          <w:sz w:val="20"/>
+          <w:szCs w:val="20"/>
+          <w:lang w:val="en-GB"/>
+        </w:rPr>
+        <w:t>ProfesorController</w:t>
+      </w:r>
+      <w:proofErr w:type="spellEnd"/>
+      <w:r>
+        <w:rPr>
+          <w:rFonts w:ascii="Courier New" w:hAnsi="Courier New" w:cs="Courier New"/>
+          <w:sz w:val="20"/>
+          <w:szCs w:val="20"/>
+          <w:lang w:val="en-GB"/>
+        </w:rPr>
+        <w:t>(</w:t>
+      </w:r>
+      <w:proofErr w:type="spellStart"/>
+      <w:proofErr w:type="gramEnd"/>
+      <w:r>
+        <w:rPr>
+          <w:rFonts w:ascii="Courier New" w:hAnsi="Courier New" w:cs="Courier New"/>
+          <w:sz w:val="20"/>
+          <w:szCs w:val="20"/>
+          <w:lang w:val="en-GB"/>
+        </w:rPr>
+        <w:t>ProfesorRepository</w:t>
+      </w:r>
+      <w:proofErr w:type="spellEnd"/>
+      <w:r>
+        <w:rPr>
+          <w:rFonts w:ascii="Courier New" w:hAnsi="Courier New" w:cs="Courier New"/>
+          <w:sz w:val="20"/>
+          <w:szCs w:val="20"/>
+          <w:lang w:val="en-GB"/>
         </w:rPr>
         <w:t xml:space="preserve"> </w:t>
       </w:r>
       <w:proofErr w:type="spellStart"/>
-      <w:proofErr w:type="gramStart"/>
-      <w:r>
-        <w:rPr>
-          <w:rFonts w:ascii="Courier New" w:hAnsi="Courier New" w:cs="Courier New"/>
-          <w:sz w:val="20"/>
-          <w:szCs w:val="20"/>
-        </w:rPr>
-        <w:t>setApellidos</w:t>
-      </w:r>
-      <w:proofErr w:type="spellEnd"/>
-      <w:r>
-        <w:rPr>
-          <w:rFonts w:ascii="Courier New" w:hAnsi="Courier New" w:cs="Courier New"/>
-          <w:sz w:val="20"/>
-          <w:szCs w:val="20"/>
+      <w:r>
+        <w:rPr>
+          <w:rFonts w:ascii="Courier New" w:hAnsi="Courier New" w:cs="Courier New"/>
+          <w:sz w:val="20"/>
+          <w:szCs w:val="20"/>
+          <w:lang w:val="en-GB"/>
+        </w:rPr>
+        <w:t>profesorRepository</w:t>
+      </w:r>
+      <w:proofErr w:type="spellEnd"/>
+      <w:r>
+        <w:rPr>
+          <w:rFonts w:ascii="Courier New" w:hAnsi="Courier New" w:cs="Courier New"/>
+          <w:sz w:val="20"/>
+          <w:szCs w:val="20"/>
+          <w:lang w:val="en-GB"/>
+        </w:rPr>
+        <w:t>) {</w:t>
+      </w:r>
+    </w:p>
+    <w:p>
+      <w:pPr>
+        <w:shd w:val="clear" w:color="auto" w:fill="C1F0C7" w:themeFill="accent3" w:themeFillTint="33"/>
+        <w:spacing w:after="0"/>
+        <w:rPr>
+          <w:rFonts w:ascii="Courier New" w:hAnsi="Courier New" w:cs="Courier New"/>
+          <w:sz w:val="20"/>
+          <w:szCs w:val="20"/>
+          <w:lang w:val="en-GB"/>
+        </w:rPr>
+      </w:pPr>
+      <w:r>
+        <w:rPr>
+          <w:rFonts w:ascii="Courier New" w:hAnsi="Courier New" w:cs="Courier New"/>
+          <w:sz w:val="20"/>
+          <w:szCs w:val="20"/>
+          <w:lang w:val="en-GB"/>
+        </w:rPr>
+        <w:t xml:space="preserve">        </w:t>
+      </w:r>
+      <w:proofErr w:type="spellStart"/>
+      <w:proofErr w:type="gramStart"/>
+      <w:r>
+        <w:rPr>
+          <w:rFonts w:ascii="Courier New" w:hAnsi="Courier New" w:cs="Courier New"/>
+          <w:sz w:val="20"/>
+          <w:szCs w:val="20"/>
+          <w:lang w:val="en-GB"/>
+        </w:rPr>
+        <w:t>this.profesorRepository</w:t>
+      </w:r>
+      <w:proofErr w:type="spellEnd"/>
+      <w:proofErr w:type="gramEnd"/>
+      <w:r>
+        <w:rPr>
+          <w:rFonts w:ascii="Courier New" w:hAnsi="Courier New" w:cs="Courier New"/>
+          <w:sz w:val="20"/>
+          <w:szCs w:val="20"/>
+          <w:lang w:val="en-GB"/>
+        </w:rPr>
+        <w:t xml:space="preserve"> = </w:t>
+      </w:r>
+      <w:proofErr w:type="spellStart"/>
+      <w:proofErr w:type="gramStart"/>
+      <w:r>
+        <w:rPr>
+          <w:rFonts w:ascii="Courier New" w:hAnsi="Courier New" w:cs="Courier New"/>
+          <w:sz w:val="20"/>
+          <w:szCs w:val="20"/>
+          <w:lang w:val="en-GB"/>
+        </w:rPr>
+        <w:t>profesorRepository</w:t>
+      </w:r>
+      <w:proofErr w:type="spellEnd"/>
+      <w:r>
+        <w:rPr>
+          <w:rFonts w:ascii="Courier New" w:hAnsi="Courier New" w:cs="Courier New"/>
+          <w:sz w:val="20"/>
+          <w:szCs w:val="20"/>
+          <w:lang w:val="en-GB"/>
+        </w:rPr>
+        <w:t>;</w:t>
+      </w:r>
+      <w:proofErr w:type="gramEnd"/>
+    </w:p>
+    <w:p>
+      <w:pPr>
+        <w:shd w:val="clear" w:color="auto" w:fill="C1F0C7" w:themeFill="accent3" w:themeFillTint="33"/>
+        <w:spacing w:after="0"/>
+        <w:rPr>
+          <w:rFonts w:ascii="Courier New" w:hAnsi="Courier New" w:cs="Courier New"/>
+          <w:sz w:val="20"/>
+          <w:szCs w:val="20"/>
+          <w:lang w:val="en-GB"/>
+        </w:rPr>
+      </w:pPr>
+      <w:r>
+        <w:rPr>
+          <w:rFonts w:ascii="Courier New" w:hAnsi="Courier New" w:cs="Courier New"/>
+          <w:sz w:val="20"/>
+          <w:szCs w:val="20"/>
+          <w:lang w:val="en-GB"/>
+        </w:rPr>
+        <w:t xml:space="preserve">    }</w:t>
+      </w:r>
+    </w:p>
+    <w:p>
+      <w:pPr>
+        <w:shd w:val="clear" w:color="auto" w:fill="C1F0C7" w:themeFill="accent3" w:themeFillTint="33"/>
+        <w:spacing w:after="0"/>
+        <w:rPr>
+          <w:rFonts w:ascii="Courier New" w:hAnsi="Courier New" w:cs="Courier New"/>
+          <w:sz w:val="20"/>
+          <w:szCs w:val="20"/>
+          <w:lang w:val="en-GB"/>
+        </w:rPr>
+      </w:pPr>
+    </w:p>
+    <w:p>
+      <w:pPr>
+        <w:shd w:val="clear" w:color="auto" w:fill="C1F0C7" w:themeFill="accent3" w:themeFillTint="33"/>
+        <w:spacing w:after="0"/>
+        <w:rPr>
+          <w:rFonts w:ascii="Courier New" w:hAnsi="Courier New" w:cs="Courier New"/>
+          <w:sz w:val="20"/>
+          <w:szCs w:val="20"/>
+          <w:lang w:val="en-GB"/>
+        </w:rPr>
+      </w:pPr>
+      <w:r>
+        <w:rPr>
+          <w:rFonts w:ascii="Courier New" w:hAnsi="Courier New" w:cs="Courier New"/>
+          <w:sz w:val="20"/>
+          <w:szCs w:val="20"/>
+          <w:lang w:val="en-GB"/>
+        </w:rPr>
+        <w:t xml:space="preserve">    @GetMapping("/profesores")</w:t>
+      </w:r>
+    </w:p>
+    <w:p>
+      <w:pPr>
+        <w:shd w:val="clear" w:color="auto" w:fill="C1F0C7" w:themeFill="accent3" w:themeFillTint="33"/>
+        <w:spacing w:after="0"/>
+        <w:rPr>
+          <w:rFonts w:ascii="Courier New" w:hAnsi="Courier New" w:cs="Courier New"/>
+          <w:sz w:val="20"/>
+          <w:szCs w:val="20"/>
+          <w:lang w:val="en-GB"/>
+        </w:rPr>
+      </w:pPr>
+      <w:r>
+        <w:rPr>
+          <w:rFonts w:ascii="Courier New" w:hAnsi="Courier New" w:cs="Courier New"/>
+          <w:sz w:val="20"/>
+          <w:szCs w:val="20"/>
+          <w:lang w:val="en-GB"/>
+        </w:rPr>
+        <w:t xml:space="preserve">    public List&lt;</w:t>
+      </w:r>
+      <w:proofErr w:type="spellStart"/>
+      <w:r>
+        <w:rPr>
+          <w:rFonts w:ascii="Courier New" w:hAnsi="Courier New" w:cs="Courier New"/>
+          <w:sz w:val="20"/>
+          <w:szCs w:val="20"/>
+          <w:lang w:val="en-GB"/>
+        </w:rPr>
+        <w:t>Profesor</w:t>
+      </w:r>
+      <w:proofErr w:type="spellEnd"/>
+      <w:r>
+        <w:rPr>
+          <w:rFonts w:ascii="Courier New" w:hAnsi="Courier New" w:cs="Courier New"/>
+          <w:sz w:val="20"/>
+          <w:szCs w:val="20"/>
+          <w:lang w:val="en-GB"/>
+        </w:rPr>
+        <w:t xml:space="preserve">&gt; </w:t>
+      </w:r>
+      <w:proofErr w:type="spellStart"/>
+      <w:proofErr w:type="gramStart"/>
+      <w:r>
+        <w:rPr>
+          <w:rFonts w:ascii="Courier New" w:hAnsi="Courier New" w:cs="Courier New"/>
+          <w:sz w:val="20"/>
+          <w:szCs w:val="20"/>
+          <w:lang w:val="en-GB"/>
+        </w:rPr>
+        <w:t>getAllProfesores</w:t>
+      </w:r>
+      <w:proofErr w:type="spellEnd"/>
+      <w:r>
+        <w:rPr>
+          <w:rFonts w:ascii="Courier New" w:hAnsi="Courier New" w:cs="Courier New"/>
+          <w:sz w:val="20"/>
+          <w:szCs w:val="20"/>
+          <w:lang w:val="en-GB"/>
         </w:rPr>
         <w:t>(</w:t>
       </w:r>
-      <w:proofErr w:type="spellStart"/>
-      <w:proofErr w:type="gramEnd"/>
-      <w:r>
-        <w:rPr>
-          <w:rFonts w:ascii="Courier New" w:hAnsi="Courier New" w:cs="Courier New"/>
-          <w:sz w:val="20"/>
-          <w:szCs w:val="20"/>
-        </w:rPr>
-        <w:t>String</w:t>
-      </w:r>
-      <w:proofErr w:type="spellEnd"/>
-      <w:r>
-        <w:rPr>
-          <w:rFonts w:ascii="Courier New" w:hAnsi="Courier New" w:cs="Courier New"/>
-          <w:sz w:val="20"/>
-          <w:szCs w:val="20"/>
-        </w:rPr>
-        <w:t xml:space="preserve"> apellidos) {</w:t>
-      </w:r>
-    </w:p>
-    <w:p>
-      <w:pPr>
-        <w:shd w:val="clear" w:color="auto" w:fill="C1F0C7" w:themeFill="accent3" w:themeFillTint="33"/>
-        <w:spacing w:after="0"/>
-        <w:rPr>
-          <w:rFonts w:ascii="Courier New" w:hAnsi="Courier New" w:cs="Courier New"/>
-          <w:sz w:val="20"/>
-          <w:szCs w:val="20"/>
-          <w:lang w:val="en-GB"/>
-        </w:rPr>
-      </w:pPr>
-      <w:r>
-        <w:rPr>
-          <w:rFonts w:ascii="Courier New" w:hAnsi="Courier New" w:cs="Courier New"/>
-          <w:sz w:val="20"/>
-          <w:szCs w:val="20"/>
-        </w:rPr>
-        <w:t xml:space="preserve">        </w:t>
-      </w:r>
-      <w:proofErr w:type="spellStart"/>
-      <w:proofErr w:type="gramStart"/>
-      <w:r>
-        <w:rPr>
-          <w:rFonts w:ascii="Courier New" w:hAnsi="Courier New" w:cs="Courier New"/>
-          <w:sz w:val="20"/>
-          <w:szCs w:val="20"/>
-          <w:lang w:val="en-GB"/>
-        </w:rPr>
-        <w:t>this.apellidos</w:t>
-      </w:r>
-      <w:proofErr w:type="spellEnd"/>
-      <w:proofErr w:type="gramEnd"/>
-      <w:r>
-        <w:rPr>
-          <w:rFonts w:ascii="Courier New" w:hAnsi="Courier New" w:cs="Courier New"/>
-          <w:sz w:val="20"/>
-          <w:szCs w:val="20"/>
-          <w:lang w:val="en-GB"/>
-        </w:rPr>
-        <w:t xml:space="preserve"> = </w:t>
-      </w:r>
-      <w:proofErr w:type="spellStart"/>
-      <w:r>
-        <w:rPr>
-          <w:rFonts w:ascii="Courier New" w:hAnsi="Courier New" w:cs="Courier New"/>
-          <w:sz w:val="20"/>
-          <w:szCs w:val="20"/>
-          <w:lang w:val="en-GB"/>
-        </w:rPr>
-        <w:t>apellidos</w:t>
-      </w:r>
-      <w:proofErr w:type="spellEnd"/>
+      <w:proofErr w:type="gramEnd"/>
+      <w:r>
+        <w:rPr>
+          <w:rFonts w:ascii="Courier New" w:hAnsi="Courier New" w:cs="Courier New"/>
+          <w:sz w:val="20"/>
+          <w:szCs w:val="20"/>
+          <w:lang w:val="en-GB"/>
+        </w:rPr>
+        <w:t>) {</w:t>
+      </w:r>
+    </w:p>
+    <w:p>
+      <w:pPr>
+        <w:shd w:val="clear" w:color="auto" w:fill="C1F0C7" w:themeFill="accent3" w:themeFillTint="33"/>
+        <w:spacing w:after="0"/>
+        <w:rPr>
+          <w:rFonts w:ascii="Courier New" w:hAnsi="Courier New" w:cs="Courier New"/>
+          <w:sz w:val="20"/>
+          <w:szCs w:val="20"/>
+          <w:lang w:val="en-GB"/>
+        </w:rPr>
+      </w:pPr>
+      <w:r>
+        <w:rPr>
+          <w:rFonts w:ascii="Courier New" w:hAnsi="Courier New" w:cs="Courier New"/>
+          <w:sz w:val="20"/>
+          <w:szCs w:val="20"/>
+          <w:lang w:val="en-GB"/>
+        </w:rPr>
+        <w:t xml:space="preserve">        return </w:t>
+      </w:r>
+      <w:proofErr w:type="spellStart"/>
+      <w:r>
+        <w:rPr>
+          <w:rFonts w:ascii="Courier New" w:hAnsi="Courier New" w:cs="Courier New"/>
+          <w:sz w:val="20"/>
+          <w:szCs w:val="20"/>
+          <w:lang w:val="en-GB"/>
+        </w:rPr>
+        <w:t>profesorRepository.findAll</w:t>
+      </w:r>
+      <w:proofErr w:type="spellEnd"/>
+      <w:r>
+        <w:rPr>
+          <w:rFonts w:ascii="Courier New" w:hAnsi="Courier New" w:cs="Courier New"/>
+          <w:sz w:val="20"/>
+          <w:szCs w:val="20"/>
+          <w:lang w:val="en-GB"/>
+        </w:rPr>
+        <w:t>(</w:t>
+      </w:r>
+      <w:proofErr w:type="gramStart"/>
+      <w:r>
+        <w:rPr>
+          <w:rFonts w:ascii="Courier New" w:hAnsi="Courier New" w:cs="Courier New"/>
+          <w:sz w:val="20"/>
+          <w:szCs w:val="20"/>
+          <w:lang w:val="en-GB"/>
+        </w:rPr>
+        <w:t>);</w:t>
+      </w:r>
+      <w:proofErr w:type="gramEnd"/>
+    </w:p>
+    <w:p>
+      <w:pPr>
+        <w:shd w:val="clear" w:color="auto" w:fill="C1F0C7" w:themeFill="accent3" w:themeFillTint="33"/>
+        <w:spacing w:after="0"/>
+        <w:rPr>
+          <w:rFonts w:ascii="Courier New" w:hAnsi="Courier New" w:cs="Courier New"/>
+          <w:sz w:val="20"/>
+          <w:szCs w:val="20"/>
+          <w:lang w:val="en-GB"/>
+        </w:rPr>
+      </w:pPr>
+      <w:r>
+        <w:rPr>
+          <w:rFonts w:ascii="Courier New" w:hAnsi="Courier New" w:cs="Courier New"/>
+          <w:sz w:val="20"/>
+          <w:szCs w:val="20"/>
+          <w:lang w:val="en-GB"/>
+        </w:rPr>
+        <w:t xml:space="preserve">    }</w:t>
+      </w:r>
+    </w:p>
+    <w:p>
+      <w:pPr>
+        <w:shd w:val="clear" w:color="auto" w:fill="C1F0C7" w:themeFill="accent3" w:themeFillTint="33"/>
+        <w:spacing w:after="0"/>
+        <w:rPr>
+          <w:rFonts w:ascii="Courier New" w:hAnsi="Courier New" w:cs="Courier New"/>
+          <w:sz w:val="20"/>
+          <w:szCs w:val="20"/>
+        </w:rPr>
+      </w:pPr>
+      <w:r>
+        <w:rPr>
+          <w:rFonts w:ascii="Courier New" w:hAnsi="Courier New" w:cs="Courier New"/>
+          <w:sz w:val="20"/>
+          <w:szCs w:val="20"/>
+        </w:rPr>
+        <w:lastRenderedPageBreak/>
+        <w:t>}</w:t>
+      </w:r>
+    </w:p>
+    <w:p>
+      <w:pPr>
+        <w:spacing w:after="0"/>
+        <w:rPr>
+          <w:rFonts w:ascii="Courier New" w:hAnsi="Courier New" w:cs="Courier New"/>
+          <w:sz w:val="20"/>
+          <w:szCs w:val="20"/>
+        </w:rPr>
+      </w:pPr>
+    </w:p>
+    <w:p>
+      <w:pPr>
+        <w:spacing w:after="0"/>
+        <w:rPr>
+          <w:rFonts w:ascii="Courier New" w:hAnsi="Courier New" w:cs="Courier New"/>
+          <w:sz w:val="20"/>
+          <w:szCs w:val="20"/>
+        </w:rPr>
+      </w:pPr>
+      <w:proofErr w:type="spellStart"/>
+      <w:r>
+        <w:rPr>
+          <w:rFonts w:ascii="Courier New" w:hAnsi="Courier New" w:cs="Courier New"/>
+          <w:sz w:val="20"/>
+          <w:szCs w:val="20"/>
+        </w:rPr>
+        <w:t>ProfesorRepository</w:t>
+      </w:r>
+      <w:proofErr w:type="spellEnd"/>
+    </w:p>
+    <w:p>
+      <w:pPr>
+        <w:spacing w:after="0"/>
+        <w:rPr>
+          <w:rFonts w:ascii="Courier New" w:hAnsi="Courier New" w:cs="Courier New"/>
+          <w:sz w:val="20"/>
+          <w:szCs w:val="20"/>
+        </w:rPr>
+      </w:pPr>
+    </w:p>
+    <w:p>
+      <w:pPr>
+        <w:shd w:val="clear" w:color="auto" w:fill="C1F0C7" w:themeFill="accent3" w:themeFillTint="33"/>
+        <w:spacing w:after="0"/>
+        <w:rPr>
+          <w:rFonts w:ascii="Courier New" w:hAnsi="Courier New" w:cs="Courier New"/>
+          <w:sz w:val="20"/>
+          <w:szCs w:val="20"/>
+          <w:lang w:val="en-GB"/>
+        </w:rPr>
+      </w:pPr>
+      <w:r>
+        <w:rPr>
+          <w:rFonts w:ascii="Courier New" w:hAnsi="Courier New" w:cs="Courier New"/>
+          <w:sz w:val="20"/>
+          <w:szCs w:val="20"/>
+          <w:lang w:val="en-GB"/>
+        </w:rPr>
+        <w:t>package com.</w:t>
+      </w:r>
+      <w:proofErr w:type="gramStart"/>
+      <w:r>
+        <w:rPr>
+          <w:rFonts w:ascii="Courier New" w:hAnsi="Courier New" w:cs="Courier New"/>
+          <w:sz w:val="20"/>
+          <w:szCs w:val="20"/>
+          <w:lang w:val="en-GB"/>
+        </w:rPr>
+        <w:t>example.demo</w:t>
+      </w:r>
+      <w:proofErr w:type="gramEnd"/>
+      <w:r>
+        <w:rPr>
+          <w:rFonts w:ascii="Courier New" w:hAnsi="Courier New" w:cs="Courier New"/>
+          <w:sz w:val="20"/>
+          <w:szCs w:val="20"/>
+          <w:lang w:val="en-GB"/>
+        </w:rPr>
+        <w:t>.</w:t>
+      </w:r>
+      <w:proofErr w:type="gramStart"/>
+      <w:r>
+        <w:rPr>
+          <w:rFonts w:ascii="Courier New" w:hAnsi="Courier New" w:cs="Courier New"/>
+          <w:sz w:val="20"/>
+          <w:szCs w:val="20"/>
+          <w:lang w:val="en-GB"/>
+        </w:rPr>
+        <w:t>repository;</w:t>
+      </w:r>
+      <w:proofErr w:type="gramEnd"/>
+    </w:p>
+    <w:p>
+      <w:pPr>
+        <w:shd w:val="clear" w:color="auto" w:fill="C1F0C7" w:themeFill="accent3" w:themeFillTint="33"/>
+        <w:spacing w:after="0"/>
+        <w:rPr>
+          <w:rFonts w:ascii="Courier New" w:hAnsi="Courier New" w:cs="Courier New"/>
+          <w:sz w:val="20"/>
+          <w:szCs w:val="20"/>
+          <w:lang w:val="en-GB"/>
+        </w:rPr>
+      </w:pPr>
+    </w:p>
+    <w:p>
+      <w:pPr>
+        <w:shd w:val="clear" w:color="auto" w:fill="C1F0C7" w:themeFill="accent3" w:themeFillTint="33"/>
+        <w:spacing w:after="0"/>
+        <w:rPr>
+          <w:rFonts w:ascii="Courier New" w:hAnsi="Courier New" w:cs="Courier New"/>
+          <w:sz w:val="20"/>
+          <w:szCs w:val="20"/>
+          <w:lang w:val="en-GB"/>
+        </w:rPr>
+      </w:pPr>
+      <w:r>
+        <w:rPr>
+          <w:rFonts w:ascii="Courier New" w:hAnsi="Courier New" w:cs="Courier New"/>
+          <w:sz w:val="20"/>
+          <w:szCs w:val="20"/>
+          <w:lang w:val="en-GB"/>
+        </w:rPr>
+        <w:t>import com.</w:t>
+      </w:r>
+      <w:proofErr w:type="gramStart"/>
+      <w:r>
+        <w:rPr>
+          <w:rFonts w:ascii="Courier New" w:hAnsi="Courier New" w:cs="Courier New"/>
+          <w:sz w:val="20"/>
+          <w:szCs w:val="20"/>
+          <w:lang w:val="en-GB"/>
+        </w:rPr>
+        <w:t>example.demo</w:t>
+      </w:r>
+      <w:proofErr w:type="gramEnd"/>
+      <w:r>
+        <w:rPr>
+          <w:rFonts w:ascii="Courier New" w:hAnsi="Courier New" w:cs="Courier New"/>
+          <w:sz w:val="20"/>
+          <w:szCs w:val="20"/>
+          <w:lang w:val="en-GB"/>
+        </w:rPr>
+        <w:t>.</w:t>
+      </w:r>
+      <w:proofErr w:type="gramStart"/>
+      <w:r>
+        <w:rPr>
+          <w:rFonts w:ascii="Courier New" w:hAnsi="Courier New" w:cs="Courier New"/>
+          <w:sz w:val="20"/>
+          <w:szCs w:val="20"/>
+          <w:lang w:val="en-GB"/>
+        </w:rPr>
+        <w:t>entity.Profesor</w:t>
+      </w:r>
+      <w:proofErr w:type="gramEnd"/>
       <w:r>
         <w:rPr>
           <w:rFonts w:ascii="Courier New" w:hAnsi="Courier New" w:cs="Courier New"/>
@@ -11852,2469 +14752,8 @@
           <w:szCs w:val="20"/>
           <w:lang w:val="en-GB"/>
         </w:rPr>
-        <w:t xml:space="preserve">    }</w:t>
-      </w:r>
-    </w:p>
-    <w:p>
-      <w:pPr>
-        <w:shd w:val="clear" w:color="auto" w:fill="C1F0C7" w:themeFill="accent3" w:themeFillTint="33"/>
-        <w:spacing w:after="0"/>
-        <w:rPr>
-          <w:rFonts w:ascii="Courier New" w:hAnsi="Courier New" w:cs="Courier New"/>
-          <w:sz w:val="20"/>
-          <w:szCs w:val="20"/>
-          <w:lang w:val="en-GB"/>
-        </w:rPr>
-      </w:pPr>
-    </w:p>
-    <w:p>
-      <w:pPr>
-        <w:shd w:val="clear" w:color="auto" w:fill="C1F0C7" w:themeFill="accent3" w:themeFillTint="33"/>
-        <w:spacing w:after="0"/>
-        <w:rPr>
-          <w:rFonts w:ascii="Courier New" w:hAnsi="Courier New" w:cs="Courier New"/>
-          <w:sz w:val="20"/>
-          <w:szCs w:val="20"/>
-          <w:lang w:val="en-GB"/>
-        </w:rPr>
-      </w:pPr>
-      <w:r>
-        <w:rPr>
-          <w:rFonts w:ascii="Courier New" w:hAnsi="Courier New" w:cs="Courier New"/>
-          <w:sz w:val="20"/>
-          <w:szCs w:val="20"/>
-          <w:lang w:val="en-GB"/>
-        </w:rPr>
-        <w:t xml:space="preserve">    public String </w:t>
-      </w:r>
-      <w:proofErr w:type="spellStart"/>
-      <w:proofErr w:type="gramStart"/>
-      <w:r>
-        <w:rPr>
-          <w:rFonts w:ascii="Courier New" w:hAnsi="Courier New" w:cs="Courier New"/>
-          <w:sz w:val="20"/>
-          <w:szCs w:val="20"/>
-          <w:lang w:val="en-GB"/>
-        </w:rPr>
-        <w:t>getDomicilio</w:t>
-      </w:r>
-      <w:proofErr w:type="spellEnd"/>
-      <w:r>
-        <w:rPr>
-          <w:rFonts w:ascii="Courier New" w:hAnsi="Courier New" w:cs="Courier New"/>
-          <w:sz w:val="20"/>
-          <w:szCs w:val="20"/>
-          <w:lang w:val="en-GB"/>
-        </w:rPr>
-        <w:t>(</w:t>
-      </w:r>
-      <w:proofErr w:type="gramEnd"/>
-      <w:r>
-        <w:rPr>
-          <w:rFonts w:ascii="Courier New" w:hAnsi="Courier New" w:cs="Courier New"/>
-          <w:sz w:val="20"/>
-          <w:szCs w:val="20"/>
-          <w:lang w:val="en-GB"/>
-        </w:rPr>
-        <w:t>) {</w:t>
-      </w:r>
-    </w:p>
-    <w:p>
-      <w:pPr>
-        <w:shd w:val="clear" w:color="auto" w:fill="C1F0C7" w:themeFill="accent3" w:themeFillTint="33"/>
-        <w:spacing w:after="0"/>
-        <w:rPr>
-          <w:rFonts w:ascii="Courier New" w:hAnsi="Courier New" w:cs="Courier New"/>
-          <w:sz w:val="20"/>
-          <w:szCs w:val="20"/>
-          <w:lang w:val="en-GB"/>
-        </w:rPr>
-      </w:pPr>
-      <w:r>
-        <w:rPr>
-          <w:rFonts w:ascii="Courier New" w:hAnsi="Courier New" w:cs="Courier New"/>
-          <w:sz w:val="20"/>
-          <w:szCs w:val="20"/>
-          <w:lang w:val="en-GB"/>
-        </w:rPr>
-        <w:t xml:space="preserve">        return </w:t>
-      </w:r>
-      <w:proofErr w:type="spellStart"/>
-      <w:proofErr w:type="gramStart"/>
-      <w:r>
-        <w:rPr>
-          <w:rFonts w:ascii="Courier New" w:hAnsi="Courier New" w:cs="Courier New"/>
-          <w:sz w:val="20"/>
-          <w:szCs w:val="20"/>
-          <w:lang w:val="en-GB"/>
-        </w:rPr>
-        <w:t>domicilio</w:t>
-      </w:r>
-      <w:proofErr w:type="spellEnd"/>
-      <w:r>
-        <w:rPr>
-          <w:rFonts w:ascii="Courier New" w:hAnsi="Courier New" w:cs="Courier New"/>
-          <w:sz w:val="20"/>
-          <w:szCs w:val="20"/>
-          <w:lang w:val="en-GB"/>
-        </w:rPr>
-        <w:t>;</w:t>
-      </w:r>
-      <w:proofErr w:type="gramEnd"/>
-    </w:p>
-    <w:p>
-      <w:pPr>
-        <w:shd w:val="clear" w:color="auto" w:fill="C1F0C7" w:themeFill="accent3" w:themeFillTint="33"/>
-        <w:spacing w:after="0"/>
-        <w:rPr>
-          <w:rFonts w:ascii="Courier New" w:hAnsi="Courier New" w:cs="Courier New"/>
-          <w:sz w:val="20"/>
-          <w:szCs w:val="20"/>
-          <w:lang w:val="en-GB"/>
-        </w:rPr>
-      </w:pPr>
-      <w:r>
-        <w:rPr>
-          <w:rFonts w:ascii="Courier New" w:hAnsi="Courier New" w:cs="Courier New"/>
-          <w:sz w:val="20"/>
-          <w:szCs w:val="20"/>
-          <w:lang w:val="en-GB"/>
-        </w:rPr>
-        <w:t xml:space="preserve">    }</w:t>
-      </w:r>
-    </w:p>
-    <w:p>
-      <w:pPr>
-        <w:shd w:val="clear" w:color="auto" w:fill="C1F0C7" w:themeFill="accent3" w:themeFillTint="33"/>
-        <w:spacing w:after="0"/>
-        <w:rPr>
-          <w:rFonts w:ascii="Courier New" w:hAnsi="Courier New" w:cs="Courier New"/>
-          <w:sz w:val="20"/>
-          <w:szCs w:val="20"/>
-          <w:lang w:val="en-GB"/>
-        </w:rPr>
-      </w:pPr>
-    </w:p>
-    <w:p>
-      <w:pPr>
-        <w:shd w:val="clear" w:color="auto" w:fill="C1F0C7" w:themeFill="accent3" w:themeFillTint="33"/>
-        <w:spacing w:after="0"/>
-        <w:rPr>
-          <w:rFonts w:ascii="Courier New" w:hAnsi="Courier New" w:cs="Courier New"/>
-          <w:sz w:val="20"/>
-          <w:szCs w:val="20"/>
-          <w:lang w:val="en-GB"/>
-        </w:rPr>
-      </w:pPr>
-      <w:r>
-        <w:rPr>
-          <w:rFonts w:ascii="Courier New" w:hAnsi="Courier New" w:cs="Courier New"/>
-          <w:sz w:val="20"/>
-          <w:szCs w:val="20"/>
-          <w:lang w:val="en-GB"/>
-        </w:rPr>
-        <w:t xml:space="preserve">    public void </w:t>
-      </w:r>
-      <w:proofErr w:type="spellStart"/>
-      <w:proofErr w:type="gramStart"/>
-      <w:r>
-        <w:rPr>
-          <w:rFonts w:ascii="Courier New" w:hAnsi="Courier New" w:cs="Courier New"/>
-          <w:sz w:val="20"/>
-          <w:szCs w:val="20"/>
-          <w:lang w:val="en-GB"/>
-        </w:rPr>
-        <w:t>setDomicilio</w:t>
-      </w:r>
-      <w:proofErr w:type="spellEnd"/>
-      <w:r>
-        <w:rPr>
-          <w:rFonts w:ascii="Courier New" w:hAnsi="Courier New" w:cs="Courier New"/>
-          <w:sz w:val="20"/>
-          <w:szCs w:val="20"/>
-          <w:lang w:val="en-GB"/>
-        </w:rPr>
-        <w:t>(</w:t>
-      </w:r>
-      <w:proofErr w:type="gramEnd"/>
-      <w:r>
-        <w:rPr>
-          <w:rFonts w:ascii="Courier New" w:hAnsi="Courier New" w:cs="Courier New"/>
-          <w:sz w:val="20"/>
-          <w:szCs w:val="20"/>
-          <w:lang w:val="en-GB"/>
-        </w:rPr>
-        <w:t xml:space="preserve">String </w:t>
-      </w:r>
-      <w:proofErr w:type="spellStart"/>
-      <w:r>
-        <w:rPr>
-          <w:rFonts w:ascii="Courier New" w:hAnsi="Courier New" w:cs="Courier New"/>
-          <w:sz w:val="20"/>
-          <w:szCs w:val="20"/>
-          <w:lang w:val="en-GB"/>
-        </w:rPr>
-        <w:t>domicilio</w:t>
-      </w:r>
-      <w:proofErr w:type="spellEnd"/>
-      <w:r>
-        <w:rPr>
-          <w:rFonts w:ascii="Courier New" w:hAnsi="Courier New" w:cs="Courier New"/>
-          <w:sz w:val="20"/>
-          <w:szCs w:val="20"/>
-          <w:lang w:val="en-GB"/>
-        </w:rPr>
-        <w:t>) {</w:t>
-      </w:r>
-    </w:p>
-    <w:p>
-      <w:pPr>
-        <w:shd w:val="clear" w:color="auto" w:fill="C1F0C7" w:themeFill="accent3" w:themeFillTint="33"/>
-        <w:spacing w:after="0"/>
-        <w:rPr>
-          <w:rFonts w:ascii="Courier New" w:hAnsi="Courier New" w:cs="Courier New"/>
-          <w:sz w:val="20"/>
-          <w:szCs w:val="20"/>
-          <w:lang w:val="en-GB"/>
-        </w:rPr>
-      </w:pPr>
-      <w:r>
-        <w:rPr>
-          <w:rFonts w:ascii="Courier New" w:hAnsi="Courier New" w:cs="Courier New"/>
-          <w:sz w:val="20"/>
-          <w:szCs w:val="20"/>
-          <w:lang w:val="en-GB"/>
-        </w:rPr>
-        <w:t xml:space="preserve">        </w:t>
-      </w:r>
-      <w:proofErr w:type="spellStart"/>
-      <w:proofErr w:type="gramStart"/>
-      <w:r>
-        <w:rPr>
-          <w:rFonts w:ascii="Courier New" w:hAnsi="Courier New" w:cs="Courier New"/>
-          <w:sz w:val="20"/>
-          <w:szCs w:val="20"/>
-          <w:lang w:val="en-GB"/>
-        </w:rPr>
-        <w:t>this.domicilio</w:t>
-      </w:r>
-      <w:proofErr w:type="spellEnd"/>
-      <w:proofErr w:type="gramEnd"/>
-      <w:r>
-        <w:rPr>
-          <w:rFonts w:ascii="Courier New" w:hAnsi="Courier New" w:cs="Courier New"/>
-          <w:sz w:val="20"/>
-          <w:szCs w:val="20"/>
-          <w:lang w:val="en-GB"/>
-        </w:rPr>
-        <w:t xml:space="preserve"> = </w:t>
-      </w:r>
-      <w:proofErr w:type="spellStart"/>
-      <w:r>
-        <w:rPr>
-          <w:rFonts w:ascii="Courier New" w:hAnsi="Courier New" w:cs="Courier New"/>
-          <w:sz w:val="20"/>
-          <w:szCs w:val="20"/>
-          <w:lang w:val="en-GB"/>
-        </w:rPr>
-        <w:t>domicilio</w:t>
-      </w:r>
-      <w:proofErr w:type="spellEnd"/>
-      <w:r>
-        <w:rPr>
-          <w:rFonts w:ascii="Courier New" w:hAnsi="Courier New" w:cs="Courier New"/>
-          <w:sz w:val="20"/>
-          <w:szCs w:val="20"/>
-          <w:lang w:val="en-GB"/>
-        </w:rPr>
-        <w:t>;</w:t>
-      </w:r>
-    </w:p>
-    <w:p>
-      <w:pPr>
-        <w:shd w:val="clear" w:color="auto" w:fill="C1F0C7" w:themeFill="accent3" w:themeFillTint="33"/>
-        <w:spacing w:after="0"/>
-        <w:rPr>
-          <w:rFonts w:ascii="Courier New" w:hAnsi="Courier New" w:cs="Courier New"/>
-          <w:sz w:val="20"/>
-          <w:szCs w:val="20"/>
-          <w:lang w:val="en-GB"/>
-        </w:rPr>
-      </w:pPr>
-      <w:r>
-        <w:rPr>
-          <w:rFonts w:ascii="Courier New" w:hAnsi="Courier New" w:cs="Courier New"/>
-          <w:sz w:val="20"/>
-          <w:szCs w:val="20"/>
-          <w:lang w:val="en-GB"/>
-        </w:rPr>
-        <w:t xml:space="preserve">    }</w:t>
-      </w:r>
-    </w:p>
-    <w:p>
-      <w:pPr>
-        <w:shd w:val="clear" w:color="auto" w:fill="C1F0C7" w:themeFill="accent3" w:themeFillTint="33"/>
-        <w:spacing w:after="0"/>
-        <w:rPr>
-          <w:rFonts w:ascii="Courier New" w:hAnsi="Courier New" w:cs="Courier New"/>
-          <w:sz w:val="20"/>
-          <w:szCs w:val="20"/>
-          <w:lang w:val="en-GB"/>
-        </w:rPr>
-      </w:pPr>
-    </w:p>
-    <w:p>
-      <w:pPr>
-        <w:shd w:val="clear" w:color="auto" w:fill="C1F0C7" w:themeFill="accent3" w:themeFillTint="33"/>
-        <w:spacing w:after="0"/>
-        <w:rPr>
-          <w:rFonts w:ascii="Courier New" w:hAnsi="Courier New" w:cs="Courier New"/>
-          <w:sz w:val="20"/>
-          <w:szCs w:val="20"/>
-          <w:lang w:val="en-GB"/>
-        </w:rPr>
-      </w:pPr>
-      <w:r>
-        <w:rPr>
-          <w:rFonts w:ascii="Courier New" w:hAnsi="Courier New" w:cs="Courier New"/>
-          <w:sz w:val="20"/>
-          <w:szCs w:val="20"/>
-          <w:lang w:val="en-GB"/>
-        </w:rPr>
-        <w:t xml:space="preserve">    public String </w:t>
-      </w:r>
-      <w:proofErr w:type="spellStart"/>
-      <w:proofErr w:type="gramStart"/>
-      <w:r>
-        <w:rPr>
-          <w:rFonts w:ascii="Courier New" w:hAnsi="Courier New" w:cs="Courier New"/>
-          <w:sz w:val="20"/>
-          <w:szCs w:val="20"/>
-          <w:lang w:val="en-GB"/>
-        </w:rPr>
-        <w:t>getCiudad</w:t>
-      </w:r>
-      <w:proofErr w:type="spellEnd"/>
-      <w:r>
-        <w:rPr>
-          <w:rFonts w:ascii="Courier New" w:hAnsi="Courier New" w:cs="Courier New"/>
-          <w:sz w:val="20"/>
-          <w:szCs w:val="20"/>
-          <w:lang w:val="en-GB"/>
-        </w:rPr>
-        <w:t>(</w:t>
-      </w:r>
-      <w:proofErr w:type="gramEnd"/>
-      <w:r>
-        <w:rPr>
-          <w:rFonts w:ascii="Courier New" w:hAnsi="Courier New" w:cs="Courier New"/>
-          <w:sz w:val="20"/>
-          <w:szCs w:val="20"/>
-          <w:lang w:val="en-GB"/>
-        </w:rPr>
-        <w:t>) {</w:t>
-      </w:r>
-    </w:p>
-    <w:p>
-      <w:pPr>
-        <w:shd w:val="clear" w:color="auto" w:fill="C1F0C7" w:themeFill="accent3" w:themeFillTint="33"/>
-        <w:spacing w:after="0"/>
-        <w:rPr>
-          <w:rFonts w:ascii="Courier New" w:hAnsi="Courier New" w:cs="Courier New"/>
-          <w:sz w:val="20"/>
-          <w:szCs w:val="20"/>
-          <w:lang w:val="en-GB"/>
-        </w:rPr>
-      </w:pPr>
-      <w:r>
-        <w:rPr>
-          <w:rFonts w:ascii="Courier New" w:hAnsi="Courier New" w:cs="Courier New"/>
-          <w:sz w:val="20"/>
-          <w:szCs w:val="20"/>
-          <w:lang w:val="en-GB"/>
-        </w:rPr>
-        <w:lastRenderedPageBreak/>
-        <w:t xml:space="preserve">        return ciudad;</w:t>
-      </w:r>
-    </w:p>
-    <w:p>
-      <w:pPr>
-        <w:shd w:val="clear" w:color="auto" w:fill="C1F0C7" w:themeFill="accent3" w:themeFillTint="33"/>
-        <w:spacing w:after="0"/>
-        <w:rPr>
-          <w:rFonts w:ascii="Courier New" w:hAnsi="Courier New" w:cs="Courier New"/>
-          <w:sz w:val="20"/>
-          <w:szCs w:val="20"/>
-          <w:lang w:val="en-GB"/>
-        </w:rPr>
-      </w:pPr>
-      <w:r>
-        <w:rPr>
-          <w:rFonts w:ascii="Courier New" w:hAnsi="Courier New" w:cs="Courier New"/>
-          <w:sz w:val="20"/>
-          <w:szCs w:val="20"/>
-          <w:lang w:val="en-GB"/>
-        </w:rPr>
-        <w:t xml:space="preserve">    }</w:t>
-      </w:r>
-    </w:p>
-    <w:p>
-      <w:pPr>
-        <w:shd w:val="clear" w:color="auto" w:fill="C1F0C7" w:themeFill="accent3" w:themeFillTint="33"/>
-        <w:spacing w:after="0"/>
-        <w:rPr>
-          <w:rFonts w:ascii="Courier New" w:hAnsi="Courier New" w:cs="Courier New"/>
-          <w:sz w:val="20"/>
-          <w:szCs w:val="20"/>
-          <w:lang w:val="en-GB"/>
-        </w:rPr>
-      </w:pPr>
-    </w:p>
-    <w:p>
-      <w:pPr>
-        <w:shd w:val="clear" w:color="auto" w:fill="C1F0C7" w:themeFill="accent3" w:themeFillTint="33"/>
-        <w:spacing w:after="0"/>
-        <w:rPr>
-          <w:rFonts w:ascii="Courier New" w:hAnsi="Courier New" w:cs="Courier New"/>
-          <w:sz w:val="20"/>
-          <w:szCs w:val="20"/>
-        </w:rPr>
-      </w:pPr>
-      <w:r>
-        <w:rPr>
-          <w:rFonts w:ascii="Courier New" w:hAnsi="Courier New" w:cs="Courier New"/>
-          <w:sz w:val="20"/>
-          <w:szCs w:val="20"/>
-          <w:lang w:val="en-GB"/>
-        </w:rPr>
-        <w:t xml:space="preserve">    </w:t>
-      </w:r>
-      <w:proofErr w:type="spellStart"/>
-      <w:r>
-        <w:rPr>
-          <w:rFonts w:ascii="Courier New" w:hAnsi="Courier New" w:cs="Courier New"/>
-          <w:sz w:val="20"/>
-          <w:szCs w:val="20"/>
-        </w:rPr>
-        <w:t>public</w:t>
-      </w:r>
-      <w:proofErr w:type="spellEnd"/>
-      <w:r>
-        <w:rPr>
-          <w:rFonts w:ascii="Courier New" w:hAnsi="Courier New" w:cs="Courier New"/>
-          <w:sz w:val="20"/>
-          <w:szCs w:val="20"/>
-        </w:rPr>
-        <w:t xml:space="preserve"> </w:t>
-      </w:r>
-      <w:proofErr w:type="spellStart"/>
-      <w:r>
-        <w:rPr>
-          <w:rFonts w:ascii="Courier New" w:hAnsi="Courier New" w:cs="Courier New"/>
-          <w:sz w:val="20"/>
-          <w:szCs w:val="20"/>
-        </w:rPr>
-        <w:t>void</w:t>
-      </w:r>
-      <w:proofErr w:type="spellEnd"/>
-      <w:r>
-        <w:rPr>
-          <w:rFonts w:ascii="Courier New" w:hAnsi="Courier New" w:cs="Courier New"/>
-          <w:sz w:val="20"/>
-          <w:szCs w:val="20"/>
-        </w:rPr>
-        <w:t xml:space="preserve"> </w:t>
-      </w:r>
-      <w:proofErr w:type="spellStart"/>
-      <w:proofErr w:type="gramStart"/>
-      <w:r>
-        <w:rPr>
-          <w:rFonts w:ascii="Courier New" w:hAnsi="Courier New" w:cs="Courier New"/>
-          <w:sz w:val="20"/>
-          <w:szCs w:val="20"/>
-        </w:rPr>
-        <w:t>setCiudad</w:t>
-      </w:r>
-      <w:proofErr w:type="spellEnd"/>
-      <w:r>
-        <w:rPr>
-          <w:rFonts w:ascii="Courier New" w:hAnsi="Courier New" w:cs="Courier New"/>
-          <w:sz w:val="20"/>
-          <w:szCs w:val="20"/>
-        </w:rPr>
-        <w:t>(</w:t>
-      </w:r>
-      <w:proofErr w:type="spellStart"/>
-      <w:proofErr w:type="gramEnd"/>
-      <w:r>
-        <w:rPr>
-          <w:rFonts w:ascii="Courier New" w:hAnsi="Courier New" w:cs="Courier New"/>
-          <w:sz w:val="20"/>
-          <w:szCs w:val="20"/>
-        </w:rPr>
-        <w:t>String</w:t>
-      </w:r>
-      <w:proofErr w:type="spellEnd"/>
-      <w:r>
-        <w:rPr>
-          <w:rFonts w:ascii="Courier New" w:hAnsi="Courier New" w:cs="Courier New"/>
-          <w:sz w:val="20"/>
-          <w:szCs w:val="20"/>
-        </w:rPr>
-        <w:t xml:space="preserve"> ciudad) {</w:t>
-      </w:r>
-    </w:p>
-    <w:p>
-      <w:pPr>
-        <w:shd w:val="clear" w:color="auto" w:fill="C1F0C7" w:themeFill="accent3" w:themeFillTint="33"/>
-        <w:spacing w:after="0"/>
-        <w:rPr>
-          <w:rFonts w:ascii="Courier New" w:hAnsi="Courier New" w:cs="Courier New"/>
-          <w:sz w:val="20"/>
-          <w:szCs w:val="20"/>
-        </w:rPr>
-      </w:pPr>
-      <w:r>
-        <w:rPr>
-          <w:rFonts w:ascii="Courier New" w:hAnsi="Courier New" w:cs="Courier New"/>
-          <w:sz w:val="20"/>
-          <w:szCs w:val="20"/>
-        </w:rPr>
-        <w:t xml:space="preserve">        </w:t>
-      </w:r>
-      <w:proofErr w:type="spellStart"/>
-      <w:proofErr w:type="gramStart"/>
-      <w:r>
-        <w:rPr>
-          <w:rFonts w:ascii="Courier New" w:hAnsi="Courier New" w:cs="Courier New"/>
-          <w:sz w:val="20"/>
-          <w:szCs w:val="20"/>
-        </w:rPr>
-        <w:t>this.ciudad</w:t>
-      </w:r>
-      <w:proofErr w:type="spellEnd"/>
-      <w:proofErr w:type="gramEnd"/>
-      <w:r>
-        <w:rPr>
-          <w:rFonts w:ascii="Courier New" w:hAnsi="Courier New" w:cs="Courier New"/>
-          <w:sz w:val="20"/>
-          <w:szCs w:val="20"/>
-        </w:rPr>
-        <w:t xml:space="preserve"> = ciudad;</w:t>
-      </w:r>
-    </w:p>
-    <w:p>
-      <w:pPr>
-        <w:shd w:val="clear" w:color="auto" w:fill="C1F0C7" w:themeFill="accent3" w:themeFillTint="33"/>
-        <w:spacing w:after="0"/>
-        <w:rPr>
-          <w:rFonts w:ascii="Courier New" w:hAnsi="Courier New" w:cs="Courier New"/>
-          <w:sz w:val="20"/>
-          <w:szCs w:val="20"/>
-          <w:lang w:val="en-GB"/>
-        </w:rPr>
-      </w:pPr>
-      <w:r>
-        <w:rPr>
-          <w:rFonts w:ascii="Courier New" w:hAnsi="Courier New" w:cs="Courier New"/>
-          <w:sz w:val="20"/>
-          <w:szCs w:val="20"/>
-        </w:rPr>
-        <w:t xml:space="preserve">    </w:t>
-      </w:r>
-      <w:r>
-        <w:rPr>
-          <w:rFonts w:ascii="Courier New" w:hAnsi="Courier New" w:cs="Courier New"/>
-          <w:sz w:val="20"/>
-          <w:szCs w:val="20"/>
-          <w:lang w:val="en-GB"/>
-        </w:rPr>
-        <w:t>}</w:t>
-      </w:r>
-    </w:p>
-    <w:p>
-      <w:pPr>
-        <w:shd w:val="clear" w:color="auto" w:fill="C1F0C7" w:themeFill="accent3" w:themeFillTint="33"/>
-        <w:spacing w:after="0"/>
-        <w:rPr>
-          <w:rFonts w:ascii="Courier New" w:hAnsi="Courier New" w:cs="Courier New"/>
-          <w:sz w:val="20"/>
-          <w:szCs w:val="20"/>
-          <w:lang w:val="en-GB"/>
-        </w:rPr>
-      </w:pPr>
-    </w:p>
-    <w:p>
-      <w:pPr>
-        <w:shd w:val="clear" w:color="auto" w:fill="C1F0C7" w:themeFill="accent3" w:themeFillTint="33"/>
-        <w:spacing w:after="0"/>
-        <w:rPr>
-          <w:rFonts w:ascii="Courier New" w:hAnsi="Courier New" w:cs="Courier New"/>
-          <w:sz w:val="20"/>
-          <w:szCs w:val="20"/>
-          <w:lang w:val="en-GB"/>
-        </w:rPr>
-      </w:pPr>
-      <w:r>
-        <w:rPr>
-          <w:rFonts w:ascii="Courier New" w:hAnsi="Courier New" w:cs="Courier New"/>
-          <w:sz w:val="20"/>
-          <w:szCs w:val="20"/>
-          <w:lang w:val="en-GB"/>
-        </w:rPr>
-        <w:t xml:space="preserve">    public String </w:t>
-      </w:r>
-      <w:proofErr w:type="spellStart"/>
-      <w:proofErr w:type="gramStart"/>
-      <w:r>
-        <w:rPr>
-          <w:rFonts w:ascii="Courier New" w:hAnsi="Courier New" w:cs="Courier New"/>
-          <w:sz w:val="20"/>
-          <w:szCs w:val="20"/>
-          <w:lang w:val="en-GB"/>
-        </w:rPr>
-        <w:t>getProvincia</w:t>
-      </w:r>
-      <w:proofErr w:type="spellEnd"/>
-      <w:r>
-        <w:rPr>
-          <w:rFonts w:ascii="Courier New" w:hAnsi="Courier New" w:cs="Courier New"/>
-          <w:sz w:val="20"/>
-          <w:szCs w:val="20"/>
-          <w:lang w:val="en-GB"/>
-        </w:rPr>
-        <w:t>(</w:t>
-      </w:r>
-      <w:proofErr w:type="gramEnd"/>
-      <w:r>
-        <w:rPr>
-          <w:rFonts w:ascii="Courier New" w:hAnsi="Courier New" w:cs="Courier New"/>
-          <w:sz w:val="20"/>
-          <w:szCs w:val="20"/>
-          <w:lang w:val="en-GB"/>
-        </w:rPr>
-        <w:t>) {</w:t>
-      </w:r>
-    </w:p>
-    <w:p>
-      <w:pPr>
-        <w:shd w:val="clear" w:color="auto" w:fill="C1F0C7" w:themeFill="accent3" w:themeFillTint="33"/>
-        <w:spacing w:after="0"/>
-        <w:rPr>
-          <w:rFonts w:ascii="Courier New" w:hAnsi="Courier New" w:cs="Courier New"/>
-          <w:sz w:val="20"/>
-          <w:szCs w:val="20"/>
-          <w:lang w:val="en-GB"/>
-        </w:rPr>
-      </w:pPr>
-      <w:r>
-        <w:rPr>
-          <w:rFonts w:ascii="Courier New" w:hAnsi="Courier New" w:cs="Courier New"/>
-          <w:sz w:val="20"/>
-          <w:szCs w:val="20"/>
-          <w:lang w:val="en-GB"/>
-        </w:rPr>
-        <w:t xml:space="preserve">        return </w:t>
-      </w:r>
-      <w:proofErr w:type="spellStart"/>
-      <w:proofErr w:type="gramStart"/>
-      <w:r>
-        <w:rPr>
-          <w:rFonts w:ascii="Courier New" w:hAnsi="Courier New" w:cs="Courier New"/>
-          <w:sz w:val="20"/>
-          <w:szCs w:val="20"/>
-          <w:lang w:val="en-GB"/>
-        </w:rPr>
-        <w:t>provincia</w:t>
-      </w:r>
-      <w:proofErr w:type="spellEnd"/>
-      <w:r>
-        <w:rPr>
-          <w:rFonts w:ascii="Courier New" w:hAnsi="Courier New" w:cs="Courier New"/>
-          <w:sz w:val="20"/>
-          <w:szCs w:val="20"/>
-          <w:lang w:val="en-GB"/>
-        </w:rPr>
-        <w:t>;</w:t>
-      </w:r>
-      <w:proofErr w:type="gramEnd"/>
-    </w:p>
-    <w:p>
-      <w:pPr>
-        <w:shd w:val="clear" w:color="auto" w:fill="C1F0C7" w:themeFill="accent3" w:themeFillTint="33"/>
-        <w:spacing w:after="0"/>
-        <w:rPr>
-          <w:rFonts w:ascii="Courier New" w:hAnsi="Courier New" w:cs="Courier New"/>
-          <w:sz w:val="20"/>
-          <w:szCs w:val="20"/>
-          <w:lang w:val="en-GB"/>
-        </w:rPr>
-      </w:pPr>
-      <w:r>
-        <w:rPr>
-          <w:rFonts w:ascii="Courier New" w:hAnsi="Courier New" w:cs="Courier New"/>
-          <w:sz w:val="20"/>
-          <w:szCs w:val="20"/>
-          <w:lang w:val="en-GB"/>
-        </w:rPr>
-        <w:t xml:space="preserve">    }</w:t>
-      </w:r>
-    </w:p>
-    <w:p>
-      <w:pPr>
-        <w:shd w:val="clear" w:color="auto" w:fill="C1F0C7" w:themeFill="accent3" w:themeFillTint="33"/>
-        <w:spacing w:after="0"/>
-        <w:rPr>
-          <w:rFonts w:ascii="Courier New" w:hAnsi="Courier New" w:cs="Courier New"/>
-          <w:sz w:val="20"/>
-          <w:szCs w:val="20"/>
-          <w:lang w:val="en-GB"/>
-        </w:rPr>
-      </w:pPr>
-    </w:p>
-    <w:p>
-      <w:pPr>
-        <w:shd w:val="clear" w:color="auto" w:fill="C1F0C7" w:themeFill="accent3" w:themeFillTint="33"/>
-        <w:spacing w:after="0"/>
-        <w:rPr>
-          <w:rFonts w:ascii="Courier New" w:hAnsi="Courier New" w:cs="Courier New"/>
-          <w:sz w:val="20"/>
-          <w:szCs w:val="20"/>
-          <w:lang w:val="en-GB"/>
-        </w:rPr>
-      </w:pPr>
-      <w:r>
-        <w:rPr>
-          <w:rFonts w:ascii="Courier New" w:hAnsi="Courier New" w:cs="Courier New"/>
-          <w:sz w:val="20"/>
-          <w:szCs w:val="20"/>
-          <w:lang w:val="en-GB"/>
-        </w:rPr>
-        <w:t xml:space="preserve">    public void </w:t>
-      </w:r>
-      <w:proofErr w:type="spellStart"/>
-      <w:proofErr w:type="gramStart"/>
-      <w:r>
-        <w:rPr>
-          <w:rFonts w:ascii="Courier New" w:hAnsi="Courier New" w:cs="Courier New"/>
-          <w:sz w:val="20"/>
-          <w:szCs w:val="20"/>
-          <w:lang w:val="en-GB"/>
-        </w:rPr>
-        <w:t>setProvincia</w:t>
-      </w:r>
-      <w:proofErr w:type="spellEnd"/>
-      <w:r>
-        <w:rPr>
-          <w:rFonts w:ascii="Courier New" w:hAnsi="Courier New" w:cs="Courier New"/>
-          <w:sz w:val="20"/>
-          <w:szCs w:val="20"/>
-          <w:lang w:val="en-GB"/>
-        </w:rPr>
-        <w:t>(</w:t>
-      </w:r>
-      <w:proofErr w:type="gramEnd"/>
-      <w:r>
-        <w:rPr>
-          <w:rFonts w:ascii="Courier New" w:hAnsi="Courier New" w:cs="Courier New"/>
-          <w:sz w:val="20"/>
-          <w:szCs w:val="20"/>
-          <w:lang w:val="en-GB"/>
-        </w:rPr>
-        <w:t xml:space="preserve">String </w:t>
-      </w:r>
-      <w:proofErr w:type="spellStart"/>
-      <w:r>
-        <w:rPr>
-          <w:rFonts w:ascii="Courier New" w:hAnsi="Courier New" w:cs="Courier New"/>
-          <w:sz w:val="20"/>
-          <w:szCs w:val="20"/>
-          <w:lang w:val="en-GB"/>
-        </w:rPr>
-        <w:t>provincia</w:t>
-      </w:r>
-      <w:proofErr w:type="spellEnd"/>
-      <w:r>
-        <w:rPr>
-          <w:rFonts w:ascii="Courier New" w:hAnsi="Courier New" w:cs="Courier New"/>
-          <w:sz w:val="20"/>
-          <w:szCs w:val="20"/>
-          <w:lang w:val="en-GB"/>
-        </w:rPr>
-        <w:t>) {</w:t>
-      </w:r>
-    </w:p>
-    <w:p>
-      <w:pPr>
-        <w:shd w:val="clear" w:color="auto" w:fill="C1F0C7" w:themeFill="accent3" w:themeFillTint="33"/>
-        <w:spacing w:after="0"/>
-        <w:rPr>
-          <w:rFonts w:ascii="Courier New" w:hAnsi="Courier New" w:cs="Courier New"/>
-          <w:sz w:val="20"/>
-          <w:szCs w:val="20"/>
-          <w:lang w:val="en-GB"/>
-        </w:rPr>
-      </w:pPr>
-      <w:r>
-        <w:rPr>
-          <w:rFonts w:ascii="Courier New" w:hAnsi="Courier New" w:cs="Courier New"/>
-          <w:sz w:val="20"/>
-          <w:szCs w:val="20"/>
-          <w:lang w:val="en-GB"/>
-        </w:rPr>
-        <w:t xml:space="preserve">        </w:t>
-      </w:r>
-      <w:proofErr w:type="spellStart"/>
-      <w:proofErr w:type="gramStart"/>
-      <w:r>
-        <w:rPr>
-          <w:rFonts w:ascii="Courier New" w:hAnsi="Courier New" w:cs="Courier New"/>
-          <w:sz w:val="20"/>
-          <w:szCs w:val="20"/>
-          <w:lang w:val="en-GB"/>
-        </w:rPr>
-        <w:t>this.provincia</w:t>
-      </w:r>
-      <w:proofErr w:type="spellEnd"/>
-      <w:proofErr w:type="gramEnd"/>
-      <w:r>
-        <w:rPr>
-          <w:rFonts w:ascii="Courier New" w:hAnsi="Courier New" w:cs="Courier New"/>
-          <w:sz w:val="20"/>
-          <w:szCs w:val="20"/>
-          <w:lang w:val="en-GB"/>
-        </w:rPr>
-        <w:t xml:space="preserve"> = </w:t>
-      </w:r>
-      <w:proofErr w:type="spellStart"/>
-      <w:r>
-        <w:rPr>
-          <w:rFonts w:ascii="Courier New" w:hAnsi="Courier New" w:cs="Courier New"/>
-          <w:sz w:val="20"/>
-          <w:szCs w:val="20"/>
-          <w:lang w:val="en-GB"/>
-        </w:rPr>
-        <w:t>provincia</w:t>
-      </w:r>
-      <w:proofErr w:type="spellEnd"/>
-      <w:r>
-        <w:rPr>
-          <w:rFonts w:ascii="Courier New" w:hAnsi="Courier New" w:cs="Courier New"/>
-          <w:sz w:val="20"/>
-          <w:szCs w:val="20"/>
-          <w:lang w:val="en-GB"/>
-        </w:rPr>
-        <w:t>;</w:t>
-      </w:r>
-    </w:p>
-    <w:p>
-      <w:pPr>
-        <w:shd w:val="clear" w:color="auto" w:fill="C1F0C7" w:themeFill="accent3" w:themeFillTint="33"/>
-        <w:spacing w:after="0"/>
-        <w:rPr>
-          <w:rFonts w:ascii="Courier New" w:hAnsi="Courier New" w:cs="Courier New"/>
-          <w:sz w:val="20"/>
-          <w:szCs w:val="20"/>
-          <w:lang w:val="en-GB"/>
-        </w:rPr>
-      </w:pPr>
-      <w:r>
-        <w:rPr>
-          <w:rFonts w:ascii="Courier New" w:hAnsi="Courier New" w:cs="Courier New"/>
-          <w:sz w:val="20"/>
-          <w:szCs w:val="20"/>
-          <w:lang w:val="en-GB"/>
-        </w:rPr>
-        <w:t xml:space="preserve">    }</w:t>
-      </w:r>
-    </w:p>
-    <w:p>
-      <w:pPr>
-        <w:shd w:val="clear" w:color="auto" w:fill="C1F0C7" w:themeFill="accent3" w:themeFillTint="33"/>
-        <w:spacing w:after="0"/>
-        <w:rPr>
-          <w:rFonts w:ascii="Courier New" w:hAnsi="Courier New" w:cs="Courier New"/>
-          <w:sz w:val="20"/>
-          <w:szCs w:val="20"/>
-          <w:lang w:val="en-GB"/>
-        </w:rPr>
-      </w:pPr>
-    </w:p>
-    <w:p>
-      <w:pPr>
-        <w:shd w:val="clear" w:color="auto" w:fill="C1F0C7" w:themeFill="accent3" w:themeFillTint="33"/>
-        <w:spacing w:after="0"/>
-        <w:rPr>
-          <w:rFonts w:ascii="Courier New" w:hAnsi="Courier New" w:cs="Courier New"/>
-          <w:sz w:val="20"/>
-          <w:szCs w:val="20"/>
-          <w:lang w:val="en-GB"/>
-        </w:rPr>
-      </w:pPr>
-      <w:r>
-        <w:rPr>
-          <w:rFonts w:ascii="Courier New" w:hAnsi="Courier New" w:cs="Courier New"/>
-          <w:sz w:val="20"/>
-          <w:szCs w:val="20"/>
-          <w:lang w:val="en-GB"/>
-        </w:rPr>
-        <w:t xml:space="preserve">    public String </w:t>
-      </w:r>
-      <w:proofErr w:type="spellStart"/>
-      <w:proofErr w:type="gramStart"/>
-      <w:r>
-        <w:rPr>
-          <w:rFonts w:ascii="Courier New" w:hAnsi="Courier New" w:cs="Courier New"/>
-          <w:sz w:val="20"/>
-          <w:szCs w:val="20"/>
-          <w:lang w:val="en-GB"/>
-        </w:rPr>
-        <w:t>getCp</w:t>
-      </w:r>
-      <w:proofErr w:type="spellEnd"/>
-      <w:r>
-        <w:rPr>
-          <w:rFonts w:ascii="Courier New" w:hAnsi="Courier New" w:cs="Courier New"/>
-          <w:sz w:val="20"/>
-          <w:szCs w:val="20"/>
-          <w:lang w:val="en-GB"/>
-        </w:rPr>
-        <w:t>(</w:t>
-      </w:r>
-      <w:proofErr w:type="gramEnd"/>
-      <w:r>
-        <w:rPr>
-          <w:rFonts w:ascii="Courier New" w:hAnsi="Courier New" w:cs="Courier New"/>
-          <w:sz w:val="20"/>
-          <w:szCs w:val="20"/>
-          <w:lang w:val="en-GB"/>
-        </w:rPr>
-        <w:t>) {</w:t>
-      </w:r>
-    </w:p>
-    <w:p>
-      <w:pPr>
-        <w:shd w:val="clear" w:color="auto" w:fill="C1F0C7" w:themeFill="accent3" w:themeFillTint="33"/>
-        <w:spacing w:after="0"/>
-        <w:rPr>
-          <w:rFonts w:ascii="Courier New" w:hAnsi="Courier New" w:cs="Courier New"/>
-          <w:sz w:val="20"/>
-          <w:szCs w:val="20"/>
-          <w:lang w:val="en-GB"/>
-        </w:rPr>
-      </w:pPr>
-      <w:r>
-        <w:rPr>
-          <w:rFonts w:ascii="Courier New" w:hAnsi="Courier New" w:cs="Courier New"/>
-          <w:sz w:val="20"/>
-          <w:szCs w:val="20"/>
-          <w:lang w:val="en-GB"/>
-        </w:rPr>
-        <w:t xml:space="preserve">        return </w:t>
-      </w:r>
-      <w:proofErr w:type="gramStart"/>
-      <w:r>
-        <w:rPr>
-          <w:rFonts w:ascii="Courier New" w:hAnsi="Courier New" w:cs="Courier New"/>
-          <w:sz w:val="20"/>
-          <w:szCs w:val="20"/>
-          <w:lang w:val="en-GB"/>
-        </w:rPr>
-        <w:t>cp;</w:t>
-      </w:r>
-      <w:proofErr w:type="gramEnd"/>
-    </w:p>
-    <w:p>
-      <w:pPr>
-        <w:shd w:val="clear" w:color="auto" w:fill="C1F0C7" w:themeFill="accent3" w:themeFillTint="33"/>
-        <w:spacing w:after="0"/>
-        <w:rPr>
-          <w:rFonts w:ascii="Courier New" w:hAnsi="Courier New" w:cs="Courier New"/>
-          <w:sz w:val="20"/>
-          <w:szCs w:val="20"/>
-          <w:lang w:val="en-GB"/>
-        </w:rPr>
-      </w:pPr>
-      <w:r>
-        <w:rPr>
-          <w:rFonts w:ascii="Courier New" w:hAnsi="Courier New" w:cs="Courier New"/>
-          <w:sz w:val="20"/>
-          <w:szCs w:val="20"/>
-          <w:lang w:val="en-GB"/>
-        </w:rPr>
-        <w:t xml:space="preserve">    }</w:t>
-      </w:r>
-    </w:p>
-    <w:p>
-      <w:pPr>
-        <w:shd w:val="clear" w:color="auto" w:fill="C1F0C7" w:themeFill="accent3" w:themeFillTint="33"/>
-        <w:spacing w:after="0"/>
-        <w:rPr>
-          <w:rFonts w:ascii="Courier New" w:hAnsi="Courier New" w:cs="Courier New"/>
-          <w:sz w:val="20"/>
-          <w:szCs w:val="20"/>
-          <w:lang w:val="en-GB"/>
-        </w:rPr>
-      </w:pPr>
-    </w:p>
-    <w:p>
-      <w:pPr>
-        <w:shd w:val="clear" w:color="auto" w:fill="C1F0C7" w:themeFill="accent3" w:themeFillTint="33"/>
-        <w:spacing w:after="0"/>
-        <w:rPr>
-          <w:rFonts w:ascii="Courier New" w:hAnsi="Courier New" w:cs="Courier New"/>
-          <w:sz w:val="20"/>
-          <w:szCs w:val="20"/>
-          <w:lang w:val="en-GB"/>
-        </w:rPr>
-      </w:pPr>
-      <w:r>
-        <w:rPr>
-          <w:rFonts w:ascii="Courier New" w:hAnsi="Courier New" w:cs="Courier New"/>
-          <w:sz w:val="20"/>
-          <w:szCs w:val="20"/>
-          <w:lang w:val="en-GB"/>
-        </w:rPr>
-        <w:t xml:space="preserve">    public void </w:t>
-      </w:r>
-      <w:proofErr w:type="spellStart"/>
-      <w:proofErr w:type="gramStart"/>
-      <w:r>
-        <w:rPr>
-          <w:rFonts w:ascii="Courier New" w:hAnsi="Courier New" w:cs="Courier New"/>
-          <w:sz w:val="20"/>
-          <w:szCs w:val="20"/>
-          <w:lang w:val="en-GB"/>
-        </w:rPr>
-        <w:t>setCp</w:t>
-      </w:r>
-      <w:proofErr w:type="spellEnd"/>
-      <w:r>
-        <w:rPr>
-          <w:rFonts w:ascii="Courier New" w:hAnsi="Courier New" w:cs="Courier New"/>
-          <w:sz w:val="20"/>
-          <w:szCs w:val="20"/>
-          <w:lang w:val="en-GB"/>
-        </w:rPr>
-        <w:t>(</w:t>
-      </w:r>
-      <w:proofErr w:type="gramEnd"/>
-      <w:r>
-        <w:rPr>
-          <w:rFonts w:ascii="Courier New" w:hAnsi="Courier New" w:cs="Courier New"/>
-          <w:sz w:val="20"/>
-          <w:szCs w:val="20"/>
-          <w:lang w:val="en-GB"/>
-        </w:rPr>
-        <w:t>String cp) {</w:t>
-      </w:r>
-    </w:p>
-    <w:p>
-      <w:pPr>
-        <w:shd w:val="clear" w:color="auto" w:fill="C1F0C7" w:themeFill="accent3" w:themeFillTint="33"/>
-        <w:spacing w:after="0"/>
-        <w:rPr>
-          <w:rFonts w:ascii="Courier New" w:hAnsi="Courier New" w:cs="Courier New"/>
-          <w:sz w:val="20"/>
-          <w:szCs w:val="20"/>
-          <w:lang w:val="en-GB"/>
-        </w:rPr>
-      </w:pPr>
-      <w:r>
-        <w:rPr>
-          <w:rFonts w:ascii="Courier New" w:hAnsi="Courier New" w:cs="Courier New"/>
-          <w:sz w:val="20"/>
-          <w:szCs w:val="20"/>
-          <w:lang w:val="en-GB"/>
-        </w:rPr>
-        <w:t xml:space="preserve">        </w:t>
-      </w:r>
-      <w:proofErr w:type="spellStart"/>
-      <w:r>
-        <w:rPr>
-          <w:rFonts w:ascii="Courier New" w:hAnsi="Courier New" w:cs="Courier New"/>
-          <w:sz w:val="20"/>
-          <w:szCs w:val="20"/>
-          <w:lang w:val="en-GB"/>
-        </w:rPr>
-        <w:t>this.cp</w:t>
-      </w:r>
-      <w:proofErr w:type="spellEnd"/>
-      <w:r>
-        <w:rPr>
-          <w:rFonts w:ascii="Courier New" w:hAnsi="Courier New" w:cs="Courier New"/>
-          <w:sz w:val="20"/>
-          <w:szCs w:val="20"/>
-          <w:lang w:val="en-GB"/>
-        </w:rPr>
-        <w:t xml:space="preserve"> = </w:t>
-      </w:r>
-      <w:proofErr w:type="gramStart"/>
-      <w:r>
-        <w:rPr>
-          <w:rFonts w:ascii="Courier New" w:hAnsi="Courier New" w:cs="Courier New"/>
-          <w:sz w:val="20"/>
-          <w:szCs w:val="20"/>
-          <w:lang w:val="en-GB"/>
-        </w:rPr>
-        <w:t>cp;</w:t>
-      </w:r>
-      <w:proofErr w:type="gramEnd"/>
-    </w:p>
-    <w:p>
-      <w:pPr>
-        <w:shd w:val="clear" w:color="auto" w:fill="C1F0C7" w:themeFill="accent3" w:themeFillTint="33"/>
-        <w:spacing w:after="0"/>
-        <w:rPr>
-          <w:rFonts w:ascii="Courier New" w:hAnsi="Courier New" w:cs="Courier New"/>
-          <w:sz w:val="20"/>
-          <w:szCs w:val="20"/>
-          <w:lang w:val="en-GB"/>
-        </w:rPr>
-      </w:pPr>
-      <w:r>
-        <w:rPr>
-          <w:rFonts w:ascii="Courier New" w:hAnsi="Courier New" w:cs="Courier New"/>
-          <w:sz w:val="20"/>
-          <w:szCs w:val="20"/>
-          <w:lang w:val="en-GB"/>
-        </w:rPr>
-        <w:t xml:space="preserve">    }</w:t>
-      </w:r>
-    </w:p>
-    <w:p>
-      <w:pPr>
-        <w:shd w:val="clear" w:color="auto" w:fill="C1F0C7" w:themeFill="accent3" w:themeFillTint="33"/>
-        <w:spacing w:after="0"/>
-        <w:rPr>
-          <w:rFonts w:ascii="Courier New" w:hAnsi="Courier New" w:cs="Courier New"/>
-          <w:sz w:val="20"/>
-          <w:szCs w:val="20"/>
-          <w:lang w:val="en-GB"/>
-        </w:rPr>
-      </w:pPr>
-    </w:p>
-    <w:p>
-      <w:pPr>
-        <w:shd w:val="clear" w:color="auto" w:fill="C1F0C7" w:themeFill="accent3" w:themeFillTint="33"/>
-        <w:spacing w:after="0"/>
-        <w:rPr>
-          <w:rFonts w:ascii="Courier New" w:hAnsi="Courier New" w:cs="Courier New"/>
-          <w:sz w:val="20"/>
-          <w:szCs w:val="20"/>
-          <w:lang w:val="en-GB"/>
-        </w:rPr>
-      </w:pPr>
-      <w:r>
-        <w:rPr>
-          <w:rFonts w:ascii="Courier New" w:hAnsi="Courier New" w:cs="Courier New"/>
-          <w:sz w:val="20"/>
-          <w:szCs w:val="20"/>
-          <w:lang w:val="en-GB"/>
-        </w:rPr>
-        <w:t xml:space="preserve">    public String </w:t>
-      </w:r>
-      <w:proofErr w:type="spellStart"/>
-      <w:proofErr w:type="gramStart"/>
-      <w:r>
-        <w:rPr>
-          <w:rFonts w:ascii="Courier New" w:hAnsi="Courier New" w:cs="Courier New"/>
-          <w:sz w:val="20"/>
-          <w:szCs w:val="20"/>
-          <w:lang w:val="en-GB"/>
-        </w:rPr>
-        <w:t>getEmail</w:t>
-      </w:r>
-      <w:proofErr w:type="spellEnd"/>
-      <w:r>
-        <w:rPr>
-          <w:rFonts w:ascii="Courier New" w:hAnsi="Courier New" w:cs="Courier New"/>
-          <w:sz w:val="20"/>
-          <w:szCs w:val="20"/>
-          <w:lang w:val="en-GB"/>
-        </w:rPr>
-        <w:t>(</w:t>
-      </w:r>
-      <w:proofErr w:type="gramEnd"/>
-      <w:r>
-        <w:rPr>
-          <w:rFonts w:ascii="Courier New" w:hAnsi="Courier New" w:cs="Courier New"/>
-          <w:sz w:val="20"/>
-          <w:szCs w:val="20"/>
-          <w:lang w:val="en-GB"/>
-        </w:rPr>
-        <w:t>) {</w:t>
-      </w:r>
-    </w:p>
-    <w:p>
-      <w:pPr>
-        <w:shd w:val="clear" w:color="auto" w:fill="C1F0C7" w:themeFill="accent3" w:themeFillTint="33"/>
-        <w:spacing w:after="0"/>
-        <w:rPr>
-          <w:rFonts w:ascii="Courier New" w:hAnsi="Courier New" w:cs="Courier New"/>
-          <w:sz w:val="20"/>
-          <w:szCs w:val="20"/>
-          <w:lang w:val="en-GB"/>
-        </w:rPr>
-      </w:pPr>
-      <w:r>
-        <w:rPr>
-          <w:rFonts w:ascii="Courier New" w:hAnsi="Courier New" w:cs="Courier New"/>
-          <w:sz w:val="20"/>
-          <w:szCs w:val="20"/>
-          <w:lang w:val="en-GB"/>
-        </w:rPr>
-        <w:t xml:space="preserve">        return </w:t>
-      </w:r>
-      <w:proofErr w:type="gramStart"/>
-      <w:r>
-        <w:rPr>
-          <w:rFonts w:ascii="Courier New" w:hAnsi="Courier New" w:cs="Courier New"/>
-          <w:sz w:val="20"/>
-          <w:szCs w:val="20"/>
-          <w:lang w:val="en-GB"/>
-        </w:rPr>
-        <w:t>email;</w:t>
-      </w:r>
-      <w:proofErr w:type="gramEnd"/>
-    </w:p>
-    <w:p>
-      <w:pPr>
-        <w:shd w:val="clear" w:color="auto" w:fill="C1F0C7" w:themeFill="accent3" w:themeFillTint="33"/>
-        <w:spacing w:after="0"/>
-        <w:rPr>
-          <w:rFonts w:ascii="Courier New" w:hAnsi="Courier New" w:cs="Courier New"/>
-          <w:sz w:val="20"/>
-          <w:szCs w:val="20"/>
-          <w:lang w:val="en-GB"/>
-        </w:rPr>
-      </w:pPr>
-      <w:r>
-        <w:rPr>
-          <w:rFonts w:ascii="Courier New" w:hAnsi="Courier New" w:cs="Courier New"/>
-          <w:sz w:val="20"/>
-          <w:szCs w:val="20"/>
-          <w:lang w:val="en-GB"/>
-        </w:rPr>
-        <w:t xml:space="preserve">    }</w:t>
-      </w:r>
-    </w:p>
-    <w:p>
-      <w:pPr>
-        <w:shd w:val="clear" w:color="auto" w:fill="C1F0C7" w:themeFill="accent3" w:themeFillTint="33"/>
-        <w:spacing w:after="0"/>
-        <w:rPr>
-          <w:rFonts w:ascii="Courier New" w:hAnsi="Courier New" w:cs="Courier New"/>
-          <w:sz w:val="20"/>
-          <w:szCs w:val="20"/>
-          <w:lang w:val="en-GB"/>
-        </w:rPr>
-      </w:pPr>
-    </w:p>
-    <w:p>
-      <w:pPr>
-        <w:shd w:val="clear" w:color="auto" w:fill="C1F0C7" w:themeFill="accent3" w:themeFillTint="33"/>
-        <w:spacing w:after="0"/>
-        <w:rPr>
-          <w:rFonts w:ascii="Courier New" w:hAnsi="Courier New" w:cs="Courier New"/>
-          <w:sz w:val="20"/>
-          <w:szCs w:val="20"/>
-          <w:lang w:val="en-GB"/>
-        </w:rPr>
-      </w:pPr>
-      <w:r>
-        <w:rPr>
-          <w:rFonts w:ascii="Courier New" w:hAnsi="Courier New" w:cs="Courier New"/>
-          <w:sz w:val="20"/>
-          <w:szCs w:val="20"/>
-          <w:lang w:val="en-GB"/>
-        </w:rPr>
-        <w:t xml:space="preserve">    public void </w:t>
-      </w:r>
-      <w:proofErr w:type="spellStart"/>
-      <w:proofErr w:type="gramStart"/>
-      <w:r>
-        <w:rPr>
-          <w:rFonts w:ascii="Courier New" w:hAnsi="Courier New" w:cs="Courier New"/>
-          <w:sz w:val="20"/>
-          <w:szCs w:val="20"/>
-          <w:lang w:val="en-GB"/>
-        </w:rPr>
-        <w:t>setEmail</w:t>
-      </w:r>
-      <w:proofErr w:type="spellEnd"/>
-      <w:r>
-        <w:rPr>
-          <w:rFonts w:ascii="Courier New" w:hAnsi="Courier New" w:cs="Courier New"/>
-          <w:sz w:val="20"/>
-          <w:szCs w:val="20"/>
-          <w:lang w:val="en-GB"/>
-        </w:rPr>
-        <w:t>(</w:t>
-      </w:r>
-      <w:proofErr w:type="gramEnd"/>
-      <w:r>
-        <w:rPr>
-          <w:rFonts w:ascii="Courier New" w:hAnsi="Courier New" w:cs="Courier New"/>
-          <w:sz w:val="20"/>
-          <w:szCs w:val="20"/>
-          <w:lang w:val="en-GB"/>
-        </w:rPr>
-        <w:t>String email) {</w:t>
-      </w:r>
-    </w:p>
-    <w:p>
-      <w:pPr>
-        <w:shd w:val="clear" w:color="auto" w:fill="C1F0C7" w:themeFill="accent3" w:themeFillTint="33"/>
-        <w:spacing w:after="0"/>
-        <w:rPr>
-          <w:rFonts w:ascii="Courier New" w:hAnsi="Courier New" w:cs="Courier New"/>
-          <w:sz w:val="20"/>
-          <w:szCs w:val="20"/>
-          <w:lang w:val="en-GB"/>
-        </w:rPr>
-      </w:pPr>
-      <w:r>
-        <w:rPr>
-          <w:rFonts w:ascii="Courier New" w:hAnsi="Courier New" w:cs="Courier New"/>
-          <w:sz w:val="20"/>
-          <w:szCs w:val="20"/>
-          <w:lang w:val="en-GB"/>
-        </w:rPr>
-        <w:t xml:space="preserve">        </w:t>
-      </w:r>
-      <w:proofErr w:type="spellStart"/>
-      <w:proofErr w:type="gramStart"/>
-      <w:r>
-        <w:rPr>
-          <w:rFonts w:ascii="Courier New" w:hAnsi="Courier New" w:cs="Courier New"/>
-          <w:sz w:val="20"/>
-          <w:szCs w:val="20"/>
-          <w:lang w:val="en-GB"/>
-        </w:rPr>
-        <w:t>this.email</w:t>
-      </w:r>
-      <w:proofErr w:type="spellEnd"/>
-      <w:proofErr w:type="gramEnd"/>
-      <w:r>
-        <w:rPr>
-          <w:rFonts w:ascii="Courier New" w:hAnsi="Courier New" w:cs="Courier New"/>
-          <w:sz w:val="20"/>
-          <w:szCs w:val="20"/>
-          <w:lang w:val="en-GB"/>
-        </w:rPr>
-        <w:t xml:space="preserve"> = email;</w:t>
-      </w:r>
-    </w:p>
-    <w:p>
-      <w:pPr>
-        <w:shd w:val="clear" w:color="auto" w:fill="C1F0C7" w:themeFill="accent3" w:themeFillTint="33"/>
-        <w:spacing w:after="0"/>
-        <w:rPr>
-          <w:rFonts w:ascii="Courier New" w:hAnsi="Courier New" w:cs="Courier New"/>
-          <w:sz w:val="20"/>
-          <w:szCs w:val="20"/>
-          <w:lang w:val="en-GB"/>
-        </w:rPr>
-      </w:pPr>
-      <w:r>
-        <w:rPr>
-          <w:rFonts w:ascii="Courier New" w:hAnsi="Courier New" w:cs="Courier New"/>
-          <w:sz w:val="20"/>
-          <w:szCs w:val="20"/>
-          <w:lang w:val="en-GB"/>
-        </w:rPr>
-        <w:t xml:space="preserve">    }</w:t>
-      </w:r>
-    </w:p>
-    <w:p>
-      <w:pPr>
-        <w:shd w:val="clear" w:color="auto" w:fill="C1F0C7" w:themeFill="accent3" w:themeFillTint="33"/>
-        <w:spacing w:after="0"/>
-        <w:rPr>
-          <w:rFonts w:ascii="Courier New" w:hAnsi="Courier New" w:cs="Courier New"/>
-          <w:sz w:val="20"/>
-          <w:szCs w:val="20"/>
-          <w:lang w:val="en-GB"/>
-        </w:rPr>
-      </w:pPr>
-      <w:r>
-        <w:rPr>
-          <w:rFonts w:ascii="Courier New" w:hAnsi="Courier New" w:cs="Courier New"/>
-          <w:sz w:val="20"/>
-          <w:szCs w:val="20"/>
-          <w:lang w:val="en-GB"/>
-        </w:rPr>
-        <w:t>}</w:t>
-      </w:r>
-    </w:p>
-    <w:p>
-      <w:pPr>
-        <w:spacing w:after="0"/>
-        <w:rPr>
-          <w:lang w:val="en-GB"/>
-        </w:rPr>
-      </w:pPr>
-    </w:p>
-    <w:p>
-      <w:pPr>
-        <w:spacing w:after="0"/>
-        <w:rPr>
-          <w:lang w:val="en-GB"/>
-        </w:rPr>
-      </w:pPr>
-      <w:proofErr w:type="spellStart"/>
-      <w:r>
-        <w:rPr>
-          <w:lang w:val="en-GB"/>
-        </w:rPr>
-        <w:t>ProfesorController</w:t>
-      </w:r>
-      <w:proofErr w:type="spellEnd"/>
-    </w:p>
-    <w:p>
-      <w:pPr>
-        <w:shd w:val="clear" w:color="auto" w:fill="C1F0C7" w:themeFill="accent3" w:themeFillTint="33"/>
-        <w:spacing w:after="0"/>
-        <w:rPr>
-          <w:rFonts w:ascii="Courier New" w:hAnsi="Courier New" w:cs="Courier New"/>
-          <w:sz w:val="20"/>
-          <w:szCs w:val="20"/>
-          <w:lang w:val="en-GB"/>
-        </w:rPr>
-      </w:pPr>
-      <w:r>
-        <w:rPr>
-          <w:rFonts w:ascii="Courier New" w:hAnsi="Courier New" w:cs="Courier New"/>
-          <w:sz w:val="20"/>
-          <w:szCs w:val="20"/>
-          <w:lang w:val="en-GB"/>
-        </w:rPr>
-        <w:t xml:space="preserve">package </w:t>
-      </w:r>
-      <w:proofErr w:type="spellStart"/>
-      <w:r>
-        <w:rPr>
-          <w:rFonts w:ascii="Courier New" w:hAnsi="Courier New" w:cs="Courier New"/>
-          <w:sz w:val="20"/>
-          <w:szCs w:val="20"/>
-          <w:lang w:val="en-GB"/>
-        </w:rPr>
-        <w:t>com.</w:t>
-      </w:r>
-      <w:proofErr w:type="gramStart"/>
-      <w:r>
-        <w:rPr>
-          <w:rFonts w:ascii="Courier New" w:hAnsi="Courier New" w:cs="Courier New"/>
-          <w:sz w:val="20"/>
-          <w:szCs w:val="20"/>
-          <w:lang w:val="en-GB"/>
-        </w:rPr>
-        <w:t>example.demo</w:t>
-      </w:r>
-      <w:proofErr w:type="gramEnd"/>
-      <w:r>
-        <w:rPr>
-          <w:rFonts w:ascii="Courier New" w:hAnsi="Courier New" w:cs="Courier New"/>
-          <w:sz w:val="20"/>
-          <w:szCs w:val="20"/>
-          <w:lang w:val="en-GB"/>
-        </w:rPr>
-        <w:t>.controller</w:t>
-      </w:r>
-      <w:proofErr w:type="spellEnd"/>
-      <w:r>
-        <w:rPr>
-          <w:rFonts w:ascii="Courier New" w:hAnsi="Courier New" w:cs="Courier New"/>
-          <w:sz w:val="20"/>
-          <w:szCs w:val="20"/>
-          <w:lang w:val="en-GB"/>
-        </w:rPr>
-        <w:t>;</w:t>
-      </w:r>
-    </w:p>
-    <w:p>
-      <w:pPr>
-        <w:shd w:val="clear" w:color="auto" w:fill="C1F0C7" w:themeFill="accent3" w:themeFillTint="33"/>
-        <w:spacing w:after="0"/>
-        <w:rPr>
-          <w:rFonts w:ascii="Courier New" w:hAnsi="Courier New" w:cs="Courier New"/>
-          <w:sz w:val="20"/>
-          <w:szCs w:val="20"/>
-          <w:lang w:val="en-GB"/>
-        </w:rPr>
-      </w:pPr>
-    </w:p>
-    <w:p>
-      <w:pPr>
-        <w:shd w:val="clear" w:color="auto" w:fill="C1F0C7" w:themeFill="accent3" w:themeFillTint="33"/>
-        <w:spacing w:after="0"/>
-        <w:rPr>
-          <w:rFonts w:ascii="Courier New" w:hAnsi="Courier New" w:cs="Courier New"/>
-          <w:sz w:val="20"/>
-          <w:szCs w:val="20"/>
-          <w:lang w:val="en-GB"/>
-        </w:rPr>
-      </w:pPr>
-      <w:r>
-        <w:rPr>
-          <w:rFonts w:ascii="Courier New" w:hAnsi="Courier New" w:cs="Courier New"/>
-          <w:sz w:val="20"/>
-          <w:szCs w:val="20"/>
-          <w:lang w:val="en-GB"/>
-        </w:rPr>
         <w:t xml:space="preserve">import </w:t>
       </w:r>
-      <w:proofErr w:type="spellStart"/>
-      <w:r>
-        <w:rPr>
-          <w:rFonts w:ascii="Courier New" w:hAnsi="Courier New" w:cs="Courier New"/>
-          <w:sz w:val="20"/>
-          <w:szCs w:val="20"/>
-          <w:lang w:val="en-GB"/>
-        </w:rPr>
-        <w:t>com.</w:t>
-      </w:r>
-      <w:proofErr w:type="gramStart"/>
-      <w:r>
-        <w:rPr>
-          <w:rFonts w:ascii="Courier New" w:hAnsi="Courier New" w:cs="Courier New"/>
-          <w:sz w:val="20"/>
-          <w:szCs w:val="20"/>
-          <w:lang w:val="en-GB"/>
-        </w:rPr>
-        <w:t>example.demo</w:t>
-      </w:r>
-      <w:proofErr w:type="gramEnd"/>
-      <w:r>
-        <w:rPr>
-          <w:rFonts w:ascii="Courier New" w:hAnsi="Courier New" w:cs="Courier New"/>
-          <w:sz w:val="20"/>
-          <w:szCs w:val="20"/>
-          <w:lang w:val="en-GB"/>
-        </w:rPr>
-        <w:t>.entity.Profesor</w:t>
-      </w:r>
-      <w:proofErr w:type="spellEnd"/>
-      <w:r>
-        <w:rPr>
-          <w:rFonts w:ascii="Courier New" w:hAnsi="Courier New" w:cs="Courier New"/>
-          <w:sz w:val="20"/>
-          <w:szCs w:val="20"/>
-          <w:lang w:val="en-GB"/>
-        </w:rPr>
-        <w:t>;</w:t>
-      </w:r>
-    </w:p>
-    <w:p>
-      <w:pPr>
-        <w:shd w:val="clear" w:color="auto" w:fill="C1F0C7" w:themeFill="accent3" w:themeFillTint="33"/>
-        <w:spacing w:after="0"/>
-        <w:rPr>
-          <w:rFonts w:ascii="Courier New" w:hAnsi="Courier New" w:cs="Courier New"/>
-          <w:sz w:val="20"/>
-          <w:szCs w:val="20"/>
-          <w:lang w:val="en-GB"/>
-        </w:rPr>
-      </w:pPr>
-      <w:r>
-        <w:rPr>
-          <w:rFonts w:ascii="Courier New" w:hAnsi="Courier New" w:cs="Courier New"/>
-          <w:sz w:val="20"/>
-          <w:szCs w:val="20"/>
-          <w:lang w:val="en-GB"/>
-        </w:rPr>
-        <w:t xml:space="preserve">import </w:t>
-      </w:r>
-      <w:proofErr w:type="spellStart"/>
-      <w:r>
-        <w:rPr>
-          <w:rFonts w:ascii="Courier New" w:hAnsi="Courier New" w:cs="Courier New"/>
-          <w:sz w:val="20"/>
-          <w:szCs w:val="20"/>
-          <w:lang w:val="en-GB"/>
-        </w:rPr>
-        <w:t>com.</w:t>
-      </w:r>
-      <w:proofErr w:type="gramStart"/>
-      <w:r>
-        <w:rPr>
-          <w:rFonts w:ascii="Courier New" w:hAnsi="Courier New" w:cs="Courier New"/>
-          <w:sz w:val="20"/>
-          <w:szCs w:val="20"/>
-          <w:lang w:val="en-GB"/>
-        </w:rPr>
-        <w:t>example.demo</w:t>
-      </w:r>
-      <w:proofErr w:type="gramEnd"/>
-      <w:r>
-        <w:rPr>
-          <w:rFonts w:ascii="Courier New" w:hAnsi="Courier New" w:cs="Courier New"/>
-          <w:sz w:val="20"/>
-          <w:szCs w:val="20"/>
-          <w:lang w:val="en-GB"/>
-        </w:rPr>
-        <w:t>.repository.ProfesorRepository</w:t>
-      </w:r>
-      <w:proofErr w:type="spellEnd"/>
-      <w:r>
-        <w:rPr>
-          <w:rFonts w:ascii="Courier New" w:hAnsi="Courier New" w:cs="Courier New"/>
-          <w:sz w:val="20"/>
-          <w:szCs w:val="20"/>
-          <w:lang w:val="en-GB"/>
-        </w:rPr>
-        <w:t>;</w:t>
-      </w:r>
-    </w:p>
-    <w:p>
-      <w:pPr>
-        <w:shd w:val="clear" w:color="auto" w:fill="C1F0C7" w:themeFill="accent3" w:themeFillTint="33"/>
-        <w:spacing w:after="0"/>
-        <w:rPr>
-          <w:rFonts w:ascii="Courier New" w:hAnsi="Courier New" w:cs="Courier New"/>
-          <w:sz w:val="20"/>
-          <w:szCs w:val="20"/>
-          <w:lang w:val="en-GB"/>
-        </w:rPr>
-      </w:pPr>
-      <w:r>
-        <w:rPr>
-          <w:rFonts w:ascii="Courier New" w:hAnsi="Courier New" w:cs="Courier New"/>
-          <w:sz w:val="20"/>
-          <w:szCs w:val="20"/>
-          <w:lang w:val="en-GB"/>
-        </w:rPr>
-        <w:t xml:space="preserve">import </w:t>
-      </w:r>
-      <w:proofErr w:type="spellStart"/>
-      <w:proofErr w:type="gramStart"/>
-      <w:r>
-        <w:rPr>
-          <w:rFonts w:ascii="Courier New" w:hAnsi="Courier New" w:cs="Courier New"/>
-          <w:sz w:val="20"/>
-          <w:szCs w:val="20"/>
-          <w:lang w:val="en-GB"/>
-        </w:rPr>
-        <w:t>org.springframework.web.bind</w:t>
-      </w:r>
-      <w:proofErr w:type="gramEnd"/>
-      <w:r>
-        <w:rPr>
-          <w:rFonts w:ascii="Courier New" w:hAnsi="Courier New" w:cs="Courier New"/>
-          <w:sz w:val="20"/>
-          <w:szCs w:val="20"/>
-          <w:lang w:val="en-GB"/>
-        </w:rPr>
-        <w:t>.annotation.GetMapping</w:t>
-      </w:r>
-      <w:proofErr w:type="spellEnd"/>
-      <w:r>
-        <w:rPr>
-          <w:rFonts w:ascii="Courier New" w:hAnsi="Courier New" w:cs="Courier New"/>
-          <w:sz w:val="20"/>
-          <w:szCs w:val="20"/>
-          <w:lang w:val="en-GB"/>
-        </w:rPr>
-        <w:t>;</w:t>
-      </w:r>
-    </w:p>
-    <w:p>
-      <w:pPr>
-        <w:shd w:val="clear" w:color="auto" w:fill="C1F0C7" w:themeFill="accent3" w:themeFillTint="33"/>
-        <w:spacing w:after="0"/>
-        <w:rPr>
-          <w:rFonts w:ascii="Courier New" w:hAnsi="Courier New" w:cs="Courier New"/>
-          <w:sz w:val="20"/>
-          <w:szCs w:val="20"/>
-          <w:lang w:val="en-GB"/>
-        </w:rPr>
-      </w:pPr>
-      <w:r>
-        <w:rPr>
-          <w:rFonts w:ascii="Courier New" w:hAnsi="Courier New" w:cs="Courier New"/>
-          <w:sz w:val="20"/>
-          <w:szCs w:val="20"/>
-          <w:lang w:val="en-GB"/>
-        </w:rPr>
-        <w:t xml:space="preserve">import </w:t>
-      </w:r>
-      <w:proofErr w:type="spellStart"/>
-      <w:proofErr w:type="gramStart"/>
-      <w:r>
-        <w:rPr>
-          <w:rFonts w:ascii="Courier New" w:hAnsi="Courier New" w:cs="Courier New"/>
-          <w:sz w:val="20"/>
-          <w:szCs w:val="20"/>
-          <w:lang w:val="en-GB"/>
-        </w:rPr>
-        <w:t>org.springframework.web.bind</w:t>
-      </w:r>
-      <w:proofErr w:type="gramEnd"/>
-      <w:r>
-        <w:rPr>
-          <w:rFonts w:ascii="Courier New" w:hAnsi="Courier New" w:cs="Courier New"/>
-          <w:sz w:val="20"/>
-          <w:szCs w:val="20"/>
-          <w:lang w:val="en-GB"/>
-        </w:rPr>
-        <w:t>.annotation.RestController</w:t>
-      </w:r>
-      <w:proofErr w:type="spellEnd"/>
-      <w:r>
-        <w:rPr>
-          <w:rFonts w:ascii="Courier New" w:hAnsi="Courier New" w:cs="Courier New"/>
-          <w:sz w:val="20"/>
-          <w:szCs w:val="20"/>
-          <w:lang w:val="en-GB"/>
-        </w:rPr>
-        <w:t>;</w:t>
-      </w:r>
-    </w:p>
-    <w:p>
-      <w:pPr>
-        <w:shd w:val="clear" w:color="auto" w:fill="C1F0C7" w:themeFill="accent3" w:themeFillTint="33"/>
-        <w:spacing w:after="0"/>
-        <w:rPr>
-          <w:rFonts w:ascii="Courier New" w:hAnsi="Courier New" w:cs="Courier New"/>
-          <w:sz w:val="20"/>
-          <w:szCs w:val="20"/>
-          <w:lang w:val="en-GB"/>
-        </w:rPr>
-      </w:pPr>
-    </w:p>
-    <w:p>
-      <w:pPr>
-        <w:shd w:val="clear" w:color="auto" w:fill="C1F0C7" w:themeFill="accent3" w:themeFillTint="33"/>
-        <w:spacing w:after="0"/>
-        <w:rPr>
-          <w:rFonts w:ascii="Courier New" w:hAnsi="Courier New" w:cs="Courier New"/>
-          <w:sz w:val="20"/>
-          <w:szCs w:val="20"/>
-          <w:lang w:val="en-GB"/>
-        </w:rPr>
-      </w:pPr>
-      <w:r>
-        <w:rPr>
-          <w:rFonts w:ascii="Courier New" w:hAnsi="Courier New" w:cs="Courier New"/>
-          <w:sz w:val="20"/>
-          <w:szCs w:val="20"/>
-          <w:lang w:val="en-GB"/>
-        </w:rPr>
-        <w:t xml:space="preserve">import </w:t>
-      </w:r>
-      <w:proofErr w:type="spellStart"/>
-      <w:proofErr w:type="gramStart"/>
-      <w:r>
-        <w:rPr>
-          <w:rFonts w:ascii="Courier New" w:hAnsi="Courier New" w:cs="Courier New"/>
-          <w:sz w:val="20"/>
-          <w:szCs w:val="20"/>
-          <w:lang w:val="en-GB"/>
-        </w:rPr>
-        <w:t>java.util</w:t>
-      </w:r>
-      <w:proofErr w:type="gramEnd"/>
-      <w:r>
-        <w:rPr>
-          <w:rFonts w:ascii="Courier New" w:hAnsi="Courier New" w:cs="Courier New"/>
-          <w:sz w:val="20"/>
-          <w:szCs w:val="20"/>
-          <w:lang w:val="en-GB"/>
-        </w:rPr>
-        <w:t>.List</w:t>
-      </w:r>
-      <w:proofErr w:type="spellEnd"/>
-      <w:r>
-        <w:rPr>
-          <w:rFonts w:ascii="Courier New" w:hAnsi="Courier New" w:cs="Courier New"/>
-          <w:sz w:val="20"/>
-          <w:szCs w:val="20"/>
-          <w:lang w:val="en-GB"/>
-        </w:rPr>
-        <w:t>;</w:t>
-      </w:r>
-    </w:p>
-    <w:p>
-      <w:pPr>
-        <w:shd w:val="clear" w:color="auto" w:fill="C1F0C7" w:themeFill="accent3" w:themeFillTint="33"/>
-        <w:spacing w:after="0"/>
-        <w:rPr>
-          <w:rFonts w:ascii="Courier New" w:hAnsi="Courier New" w:cs="Courier New"/>
-          <w:sz w:val="20"/>
-          <w:szCs w:val="20"/>
-          <w:lang w:val="en-GB"/>
-        </w:rPr>
-      </w:pPr>
-    </w:p>
-    <w:p>
-      <w:pPr>
-        <w:shd w:val="clear" w:color="auto" w:fill="C1F0C7" w:themeFill="accent3" w:themeFillTint="33"/>
-        <w:spacing w:after="0"/>
-        <w:rPr>
-          <w:rFonts w:ascii="Courier New" w:hAnsi="Courier New" w:cs="Courier New"/>
-          <w:sz w:val="20"/>
-          <w:szCs w:val="20"/>
-          <w:lang w:val="en-GB"/>
-        </w:rPr>
-      </w:pPr>
-      <w:r>
-        <w:rPr>
-          <w:rFonts w:ascii="Courier New" w:hAnsi="Courier New" w:cs="Courier New"/>
-          <w:sz w:val="20"/>
-          <w:szCs w:val="20"/>
-          <w:lang w:val="en-GB"/>
-        </w:rPr>
-        <w:t>@RestController</w:t>
-      </w:r>
-    </w:p>
-    <w:p>
-      <w:pPr>
-        <w:shd w:val="clear" w:color="auto" w:fill="C1F0C7" w:themeFill="accent3" w:themeFillTint="33"/>
-        <w:spacing w:after="0"/>
-        <w:rPr>
-          <w:rFonts w:ascii="Courier New" w:hAnsi="Courier New" w:cs="Courier New"/>
-          <w:sz w:val="20"/>
-          <w:szCs w:val="20"/>
-          <w:lang w:val="en-GB"/>
-        </w:rPr>
-      </w:pPr>
-      <w:r>
-        <w:rPr>
-          <w:rFonts w:ascii="Courier New" w:hAnsi="Courier New" w:cs="Courier New"/>
-          <w:sz w:val="20"/>
-          <w:szCs w:val="20"/>
-          <w:lang w:val="en-GB"/>
-        </w:rPr>
-        <w:t xml:space="preserve">public class </w:t>
-      </w:r>
-      <w:proofErr w:type="spellStart"/>
-      <w:r>
-        <w:rPr>
-          <w:rFonts w:ascii="Courier New" w:hAnsi="Courier New" w:cs="Courier New"/>
-          <w:sz w:val="20"/>
-          <w:szCs w:val="20"/>
-          <w:lang w:val="en-GB"/>
-        </w:rPr>
-        <w:t>ProfesorController</w:t>
-      </w:r>
-      <w:proofErr w:type="spellEnd"/>
-      <w:r>
-        <w:rPr>
-          <w:rFonts w:ascii="Courier New" w:hAnsi="Courier New" w:cs="Courier New"/>
-          <w:sz w:val="20"/>
-          <w:szCs w:val="20"/>
-          <w:lang w:val="en-GB"/>
-        </w:rPr>
-        <w:t xml:space="preserve"> {</w:t>
-      </w:r>
-    </w:p>
-    <w:p>
-      <w:pPr>
-        <w:shd w:val="clear" w:color="auto" w:fill="C1F0C7" w:themeFill="accent3" w:themeFillTint="33"/>
-        <w:spacing w:after="0"/>
-        <w:rPr>
-          <w:rFonts w:ascii="Courier New" w:hAnsi="Courier New" w:cs="Courier New"/>
-          <w:sz w:val="20"/>
-          <w:szCs w:val="20"/>
-          <w:lang w:val="en-GB"/>
-        </w:rPr>
-      </w:pPr>
-    </w:p>
-    <w:p>
-      <w:pPr>
-        <w:shd w:val="clear" w:color="auto" w:fill="C1F0C7" w:themeFill="accent3" w:themeFillTint="33"/>
-        <w:spacing w:after="0"/>
-        <w:rPr>
-          <w:rFonts w:ascii="Courier New" w:hAnsi="Courier New" w:cs="Courier New"/>
-          <w:sz w:val="20"/>
-          <w:szCs w:val="20"/>
-          <w:lang w:val="en-GB"/>
-        </w:rPr>
-      </w:pPr>
-      <w:r>
-        <w:rPr>
-          <w:rFonts w:ascii="Courier New" w:hAnsi="Courier New" w:cs="Courier New"/>
-          <w:sz w:val="20"/>
-          <w:szCs w:val="20"/>
-          <w:lang w:val="en-GB"/>
-        </w:rPr>
-        <w:t xml:space="preserve">    private final </w:t>
-      </w:r>
-      <w:proofErr w:type="spellStart"/>
-      <w:r>
-        <w:rPr>
-          <w:rFonts w:ascii="Courier New" w:hAnsi="Courier New" w:cs="Courier New"/>
-          <w:sz w:val="20"/>
-          <w:szCs w:val="20"/>
-          <w:lang w:val="en-GB"/>
-        </w:rPr>
-        <w:t>ProfesorRepository</w:t>
-      </w:r>
-      <w:proofErr w:type="spellEnd"/>
-      <w:r>
-        <w:rPr>
-          <w:rFonts w:ascii="Courier New" w:hAnsi="Courier New" w:cs="Courier New"/>
-          <w:sz w:val="20"/>
-          <w:szCs w:val="20"/>
-          <w:lang w:val="en-GB"/>
-        </w:rPr>
-        <w:t xml:space="preserve"> </w:t>
-      </w:r>
-      <w:proofErr w:type="spellStart"/>
-      <w:proofErr w:type="gramStart"/>
-      <w:r>
-        <w:rPr>
-          <w:rFonts w:ascii="Courier New" w:hAnsi="Courier New" w:cs="Courier New"/>
-          <w:sz w:val="20"/>
-          <w:szCs w:val="20"/>
-          <w:lang w:val="en-GB"/>
-        </w:rPr>
-        <w:t>profesorRepository</w:t>
-      </w:r>
-      <w:proofErr w:type="spellEnd"/>
-      <w:r>
-        <w:rPr>
-          <w:rFonts w:ascii="Courier New" w:hAnsi="Courier New" w:cs="Courier New"/>
-          <w:sz w:val="20"/>
-          <w:szCs w:val="20"/>
-          <w:lang w:val="en-GB"/>
-        </w:rPr>
-        <w:t>;</w:t>
-      </w:r>
-      <w:proofErr w:type="gramEnd"/>
-    </w:p>
-    <w:p>
-      <w:pPr>
-        <w:shd w:val="clear" w:color="auto" w:fill="C1F0C7" w:themeFill="accent3" w:themeFillTint="33"/>
-        <w:spacing w:after="0"/>
-        <w:rPr>
-          <w:rFonts w:ascii="Courier New" w:hAnsi="Courier New" w:cs="Courier New"/>
-          <w:sz w:val="20"/>
-          <w:szCs w:val="20"/>
-          <w:lang w:val="en-GB"/>
-        </w:rPr>
-      </w:pPr>
-    </w:p>
-    <w:p>
-      <w:pPr>
-        <w:shd w:val="clear" w:color="auto" w:fill="C1F0C7" w:themeFill="accent3" w:themeFillTint="33"/>
-        <w:spacing w:after="0"/>
-        <w:rPr>
-          <w:rFonts w:ascii="Courier New" w:hAnsi="Courier New" w:cs="Courier New"/>
-          <w:sz w:val="20"/>
-          <w:szCs w:val="20"/>
-          <w:lang w:val="en-GB"/>
-        </w:rPr>
-      </w:pPr>
-      <w:r>
-        <w:rPr>
-          <w:rFonts w:ascii="Courier New" w:hAnsi="Courier New" w:cs="Courier New"/>
-          <w:sz w:val="20"/>
-          <w:szCs w:val="20"/>
-          <w:lang w:val="en-GB"/>
-        </w:rPr>
-        <w:t xml:space="preserve">    public </w:t>
-      </w:r>
-      <w:proofErr w:type="spellStart"/>
-      <w:proofErr w:type="gramStart"/>
-      <w:r>
-        <w:rPr>
-          <w:rFonts w:ascii="Courier New" w:hAnsi="Courier New" w:cs="Courier New"/>
-          <w:sz w:val="20"/>
-          <w:szCs w:val="20"/>
-          <w:lang w:val="en-GB"/>
-        </w:rPr>
-        <w:t>ProfesorController</w:t>
-      </w:r>
-      <w:proofErr w:type="spellEnd"/>
-      <w:r>
-        <w:rPr>
-          <w:rFonts w:ascii="Courier New" w:hAnsi="Courier New" w:cs="Courier New"/>
-          <w:sz w:val="20"/>
-          <w:szCs w:val="20"/>
-          <w:lang w:val="en-GB"/>
-        </w:rPr>
-        <w:t>(</w:t>
-      </w:r>
-      <w:proofErr w:type="spellStart"/>
-      <w:proofErr w:type="gramEnd"/>
-      <w:r>
-        <w:rPr>
-          <w:rFonts w:ascii="Courier New" w:hAnsi="Courier New" w:cs="Courier New"/>
-          <w:sz w:val="20"/>
-          <w:szCs w:val="20"/>
-          <w:lang w:val="en-GB"/>
-        </w:rPr>
-        <w:t>ProfesorRepository</w:t>
-      </w:r>
-      <w:proofErr w:type="spellEnd"/>
-      <w:r>
-        <w:rPr>
-          <w:rFonts w:ascii="Courier New" w:hAnsi="Courier New" w:cs="Courier New"/>
-          <w:sz w:val="20"/>
-          <w:szCs w:val="20"/>
-          <w:lang w:val="en-GB"/>
-        </w:rPr>
-        <w:t xml:space="preserve"> </w:t>
-      </w:r>
-      <w:proofErr w:type="spellStart"/>
-      <w:r>
-        <w:rPr>
-          <w:rFonts w:ascii="Courier New" w:hAnsi="Courier New" w:cs="Courier New"/>
-          <w:sz w:val="20"/>
-          <w:szCs w:val="20"/>
-          <w:lang w:val="en-GB"/>
-        </w:rPr>
-        <w:t>profesorRepository</w:t>
-      </w:r>
-      <w:proofErr w:type="spellEnd"/>
-      <w:r>
-        <w:rPr>
-          <w:rFonts w:ascii="Courier New" w:hAnsi="Courier New" w:cs="Courier New"/>
-          <w:sz w:val="20"/>
-          <w:szCs w:val="20"/>
-          <w:lang w:val="en-GB"/>
-        </w:rPr>
-        <w:t>) {</w:t>
-      </w:r>
-    </w:p>
-    <w:p>
-      <w:pPr>
-        <w:shd w:val="clear" w:color="auto" w:fill="C1F0C7" w:themeFill="accent3" w:themeFillTint="33"/>
-        <w:spacing w:after="0"/>
-        <w:rPr>
-          <w:rFonts w:ascii="Courier New" w:hAnsi="Courier New" w:cs="Courier New"/>
-          <w:sz w:val="20"/>
-          <w:szCs w:val="20"/>
-          <w:lang w:val="en-GB"/>
-        </w:rPr>
-      </w:pPr>
-      <w:r>
-        <w:rPr>
-          <w:rFonts w:ascii="Courier New" w:hAnsi="Courier New" w:cs="Courier New"/>
-          <w:sz w:val="20"/>
-          <w:szCs w:val="20"/>
-          <w:lang w:val="en-GB"/>
-        </w:rPr>
-        <w:t xml:space="preserve">        </w:t>
-      </w:r>
-      <w:proofErr w:type="spellStart"/>
-      <w:proofErr w:type="gramStart"/>
-      <w:r>
-        <w:rPr>
-          <w:rFonts w:ascii="Courier New" w:hAnsi="Courier New" w:cs="Courier New"/>
-          <w:sz w:val="20"/>
-          <w:szCs w:val="20"/>
-          <w:lang w:val="en-GB"/>
-        </w:rPr>
-        <w:t>this.profesorRepository</w:t>
-      </w:r>
-      <w:proofErr w:type="spellEnd"/>
-      <w:proofErr w:type="gramEnd"/>
-      <w:r>
-        <w:rPr>
-          <w:rFonts w:ascii="Courier New" w:hAnsi="Courier New" w:cs="Courier New"/>
-          <w:sz w:val="20"/>
-          <w:szCs w:val="20"/>
-          <w:lang w:val="en-GB"/>
-        </w:rPr>
-        <w:t xml:space="preserve"> = </w:t>
-      </w:r>
-      <w:proofErr w:type="spellStart"/>
-      <w:r>
-        <w:rPr>
-          <w:rFonts w:ascii="Courier New" w:hAnsi="Courier New" w:cs="Courier New"/>
-          <w:sz w:val="20"/>
-          <w:szCs w:val="20"/>
-          <w:lang w:val="en-GB"/>
-        </w:rPr>
-        <w:t>profesorRepository</w:t>
-      </w:r>
-      <w:proofErr w:type="spellEnd"/>
-      <w:r>
-        <w:rPr>
-          <w:rFonts w:ascii="Courier New" w:hAnsi="Courier New" w:cs="Courier New"/>
-          <w:sz w:val="20"/>
-          <w:szCs w:val="20"/>
-          <w:lang w:val="en-GB"/>
-        </w:rPr>
-        <w:t>;</w:t>
-      </w:r>
-    </w:p>
-    <w:p>
-      <w:pPr>
-        <w:shd w:val="clear" w:color="auto" w:fill="C1F0C7" w:themeFill="accent3" w:themeFillTint="33"/>
-        <w:spacing w:after="0"/>
-        <w:rPr>
-          <w:rFonts w:ascii="Courier New" w:hAnsi="Courier New" w:cs="Courier New"/>
-          <w:sz w:val="20"/>
-          <w:szCs w:val="20"/>
-          <w:lang w:val="en-GB"/>
-        </w:rPr>
-      </w:pPr>
-      <w:r>
-        <w:rPr>
-          <w:rFonts w:ascii="Courier New" w:hAnsi="Courier New" w:cs="Courier New"/>
-          <w:sz w:val="20"/>
-          <w:szCs w:val="20"/>
-          <w:lang w:val="en-GB"/>
-        </w:rPr>
-        <w:t xml:space="preserve">    }</w:t>
-      </w:r>
-    </w:p>
-    <w:p>
-      <w:pPr>
-        <w:shd w:val="clear" w:color="auto" w:fill="C1F0C7" w:themeFill="accent3" w:themeFillTint="33"/>
-        <w:spacing w:after="0"/>
-        <w:rPr>
-          <w:rFonts w:ascii="Courier New" w:hAnsi="Courier New" w:cs="Courier New"/>
-          <w:sz w:val="20"/>
-          <w:szCs w:val="20"/>
-          <w:lang w:val="en-GB"/>
-        </w:rPr>
-      </w:pPr>
-    </w:p>
-    <w:p>
-      <w:pPr>
-        <w:shd w:val="clear" w:color="auto" w:fill="C1F0C7" w:themeFill="accent3" w:themeFillTint="33"/>
-        <w:spacing w:after="0"/>
-        <w:rPr>
-          <w:rFonts w:ascii="Courier New" w:hAnsi="Courier New" w:cs="Courier New"/>
-          <w:sz w:val="20"/>
-          <w:szCs w:val="20"/>
-          <w:lang w:val="en-GB"/>
-        </w:rPr>
-      </w:pPr>
-      <w:r>
-        <w:rPr>
-          <w:rFonts w:ascii="Courier New" w:hAnsi="Courier New" w:cs="Courier New"/>
-          <w:sz w:val="20"/>
-          <w:szCs w:val="20"/>
-          <w:lang w:val="en-GB"/>
-        </w:rPr>
-        <w:t xml:space="preserve">    @GetMapping("/profesores")</w:t>
-      </w:r>
-    </w:p>
-    <w:p>
-      <w:pPr>
-        <w:shd w:val="clear" w:color="auto" w:fill="C1F0C7" w:themeFill="accent3" w:themeFillTint="33"/>
-        <w:spacing w:after="0"/>
-        <w:rPr>
-          <w:rFonts w:ascii="Courier New" w:hAnsi="Courier New" w:cs="Courier New"/>
-          <w:sz w:val="20"/>
-          <w:szCs w:val="20"/>
-          <w:lang w:val="en-GB"/>
-        </w:rPr>
-      </w:pPr>
-      <w:r>
-        <w:rPr>
-          <w:rFonts w:ascii="Courier New" w:hAnsi="Courier New" w:cs="Courier New"/>
-          <w:sz w:val="20"/>
-          <w:szCs w:val="20"/>
-          <w:lang w:val="en-GB"/>
-        </w:rPr>
-        <w:t xml:space="preserve">    public List&lt;</w:t>
-      </w:r>
-      <w:proofErr w:type="spellStart"/>
-      <w:r>
-        <w:rPr>
-          <w:rFonts w:ascii="Courier New" w:hAnsi="Courier New" w:cs="Courier New"/>
-          <w:sz w:val="20"/>
-          <w:szCs w:val="20"/>
-          <w:lang w:val="en-GB"/>
-        </w:rPr>
-        <w:t>Profesor</w:t>
-      </w:r>
-      <w:proofErr w:type="spellEnd"/>
-      <w:r>
-        <w:rPr>
-          <w:rFonts w:ascii="Courier New" w:hAnsi="Courier New" w:cs="Courier New"/>
-          <w:sz w:val="20"/>
-          <w:szCs w:val="20"/>
-          <w:lang w:val="en-GB"/>
-        </w:rPr>
-        <w:t xml:space="preserve">&gt; </w:t>
-      </w:r>
-      <w:proofErr w:type="spellStart"/>
-      <w:proofErr w:type="gramStart"/>
-      <w:r>
-        <w:rPr>
-          <w:rFonts w:ascii="Courier New" w:hAnsi="Courier New" w:cs="Courier New"/>
-          <w:sz w:val="20"/>
-          <w:szCs w:val="20"/>
-          <w:lang w:val="en-GB"/>
-        </w:rPr>
-        <w:t>getAllProfesores</w:t>
-      </w:r>
-      <w:proofErr w:type="spellEnd"/>
-      <w:r>
-        <w:rPr>
-          <w:rFonts w:ascii="Courier New" w:hAnsi="Courier New" w:cs="Courier New"/>
-          <w:sz w:val="20"/>
-          <w:szCs w:val="20"/>
-          <w:lang w:val="en-GB"/>
-        </w:rPr>
-        <w:t>(</w:t>
-      </w:r>
-      <w:proofErr w:type="gramEnd"/>
-      <w:r>
-        <w:rPr>
-          <w:rFonts w:ascii="Courier New" w:hAnsi="Courier New" w:cs="Courier New"/>
-          <w:sz w:val="20"/>
-          <w:szCs w:val="20"/>
-          <w:lang w:val="en-GB"/>
-        </w:rPr>
-        <w:t>) {</w:t>
-      </w:r>
-    </w:p>
-    <w:p>
-      <w:pPr>
-        <w:shd w:val="clear" w:color="auto" w:fill="C1F0C7" w:themeFill="accent3" w:themeFillTint="33"/>
-        <w:spacing w:after="0"/>
-        <w:rPr>
-          <w:rFonts w:ascii="Courier New" w:hAnsi="Courier New" w:cs="Courier New"/>
-          <w:sz w:val="20"/>
-          <w:szCs w:val="20"/>
-          <w:lang w:val="en-GB"/>
-        </w:rPr>
-      </w:pPr>
-      <w:r>
-        <w:rPr>
-          <w:rFonts w:ascii="Courier New" w:hAnsi="Courier New" w:cs="Courier New"/>
-          <w:sz w:val="20"/>
-          <w:szCs w:val="20"/>
-          <w:lang w:val="en-GB"/>
-        </w:rPr>
-        <w:t xml:space="preserve">        return </w:t>
-      </w:r>
-      <w:proofErr w:type="spellStart"/>
-      <w:r>
-        <w:rPr>
-          <w:rFonts w:ascii="Courier New" w:hAnsi="Courier New" w:cs="Courier New"/>
-          <w:sz w:val="20"/>
-          <w:szCs w:val="20"/>
-          <w:lang w:val="en-GB"/>
-        </w:rPr>
-        <w:t>profesorRepository.findAll</w:t>
-      </w:r>
-      <w:proofErr w:type="spellEnd"/>
-      <w:r>
-        <w:rPr>
-          <w:rFonts w:ascii="Courier New" w:hAnsi="Courier New" w:cs="Courier New"/>
-          <w:sz w:val="20"/>
-          <w:szCs w:val="20"/>
-          <w:lang w:val="en-GB"/>
-        </w:rPr>
-        <w:t>(</w:t>
-      </w:r>
-      <w:proofErr w:type="gramStart"/>
-      <w:r>
-        <w:rPr>
-          <w:rFonts w:ascii="Courier New" w:hAnsi="Courier New" w:cs="Courier New"/>
-          <w:sz w:val="20"/>
-          <w:szCs w:val="20"/>
-          <w:lang w:val="en-GB"/>
-        </w:rPr>
-        <w:t>);</w:t>
-      </w:r>
-      <w:proofErr w:type="gramEnd"/>
-    </w:p>
-    <w:p>
-      <w:pPr>
-        <w:shd w:val="clear" w:color="auto" w:fill="C1F0C7" w:themeFill="accent3" w:themeFillTint="33"/>
-        <w:spacing w:after="0"/>
-        <w:rPr>
-          <w:rFonts w:ascii="Courier New" w:hAnsi="Courier New" w:cs="Courier New"/>
-          <w:sz w:val="20"/>
-          <w:szCs w:val="20"/>
-          <w:lang w:val="en-GB"/>
-        </w:rPr>
-      </w:pPr>
-      <w:r>
-        <w:rPr>
-          <w:rFonts w:ascii="Courier New" w:hAnsi="Courier New" w:cs="Courier New"/>
-          <w:sz w:val="20"/>
-          <w:szCs w:val="20"/>
-          <w:lang w:val="en-GB"/>
-        </w:rPr>
-        <w:t xml:space="preserve">    }</w:t>
-      </w:r>
-    </w:p>
-    <w:p>
-      <w:pPr>
-        <w:shd w:val="clear" w:color="auto" w:fill="C1F0C7" w:themeFill="accent3" w:themeFillTint="33"/>
-        <w:spacing w:after="0"/>
-        <w:rPr>
-          <w:rFonts w:ascii="Courier New" w:hAnsi="Courier New" w:cs="Courier New"/>
-          <w:sz w:val="20"/>
-          <w:szCs w:val="20"/>
-        </w:rPr>
-      </w:pPr>
-      <w:r>
-        <w:rPr>
-          <w:rFonts w:ascii="Courier New" w:hAnsi="Courier New" w:cs="Courier New"/>
-          <w:sz w:val="20"/>
-          <w:szCs w:val="20"/>
-        </w:rPr>
-        <w:t>}</w:t>
-      </w:r>
-    </w:p>
-    <w:p>
-      <w:pPr>
-        <w:spacing w:after="0"/>
-        <w:rPr>
-          <w:rFonts w:ascii="Courier New" w:hAnsi="Courier New" w:cs="Courier New"/>
-          <w:sz w:val="20"/>
-          <w:szCs w:val="20"/>
-        </w:rPr>
-      </w:pPr>
-    </w:p>
-    <w:p>
-      <w:pPr>
-        <w:spacing w:after="0"/>
-        <w:rPr>
-          <w:rFonts w:ascii="Courier New" w:hAnsi="Courier New" w:cs="Courier New"/>
-          <w:sz w:val="20"/>
-          <w:szCs w:val="20"/>
-        </w:rPr>
-      </w:pPr>
-      <w:proofErr w:type="spellStart"/>
-      <w:r>
-        <w:rPr>
-          <w:rFonts w:ascii="Courier New" w:hAnsi="Courier New" w:cs="Courier New"/>
-          <w:sz w:val="20"/>
-          <w:szCs w:val="20"/>
-        </w:rPr>
-        <w:t>ProfesorRepository</w:t>
-      </w:r>
-      <w:proofErr w:type="spellEnd"/>
-    </w:p>
-    <w:p>
-      <w:pPr>
-        <w:spacing w:after="0"/>
-        <w:rPr>
-          <w:rFonts w:ascii="Courier New" w:hAnsi="Courier New" w:cs="Courier New"/>
-          <w:sz w:val="20"/>
-          <w:szCs w:val="20"/>
-        </w:rPr>
-      </w:pPr>
-    </w:p>
-    <w:p>
-      <w:pPr>
-        <w:shd w:val="clear" w:color="auto" w:fill="C1F0C7" w:themeFill="accent3" w:themeFillTint="33"/>
-        <w:spacing w:after="0"/>
-        <w:rPr>
-          <w:rFonts w:ascii="Courier New" w:hAnsi="Courier New" w:cs="Courier New"/>
-          <w:sz w:val="20"/>
-          <w:szCs w:val="20"/>
-          <w:lang w:val="en-GB"/>
-        </w:rPr>
-      </w:pPr>
-      <w:r>
-        <w:rPr>
-          <w:rFonts w:ascii="Courier New" w:hAnsi="Courier New" w:cs="Courier New"/>
-          <w:sz w:val="20"/>
-          <w:szCs w:val="20"/>
-          <w:lang w:val="en-GB"/>
-        </w:rPr>
-        <w:lastRenderedPageBreak/>
-        <w:t>package com.</w:t>
-      </w:r>
-      <w:proofErr w:type="gramStart"/>
-      <w:r>
-        <w:rPr>
-          <w:rFonts w:ascii="Courier New" w:hAnsi="Courier New" w:cs="Courier New"/>
-          <w:sz w:val="20"/>
-          <w:szCs w:val="20"/>
-          <w:lang w:val="en-GB"/>
-        </w:rPr>
-        <w:t>example.demo</w:t>
-      </w:r>
-      <w:proofErr w:type="gramEnd"/>
-      <w:r>
-        <w:rPr>
-          <w:rFonts w:ascii="Courier New" w:hAnsi="Courier New" w:cs="Courier New"/>
-          <w:sz w:val="20"/>
-          <w:szCs w:val="20"/>
-          <w:lang w:val="en-GB"/>
-        </w:rPr>
-        <w:t>.repository;</w:t>
-      </w:r>
-    </w:p>
-    <w:p>
-      <w:pPr>
-        <w:shd w:val="clear" w:color="auto" w:fill="C1F0C7" w:themeFill="accent3" w:themeFillTint="33"/>
-        <w:spacing w:after="0"/>
-        <w:rPr>
-          <w:rFonts w:ascii="Courier New" w:hAnsi="Courier New" w:cs="Courier New"/>
-          <w:sz w:val="20"/>
-          <w:szCs w:val="20"/>
-          <w:lang w:val="en-GB"/>
-        </w:rPr>
-      </w:pPr>
-    </w:p>
-    <w:p>
-      <w:pPr>
-        <w:shd w:val="clear" w:color="auto" w:fill="C1F0C7" w:themeFill="accent3" w:themeFillTint="33"/>
-        <w:spacing w:after="0"/>
-        <w:rPr>
-          <w:rFonts w:ascii="Courier New" w:hAnsi="Courier New" w:cs="Courier New"/>
-          <w:sz w:val="20"/>
-          <w:szCs w:val="20"/>
-          <w:lang w:val="en-GB"/>
-        </w:rPr>
-      </w:pPr>
-      <w:r>
-        <w:rPr>
-          <w:rFonts w:ascii="Courier New" w:hAnsi="Courier New" w:cs="Courier New"/>
-          <w:sz w:val="20"/>
-          <w:szCs w:val="20"/>
-          <w:lang w:val="en-GB"/>
-        </w:rPr>
-        <w:t>import com.</w:t>
-      </w:r>
-      <w:proofErr w:type="gramStart"/>
-      <w:r>
-        <w:rPr>
-          <w:rFonts w:ascii="Courier New" w:hAnsi="Courier New" w:cs="Courier New"/>
-          <w:sz w:val="20"/>
-          <w:szCs w:val="20"/>
-          <w:lang w:val="en-GB"/>
-        </w:rPr>
-        <w:t>example.demo</w:t>
-      </w:r>
-      <w:proofErr w:type="gramEnd"/>
-      <w:r>
-        <w:rPr>
-          <w:rFonts w:ascii="Courier New" w:hAnsi="Courier New" w:cs="Courier New"/>
-          <w:sz w:val="20"/>
-          <w:szCs w:val="20"/>
-          <w:lang w:val="en-GB"/>
-        </w:rPr>
-        <w:t>.entity.Profesor;</w:t>
-      </w:r>
-    </w:p>
-    <w:p>
-      <w:pPr>
-        <w:shd w:val="clear" w:color="auto" w:fill="C1F0C7" w:themeFill="accent3" w:themeFillTint="33"/>
-        <w:spacing w:after="0"/>
-        <w:rPr>
-          <w:rFonts w:ascii="Courier New" w:hAnsi="Courier New" w:cs="Courier New"/>
-          <w:sz w:val="20"/>
-          <w:szCs w:val="20"/>
-          <w:lang w:val="en-GB"/>
-        </w:rPr>
-      </w:pPr>
-      <w:r>
-        <w:rPr>
-          <w:rFonts w:ascii="Courier New" w:hAnsi="Courier New" w:cs="Courier New"/>
-          <w:sz w:val="20"/>
-          <w:szCs w:val="20"/>
-          <w:lang w:val="en-GB"/>
-        </w:rPr>
-        <w:t xml:space="preserve">import </w:t>
-      </w:r>
       <w:proofErr w:type="gramStart"/>
       <w:r>
         <w:rPr>
@@ -14333,8 +14772,19 @@
           <w:szCs w:val="20"/>
           <w:lang w:val="en-GB"/>
         </w:rPr>
-        <w:t>.JpaRepository;</w:t>
-      </w:r>
+        <w:t>.</w:t>
+      </w:r>
+      <w:proofErr w:type="gramStart"/>
+      <w:r>
+        <w:rPr>
+          <w:rFonts w:ascii="Courier New" w:hAnsi="Courier New" w:cs="Courier New"/>
+          <w:sz w:val="20"/>
+          <w:szCs w:val="20"/>
+          <w:lang w:val="en-GB"/>
+        </w:rPr>
+        <w:t>JpaRepository;</w:t>
+      </w:r>
+      <w:proofErr w:type="gramEnd"/>
     </w:p>
     <w:p>
       <w:pPr>
@@ -14846,6 +15296,7 @@
           <w:bCs/>
           <w:color w:val="FFFFFF" w:themeColor="background1"/>
         </w:rPr>
+        <w:lastRenderedPageBreak/>
         <w:t>Reto</w:t>
       </w:r>
     </w:p>
@@ -14859,7 +15310,6 @@
         <w:spacing w:after="0"/>
       </w:pPr>
       <w:r>
-        <w:lastRenderedPageBreak/>
         <w:t xml:space="preserve">Crea una base de datos, con dos tablas y crea </w:t>
       </w:r>
       <w:r>
